--- a/reference/Open Ophthalmology_Upd_April2026.docx
+++ b/reference/Open Ophthalmology_Upd_April2026.docx
@@ -30,6 +30,7 @@
         <w:spacing w:after="120" w:line="360" w:lineRule="auto"/>
         <w:rPr>
           <w:rFonts w:ascii="Times New Roman" w:hAnsi="Times New Roman" w:cs="Times New Roman"/>
+          <w:strike/>
           <w:color w:val="EE0000"/>
           <w:sz w:val="18"/>
           <w:szCs w:val="18"/>
@@ -38,6 +39,7 @@
       <w:r>
         <w:rPr>
           <w:rFonts w:ascii="Times New Roman" w:hAnsi="Times New Roman" w:cs="Times New Roman"/>
+          <w:strike/>
           <w:color w:val="EE0000"/>
           <w:sz w:val="18"/>
           <w:szCs w:val="18"/>
@@ -50,6 +52,7 @@
         <w:spacing w:after="120" w:line="360" w:lineRule="auto"/>
         <w:rPr>
           <w:rFonts w:ascii="Times New Roman" w:hAnsi="Times New Roman" w:cs="Times New Roman"/>
+          <w:strike/>
           <w:color w:val="EE0000"/>
           <w:sz w:val="18"/>
           <w:szCs w:val="18"/>
@@ -58,6 +61,7 @@
       <w:r>
         <w:rPr>
           <w:rFonts w:ascii="Times New Roman" w:hAnsi="Times New Roman" w:cs="Times New Roman"/>
+          <w:strike/>
           <w:color w:val="EE0000"/>
           <w:sz w:val="18"/>
           <w:szCs w:val="18"/>
@@ -72,6 +76,7 @@
           <w:rFonts w:ascii="Times New Roman" w:hAnsi="Times New Roman" w:cs="Times New Roman"/>
           <w:b/>
           <w:bCs/>
+          <w:strike/>
           <w:color w:val="EE0000"/>
           <w:sz w:val="18"/>
           <w:szCs w:val="18"/>
@@ -82,6 +87,7 @@
           <w:rFonts w:ascii="Times New Roman" w:hAnsi="Times New Roman" w:cs="Times New Roman"/>
           <w:b/>
           <w:bCs/>
+          <w:strike/>
           <w:color w:val="EE0000"/>
           <w:sz w:val="18"/>
           <w:szCs w:val="18"/>
@@ -697,6 +703,7 @@
         <w:jc w:val="both"/>
         <w:rPr>
           <w:rFonts w:ascii="Times New Roman" w:eastAsia="Times New Roman" w:hAnsi="Times New Roman" w:cs="Times New Roman"/>
+          <w:strike/>
           <w:color w:val="FF0000"/>
           <w:spacing w:val="6"/>
           <w:sz w:val="18"/>
@@ -707,6 +714,7 @@
       <w:r>
         <w:rPr>
           <w:rFonts w:ascii="Times New Roman" w:eastAsia="Times New Roman" w:hAnsi="Times New Roman" w:cs="Times New Roman"/>
+          <w:strike/>
           <w:color w:val="FF0000"/>
           <w:spacing w:val="6"/>
           <w:sz w:val="18"/>
@@ -720,6 +728,7 @@
           <w:rFonts w:ascii="Times New Roman" w:eastAsia="Times New Roman" w:hAnsi="Times New Roman" w:cs="Times New Roman"/>
           <w:i/>
           <w:iCs/>
+          <w:strike/>
           <w:color w:val="FF0000"/>
           <w:spacing w:val="6"/>
           <w:sz w:val="18"/>
@@ -733,6 +742,7 @@
           <w:rFonts w:ascii="Times New Roman" w:eastAsia="Times New Roman" w:hAnsi="Times New Roman" w:cs="Times New Roman"/>
           <w:b/>
           <w:bCs/>
+          <w:strike/>
           <w:color w:val="00B050"/>
           <w:spacing w:val="6"/>
           <w:sz w:val="18"/>
@@ -746,6 +756,7 @@
           <w:rFonts w:ascii="Times New Roman" w:eastAsia="Times New Roman" w:hAnsi="Times New Roman" w:cs="Times New Roman"/>
           <w:b/>
           <w:bCs/>
+          <w:strike/>
           <w:color w:val="333333"/>
           <w:spacing w:val="6"/>
           <w:sz w:val="18"/>
@@ -761,6 +772,7 @@
             <w:rFonts w:ascii="Times New Roman" w:eastAsia="Times New Roman" w:hAnsi="Times New Roman" w:cs="Times New Roman"/>
             <w:b/>
             <w:bCs/>
+            <w:strike/>
             <w:spacing w:val="6"/>
             <w:sz w:val="18"/>
             <w:szCs w:val="18"/>
@@ -774,6 +786,7 @@
           <w:rFonts w:ascii="Times New Roman" w:eastAsia="Times New Roman" w:hAnsi="Times New Roman" w:cs="Times New Roman"/>
           <w:b/>
           <w:bCs/>
+          <w:strike/>
           <w:color w:val="333333"/>
           <w:spacing w:val="6"/>
           <w:sz w:val="18"/>
@@ -789,6 +802,7 @@
             <w:rFonts w:ascii="Times New Roman" w:eastAsia="Times New Roman" w:hAnsi="Times New Roman" w:cs="Times New Roman"/>
             <w:b/>
             <w:bCs/>
+            <w:strike/>
             <w:spacing w:val="6"/>
             <w:sz w:val="18"/>
             <w:szCs w:val="18"/>
@@ -802,6 +816,7 @@
           <w:rFonts w:ascii="Times New Roman" w:eastAsia="Times New Roman" w:hAnsi="Times New Roman" w:cs="Times New Roman"/>
           <w:b/>
           <w:bCs/>
+          <w:strike/>
           <w:color w:val="00B050"/>
           <w:spacing w:val="6"/>
           <w:sz w:val="18"/>
@@ -813,6 +828,7 @@
       <w:r>
         <w:rPr>
           <w:rFonts w:ascii="Times New Roman" w:eastAsia="Times New Roman" w:hAnsi="Times New Roman" w:cs="Times New Roman"/>
+          <w:strike/>
           <w:color w:val="FF0000"/>
           <w:spacing w:val="6"/>
           <w:sz w:val="18"/>
@@ -828,13 +844,15 @@
         <w:jc w:val="both"/>
         <w:rPr>
           <w:rFonts w:ascii="Times New Roman" w:hAnsi="Times New Roman" w:cs="Times New Roman"/>
-          <w:sz w:val="18"/>
-          <w:szCs w:val="18"/>
-        </w:rPr>
-      </w:pPr>
-      <w:r>
-        <w:rPr>
-          <w:rFonts w:ascii="Times New Roman" w:eastAsia="Times New Roman" w:hAnsi="Times New Roman" w:cs="Times New Roman"/>
+          <w:strike/>
+          <w:sz w:val="18"/>
+          <w:szCs w:val="18"/>
+        </w:rPr>
+      </w:pPr>
+      <w:r>
+        <w:rPr>
+          <w:rFonts w:ascii="Times New Roman" w:eastAsia="Times New Roman" w:hAnsi="Times New Roman" w:cs="Times New Roman"/>
+          <w:strike/>
           <w:color w:val="FF0000"/>
           <w:spacing w:val="6"/>
           <w:sz w:val="18"/>
@@ -848,6 +866,7 @@
           <w:rFonts w:ascii="Times New Roman" w:eastAsia="Times New Roman" w:hAnsi="Times New Roman" w:cs="Times New Roman"/>
           <w:i/>
           <w:iCs/>
+          <w:strike/>
           <w:color w:val="FF0000"/>
           <w:spacing w:val="6"/>
           <w:sz w:val="18"/>
@@ -861,6 +880,7 @@
           <w:rFonts w:ascii="Times New Roman" w:eastAsia="Times New Roman" w:hAnsi="Times New Roman" w:cs="Times New Roman"/>
           <w:b/>
           <w:bCs/>
+          <w:strike/>
           <w:color w:val="00B050"/>
           <w:spacing w:val="6"/>
           <w:sz w:val="18"/>
@@ -874,6 +894,7 @@
           <w:rFonts w:ascii="Times New Roman" w:eastAsia="Times New Roman" w:hAnsi="Times New Roman" w:cs="Times New Roman"/>
           <w:b/>
           <w:bCs/>
+          <w:strike/>
           <w:color w:val="333333"/>
           <w:spacing w:val="6"/>
           <w:sz w:val="18"/>
@@ -889,6 +910,7 @@
             <w:rFonts w:ascii="Times New Roman" w:eastAsia="Times New Roman" w:hAnsi="Times New Roman" w:cs="Times New Roman"/>
             <w:b/>
             <w:bCs/>
+            <w:strike/>
             <w:spacing w:val="6"/>
             <w:sz w:val="18"/>
             <w:szCs w:val="18"/>
@@ -902,6 +924,7 @@
           <w:rFonts w:ascii="Times New Roman" w:eastAsia="Times New Roman" w:hAnsi="Times New Roman" w:cs="Times New Roman"/>
           <w:b/>
           <w:bCs/>
+          <w:strike/>
           <w:color w:val="333333"/>
           <w:spacing w:val="6"/>
           <w:sz w:val="18"/>
@@ -917,6 +940,7 @@
             <w:rFonts w:ascii="Times New Roman" w:eastAsia="Times New Roman" w:hAnsi="Times New Roman" w:cs="Times New Roman"/>
             <w:b/>
             <w:bCs/>
+            <w:strike/>
             <w:spacing w:val="6"/>
             <w:sz w:val="18"/>
             <w:szCs w:val="18"/>
@@ -932,13 +956,15 @@
         <w:jc w:val="both"/>
         <w:rPr>
           <w:rFonts w:ascii="Times New Roman" w:hAnsi="Times New Roman" w:cs="Times New Roman"/>
-          <w:sz w:val="18"/>
-          <w:szCs w:val="18"/>
-        </w:rPr>
-      </w:pPr>
-      <w:r>
-        <w:rPr>
-          <w:rFonts w:ascii="Times New Roman" w:eastAsia="Times New Roman" w:hAnsi="Times New Roman" w:cs="Times New Roman"/>
+          <w:strike/>
+          <w:sz w:val="18"/>
+          <w:szCs w:val="18"/>
+        </w:rPr>
+      </w:pPr>
+      <w:r>
+        <w:rPr>
+          <w:rFonts w:ascii="Times New Roman" w:eastAsia="Times New Roman" w:hAnsi="Times New Roman" w:cs="Times New Roman"/>
+          <w:strike/>
           <w:color w:val="FF0000"/>
           <w:spacing w:val="6"/>
           <w:sz w:val="18"/>
@@ -952,6 +978,7 @@
           <w:rFonts w:ascii="Times New Roman" w:eastAsia="Times New Roman" w:hAnsi="Times New Roman" w:cs="Times New Roman"/>
           <w:i/>
           <w:iCs/>
+          <w:strike/>
           <w:color w:val="FF0000"/>
           <w:spacing w:val="6"/>
           <w:sz w:val="18"/>
@@ -965,6 +992,7 @@
           <w:rFonts w:ascii="Times New Roman" w:eastAsia="Times New Roman" w:hAnsi="Times New Roman" w:cs="Times New Roman"/>
           <w:b/>
           <w:bCs/>
+          <w:strike/>
           <w:color w:val="00B050"/>
           <w:spacing w:val="6"/>
           <w:sz w:val="18"/>
@@ -978,6 +1006,7 @@
           <w:rFonts w:ascii="Times New Roman" w:eastAsia="Times New Roman" w:hAnsi="Times New Roman" w:cs="Times New Roman"/>
           <w:b/>
           <w:bCs/>
+          <w:strike/>
           <w:color w:val="333333"/>
           <w:spacing w:val="6"/>
           <w:sz w:val="18"/>
@@ -993,6 +1022,7 @@
             <w:rFonts w:ascii="Times New Roman" w:eastAsia="Times New Roman" w:hAnsi="Times New Roman" w:cs="Times New Roman"/>
             <w:b/>
             <w:bCs/>
+            <w:strike/>
             <w:spacing w:val="6"/>
             <w:sz w:val="18"/>
             <w:szCs w:val="18"/>
@@ -1006,6 +1036,7 @@
           <w:rFonts w:ascii="Times New Roman" w:eastAsia="Times New Roman" w:hAnsi="Times New Roman" w:cs="Times New Roman"/>
           <w:b/>
           <w:bCs/>
+          <w:strike/>
           <w:color w:val="333333"/>
           <w:spacing w:val="6"/>
           <w:sz w:val="18"/>
@@ -1021,6 +1052,7 @@
             <w:rFonts w:ascii="Times New Roman" w:eastAsia="Times New Roman" w:hAnsi="Times New Roman" w:cs="Times New Roman"/>
             <w:b/>
             <w:bCs/>
+            <w:strike/>
             <w:spacing w:val="6"/>
             <w:sz w:val="18"/>
             <w:szCs w:val="18"/>
@@ -1036,13 +1068,15 @@
         <w:jc w:val="both"/>
         <w:rPr>
           <w:rFonts w:ascii="Times New Roman" w:hAnsi="Times New Roman" w:cs="Times New Roman"/>
-          <w:sz w:val="18"/>
-          <w:szCs w:val="18"/>
-        </w:rPr>
-      </w:pPr>
-      <w:r>
-        <w:rPr>
-          <w:rFonts w:ascii="Times New Roman" w:eastAsia="Times New Roman" w:hAnsi="Times New Roman" w:cs="Times New Roman"/>
+          <w:strike/>
+          <w:sz w:val="18"/>
+          <w:szCs w:val="18"/>
+        </w:rPr>
+      </w:pPr>
+      <w:r>
+        <w:rPr>
+          <w:rFonts w:ascii="Times New Roman" w:eastAsia="Times New Roman" w:hAnsi="Times New Roman" w:cs="Times New Roman"/>
+          <w:strike/>
           <w:color w:val="FF0000"/>
           <w:spacing w:val="6"/>
           <w:sz w:val="18"/>
@@ -1056,6 +1090,7 @@
           <w:rFonts w:ascii="Times New Roman" w:eastAsia="Times New Roman" w:hAnsi="Times New Roman" w:cs="Times New Roman"/>
           <w:i/>
           <w:iCs/>
+          <w:strike/>
           <w:color w:val="FF0000"/>
           <w:spacing w:val="6"/>
           <w:sz w:val="18"/>
@@ -1067,6 +1102,7 @@
       <w:r>
         <w:rPr>
           <w:rFonts w:ascii="Times New Roman" w:eastAsia="Times New Roman" w:hAnsi="Times New Roman" w:cs="Times New Roman"/>
+          <w:strike/>
           <w:color w:val="FF0000"/>
           <w:spacing w:val="6"/>
           <w:sz w:val="18"/>
@@ -1080,6 +1116,7 @@
           <w:rFonts w:ascii="Times New Roman" w:eastAsia="Times New Roman" w:hAnsi="Times New Roman" w:cs="Times New Roman"/>
           <w:b/>
           <w:bCs/>
+          <w:strike/>
           <w:color w:val="00B050"/>
           <w:spacing w:val="6"/>
           <w:sz w:val="18"/>
@@ -1093,6 +1130,7 @@
           <w:rFonts w:ascii="Times New Roman" w:eastAsia="Times New Roman" w:hAnsi="Times New Roman" w:cs="Times New Roman"/>
           <w:b/>
           <w:bCs/>
+          <w:strike/>
           <w:color w:val="333333"/>
           <w:spacing w:val="6"/>
           <w:sz w:val="18"/>
@@ -1108,6 +1146,7 @@
             <w:rFonts w:ascii="Times New Roman" w:eastAsia="Times New Roman" w:hAnsi="Times New Roman" w:cs="Times New Roman"/>
             <w:b/>
             <w:bCs/>
+            <w:strike/>
             <w:spacing w:val="6"/>
             <w:sz w:val="18"/>
             <w:szCs w:val="18"/>
@@ -1121,6 +1160,7 @@
           <w:rFonts w:ascii="Times New Roman" w:eastAsia="Times New Roman" w:hAnsi="Times New Roman" w:cs="Times New Roman"/>
           <w:b/>
           <w:bCs/>
+          <w:strike/>
           <w:color w:val="333333"/>
           <w:spacing w:val="6"/>
           <w:sz w:val="18"/>
@@ -1136,6 +1176,7 @@
             <w:rFonts w:ascii="Times New Roman" w:eastAsia="Times New Roman" w:hAnsi="Times New Roman" w:cs="Times New Roman"/>
             <w:b/>
             <w:bCs/>
+            <w:strike/>
             <w:spacing w:val="6"/>
             <w:sz w:val="18"/>
             <w:szCs w:val="18"/>
@@ -1238,6 +1279,7 @@
         <w:jc w:val="both"/>
         <w:rPr>
           <w:rFonts w:ascii="Times New Roman" w:eastAsia="Times New Roman" w:hAnsi="Times New Roman" w:cs="Times New Roman"/>
+          <w:strike/>
           <w:color w:val="000000" w:themeColor="text1"/>
           <w:spacing w:val="6"/>
           <w:sz w:val="18"/>
@@ -1250,6 +1292,7 @@
           <w:rFonts w:ascii="Times New Roman" w:hAnsi="Times New Roman" w:cs="Times New Roman"/>
           <w:b/>
           <w:bCs/>
+          <w:strike/>
           <w:color w:val="000000"/>
           <w:sz w:val="18"/>
           <w:szCs w:val="18"/>
@@ -1259,6 +1302,7 @@
       <w:r>
         <w:rPr>
           <w:rFonts w:ascii="Times New Roman" w:hAnsi="Times New Roman" w:cs="Times New Roman"/>
+          <w:strike/>
           <w:color w:val="000000"/>
           <w:sz w:val="18"/>
           <w:szCs w:val="18"/>
@@ -1268,57 +1312,14 @@
       <w:r>
         <w:rPr>
           <w:rFonts w:ascii="Times New Roman" w:eastAsia="Times New Roman" w:hAnsi="Times New Roman" w:cs="Times New Roman"/>
-          <w:color w:val="000000" w:themeColor="text1"/>
-          <w:spacing w:val="6"/>
-          <w:sz w:val="18"/>
-          <w:szCs w:val="18"/>
-          <w:lang w:eastAsia="en-GB"/>
-        </w:rPr>
-        <w:t xml:space="preserve"> The </w:t>
-      </w:r>
-      <w:r>
-        <w:rPr>
-          <w:rFonts w:ascii="Times New Roman" w:eastAsia="Times New Roman" w:hAnsi="Times New Roman" w:cs="Times New Roman"/>
-          <w:color w:val="000000" w:themeColor="text1"/>
-          <w:spacing w:val="6"/>
-          <w:sz w:val="18"/>
-          <w:szCs w:val="18"/>
-          <w:lang w:eastAsia="en-GB"/>
-        </w:rPr>
-        <w:t>tool</w:t>
-      </w:r>
-      <w:r>
-        <w:rPr>
-          <w:rFonts w:ascii="Times New Roman" w:eastAsia="Times New Roman" w:hAnsi="Times New Roman" w:cs="Times New Roman"/>
-          <w:color w:val="000000" w:themeColor="text1"/>
-          <w:spacing w:val="6"/>
-          <w:sz w:val="18"/>
-          <w:szCs w:val="18"/>
-          <w:lang w:eastAsia="en-GB"/>
-        </w:rPr>
-        <w:t xml:space="preserve"> is described in </w:t>
-      </w:r>
-      <w:r>
-        <w:rPr>
-          <w:rFonts w:ascii="Times New Roman" w:eastAsia="Times New Roman" w:hAnsi="Times New Roman" w:cs="Times New Roman"/>
-          <w:color w:val="000000" w:themeColor="text1"/>
-          <w:spacing w:val="6"/>
-          <w:sz w:val="18"/>
-          <w:szCs w:val="18"/>
-          <w:lang w:eastAsia="en-GB"/>
-        </w:rPr>
-        <w:t xml:space="preserve">Zhou Y. et al. </w:t>
-      </w:r>
-      <w:r>
-        <w:rPr>
-          <w:rFonts w:ascii="Times New Roman" w:eastAsia="Times New Roman" w:hAnsi="Times New Roman" w:cs="Times New Roman"/>
-          <w:color w:val="000000" w:themeColor="text1"/>
-          <w:spacing w:val="6"/>
-          <w:sz w:val="18"/>
-          <w:szCs w:val="18"/>
-          <w:lang w:eastAsia="en-GB"/>
-        </w:rPr>
-        <w:t>Automated retinal vascular morphology quantification via a deep learning pipeline. Transl Vis Sci Technol. 2022 Jul 8;11(7):12. The tool is available [</w:t>
+          <w:strike/>
+          <w:color w:val="000000" w:themeColor="text1"/>
+          <w:spacing w:val="6"/>
+          <w:sz w:val="18"/>
+          <w:szCs w:val="18"/>
+          <w:lang w:eastAsia="en-GB"/>
+        </w:rPr>
+        <w:t xml:space="preserve"> The tool is described in Zhou Y. et al. Automated retinal vascular morphology quantification via a deep learning pipeline. Transl Vis Sci Technol. 2022 Jul 8;11(7):12. The tool is available [</w:t>
       </w:r>
       <w:hyperlink r:id="rId19" w:history="1">
         <w:r>
@@ -1327,6 +1328,7 @@
             <w:rFonts w:ascii="Times New Roman" w:eastAsia="Times New Roman" w:hAnsi="Times New Roman" w:cs="Times New Roman"/>
             <w:b/>
             <w:bCs/>
+            <w:strike/>
             <w:spacing w:val="6"/>
             <w:sz w:val="18"/>
             <w:szCs w:val="18"/>
@@ -1338,6 +1340,7 @@
       <w:r>
         <w:rPr>
           <w:rFonts w:ascii="Times New Roman" w:eastAsia="Times New Roman" w:hAnsi="Times New Roman" w:cs="Times New Roman"/>
+          <w:strike/>
           <w:color w:val="000000" w:themeColor="text1"/>
           <w:spacing w:val="6"/>
           <w:sz w:val="18"/>
@@ -1353,6 +1356,7 @@
             <w:rFonts w:ascii="Times New Roman" w:eastAsia="Times New Roman" w:hAnsi="Times New Roman" w:cs="Times New Roman"/>
             <w:b/>
             <w:bCs/>
+            <w:strike/>
             <w:spacing w:val="6"/>
             <w:sz w:val="18"/>
             <w:szCs w:val="18"/>
@@ -1364,6 +1368,7 @@
       <w:r>
         <w:rPr>
           <w:rFonts w:ascii="Times New Roman" w:eastAsia="Times New Roman" w:hAnsi="Times New Roman" w:cs="Times New Roman"/>
+          <w:strike/>
           <w:color w:val="000000" w:themeColor="text1"/>
           <w:spacing w:val="6"/>
           <w:sz w:val="18"/>
@@ -1377,6 +1382,7 @@
           <w:rFonts w:ascii="Times New Roman" w:eastAsia="Times New Roman" w:hAnsi="Times New Roman" w:cs="Times New Roman"/>
           <w:b/>
           <w:bCs/>
+          <w:strike/>
           <w:color w:val="EE0000"/>
           <w:spacing w:val="6"/>
           <w:sz w:val="18"/>
@@ -1388,34 +1394,25 @@
       <w:r>
         <w:rPr>
           <w:rFonts w:ascii="Times New Roman" w:eastAsia="Times New Roman" w:hAnsi="Times New Roman" w:cs="Times New Roman"/>
+          <w:strike/>
           <w:color w:val="EE0000"/>
           <w:spacing w:val="6"/>
           <w:sz w:val="18"/>
           <w:szCs w:val="18"/>
           <w:lang w:eastAsia="en-GB"/>
         </w:rPr>
-        <w:t xml:space="preserve">: </w:t>
-      </w:r>
-      <w:r>
-        <w:rPr>
-          <w:rFonts w:ascii="Times New Roman" w:eastAsia="Times New Roman" w:hAnsi="Times New Roman" w:cs="Times New Roman"/>
+        <w:t>: Vessels, Fundus photography</w:t>
+      </w:r>
+      <w:r>
+        <w:rPr>
+          <w:rFonts w:ascii="Times New Roman" w:eastAsia="Times New Roman" w:hAnsi="Times New Roman" w:cs="Times New Roman"/>
+          <w:strike/>
           <w:color w:val="EE0000"/>
           <w:spacing w:val="6"/>
           <w:sz w:val="18"/>
           <w:szCs w:val="18"/>
           <w:lang w:eastAsia="en-GB"/>
         </w:rPr>
-        <w:t>Vessels, Fundus photography</w:t>
-      </w:r>
-      <w:r>
-        <w:rPr>
-          <w:rFonts w:ascii="Times New Roman" w:eastAsia="Times New Roman" w:hAnsi="Times New Roman" w:cs="Times New Roman"/>
-          <w:color w:val="EE0000"/>
-          <w:spacing w:val="6"/>
-          <w:sz w:val="18"/>
-          <w:szCs w:val="18"/>
-          <w:lang w:eastAsia="en-GB"/>
-        </w:rPr>
         <w:t>, AI</w:t>
       </w:r>
     </w:p>
@@ -1425,6 +1422,7 @@
         <w:jc w:val="both"/>
         <w:rPr>
           <w:rFonts w:ascii="Times New Roman" w:hAnsi="Times New Roman" w:cs="Times New Roman"/>
+          <w:strike/>
           <w:color w:val="000000"/>
           <w:sz w:val="18"/>
           <w:szCs w:val="18"/>
@@ -1435,6 +1433,7 @@
           <w:rFonts w:ascii="Times New Roman" w:hAnsi="Times New Roman" w:cs="Times New Roman"/>
           <w:b/>
           <w:bCs/>
+          <w:strike/>
           <w:color w:val="000000"/>
           <w:sz w:val="18"/>
           <w:szCs w:val="18"/>
@@ -1446,6 +1445,7 @@
           <w:rFonts w:ascii="Times New Roman" w:hAnsi="Times New Roman" w:cs="Times New Roman"/>
           <w:b/>
           <w:bCs/>
+          <w:strike/>
           <w:color w:val="000000"/>
           <w:sz w:val="18"/>
           <w:szCs w:val="18"/>
@@ -1457,6 +1457,7 @@
           <w:rFonts w:ascii="Times New Roman" w:hAnsi="Times New Roman" w:cs="Times New Roman"/>
           <w:b/>
           <w:bCs/>
+          <w:strike/>
           <w:color w:val="000000"/>
           <w:sz w:val="18"/>
           <w:szCs w:val="18"/>
@@ -1466,6 +1467,7 @@
       <w:r>
         <w:rPr>
           <w:rFonts w:ascii="Times New Roman" w:hAnsi="Times New Roman" w:cs="Times New Roman"/>
+          <w:strike/>
           <w:color w:val="000000"/>
           <w:sz w:val="18"/>
           <w:szCs w:val="18"/>
@@ -1475,6 +1477,7 @@
       <w:r>
         <w:rPr>
           <w:rFonts w:ascii="Times New Roman" w:hAnsi="Times New Roman" w:cs="Times New Roman"/>
+          <w:strike/>
           <w:color w:val="000000"/>
           <w:sz w:val="18"/>
           <w:szCs w:val="18"/>
@@ -1484,6 +1487,7 @@
       <w:r>
         <w:rPr>
           <w:rFonts w:ascii="Times New Roman" w:hAnsi="Times New Roman" w:cs="Times New Roman"/>
+          <w:strike/>
           <w:color w:val="000000"/>
           <w:sz w:val="18"/>
           <w:szCs w:val="18"/>
@@ -1493,126 +1497,40 @@
       <w:r>
         <w:rPr>
           <w:rFonts w:ascii="Times New Roman" w:hAnsi="Times New Roman" w:cs="Times New Roman"/>
+          <w:strike/>
           <w:color w:val="000000"/>
           <w:sz w:val="18"/>
           <w:szCs w:val="18"/>
         </w:rPr>
-        <w:t xml:space="preserve">el enabling segmentation </w:t>
+        <w:t xml:space="preserve">el enabling segmentation of arterioles and venules in </w:t>
       </w:r>
       <w:r>
         <w:rPr>
           <w:rFonts w:ascii="Times New Roman" w:hAnsi="Times New Roman" w:cs="Times New Roman"/>
+          <w:strike/>
           <w:color w:val="000000"/>
           <w:sz w:val="18"/>
           <w:szCs w:val="18"/>
         </w:rPr>
-        <w:t xml:space="preserve">of </w:t>
+        <w:t xml:space="preserve">high-resolution fundus images. The images segmented via LuNet can then </w:t>
       </w:r>
       <w:r>
         <w:rPr>
           <w:rFonts w:ascii="Times New Roman" w:hAnsi="Times New Roman" w:cs="Times New Roman"/>
+          <w:strike/>
           <w:color w:val="000000"/>
           <w:sz w:val="18"/>
           <w:szCs w:val="18"/>
         </w:rPr>
-        <w:t>a</w:t>
+        <w:lastRenderedPageBreak/>
+        <w:t xml:space="preserve">be segmented using PVBM (A Python Vasculature Biomarker Toolbox), delivering 11 vascular metrics. The LUNet can be found </w:t>
       </w:r>
       <w:r>
         <w:rPr>
           <w:rFonts w:ascii="Times New Roman" w:hAnsi="Times New Roman" w:cs="Times New Roman"/>
-          <w:color w:val="000000"/>
-          <w:sz w:val="18"/>
-          <w:szCs w:val="18"/>
-        </w:rPr>
-        <w:t xml:space="preserve">rterioles and </w:t>
-      </w:r>
-      <w:r>
-        <w:rPr>
-          <w:rFonts w:ascii="Times New Roman" w:hAnsi="Times New Roman" w:cs="Times New Roman"/>
-          <w:color w:val="000000"/>
-          <w:sz w:val="18"/>
-          <w:szCs w:val="18"/>
-        </w:rPr>
-        <w:t>v</w:t>
-      </w:r>
-      <w:r>
-        <w:rPr>
-          <w:rFonts w:ascii="Times New Roman" w:hAnsi="Times New Roman" w:cs="Times New Roman"/>
-          <w:color w:val="000000"/>
-          <w:sz w:val="18"/>
-          <w:szCs w:val="18"/>
-        </w:rPr>
-        <w:t xml:space="preserve">enules in </w:t>
-      </w:r>
-      <w:r>
-        <w:rPr>
-          <w:rFonts w:ascii="Times New Roman" w:hAnsi="Times New Roman" w:cs="Times New Roman"/>
-          <w:color w:val="000000"/>
-          <w:sz w:val="18"/>
-          <w:szCs w:val="18"/>
-        </w:rPr>
-        <w:t>high</w:t>
-      </w:r>
-      <w:r>
-        <w:rPr>
-          <w:rFonts w:ascii="Times New Roman" w:hAnsi="Times New Roman" w:cs="Times New Roman"/>
-          <w:color w:val="000000"/>
-          <w:sz w:val="18"/>
-          <w:szCs w:val="18"/>
-        </w:rPr>
-        <w:t>-</w:t>
-      </w:r>
-      <w:r>
-        <w:rPr>
-          <w:rFonts w:ascii="Times New Roman" w:hAnsi="Times New Roman" w:cs="Times New Roman"/>
-          <w:color w:val="000000"/>
-          <w:sz w:val="18"/>
-          <w:szCs w:val="18"/>
-        </w:rPr>
-        <w:t>resolution fundus images</w:t>
-      </w:r>
-      <w:r>
-        <w:rPr>
-          <w:rFonts w:ascii="Times New Roman" w:hAnsi="Times New Roman" w:cs="Times New Roman"/>
-          <w:color w:val="000000"/>
-          <w:sz w:val="18"/>
-          <w:szCs w:val="18"/>
-        </w:rPr>
-        <w:t xml:space="preserve">. The images segmented via LuNet can then </w:t>
-      </w:r>
-      <w:r>
-        <w:rPr>
-          <w:rFonts w:ascii="Times New Roman" w:hAnsi="Times New Roman" w:cs="Times New Roman"/>
-          <w:color w:val="000000"/>
-          <w:sz w:val="18"/>
-          <w:szCs w:val="18"/>
-        </w:rPr>
-        <w:lastRenderedPageBreak/>
-        <w:t>be segmented using PVBM (</w:t>
-      </w:r>
-      <w:r>
-        <w:rPr>
-          <w:rFonts w:ascii="Times New Roman" w:hAnsi="Times New Roman" w:cs="Times New Roman"/>
-          <w:color w:val="000000"/>
-          <w:sz w:val="18"/>
-          <w:szCs w:val="18"/>
-        </w:rPr>
-        <w:t>A Python Vasculature Biomarker Toolbox</w:t>
-      </w:r>
-      <w:r>
-        <w:rPr>
-          <w:rFonts w:ascii="Times New Roman" w:hAnsi="Times New Roman" w:cs="Times New Roman"/>
-          <w:color w:val="000000"/>
-          <w:sz w:val="18"/>
-          <w:szCs w:val="18"/>
-        </w:rPr>
-        <w:t xml:space="preserve">), delivering 11 vascular metrics. The LUNet can be found </w:t>
-      </w:r>
-      <w:r>
-        <w:rPr>
-          <w:rFonts w:ascii="Times New Roman" w:hAnsi="Times New Roman" w:cs="Times New Roman"/>
-          <w:b/>
-          <w:bCs/>
+          <w:b/>
+          <w:bCs/>
+          <w:strike/>
           <w:color w:val="000000"/>
           <w:sz w:val="18"/>
           <w:szCs w:val="18"/>
@@ -1626,6 +1544,7 @@
             <w:rFonts w:ascii="Times New Roman" w:hAnsi="Times New Roman" w:cs="Times New Roman"/>
             <w:b/>
             <w:bCs/>
+            <w:strike/>
             <w:sz w:val="18"/>
             <w:szCs w:val="18"/>
           </w:rPr>
@@ -1635,6 +1554,7 @@
       <w:r>
         <w:rPr>
           <w:rFonts w:ascii="Times New Roman" w:hAnsi="Times New Roman" w:cs="Times New Roman"/>
+          <w:strike/>
           <w:color w:val="000000"/>
           <w:sz w:val="18"/>
           <w:szCs w:val="18"/>
@@ -1648,6 +1568,7 @@
             <w:rFonts w:ascii="Times New Roman" w:hAnsi="Times New Roman" w:cs="Times New Roman"/>
             <w:b/>
             <w:bCs/>
+            <w:strike/>
             <w:sz w:val="18"/>
             <w:szCs w:val="18"/>
           </w:rPr>
@@ -1657,6 +1578,7 @@
       <w:r>
         <w:rPr>
           <w:rFonts w:ascii="Times New Roman" w:hAnsi="Times New Roman" w:cs="Times New Roman"/>
+          <w:strike/>
           <w:color w:val="000000"/>
           <w:sz w:val="18"/>
           <w:szCs w:val="18"/>
@@ -1670,6 +1592,7 @@
         <w:jc w:val="both"/>
         <w:rPr>
           <w:rFonts w:ascii="Times New Roman" w:hAnsi="Times New Roman" w:cs="Times New Roman"/>
+          <w:strike/>
           <w:color w:val="000000"/>
           <w:sz w:val="18"/>
           <w:szCs w:val="18"/>
@@ -1682,6 +1605,7 @@
         <w:jc w:val="both"/>
         <w:rPr>
           <w:rFonts w:ascii="Times New Roman" w:hAnsi="Times New Roman" w:cs="Times New Roman"/>
+          <w:strike/>
           <w:color w:val="000000"/>
           <w:sz w:val="18"/>
           <w:szCs w:val="18"/>
@@ -1690,6 +1614,7 @@
       <w:r>
         <w:rPr>
           <w:rFonts w:ascii="Times New Roman" w:hAnsi="Times New Roman" w:cs="Times New Roman"/>
+          <w:strike/>
           <w:color w:val="000000"/>
           <w:sz w:val="18"/>
           <w:szCs w:val="18"/>
@@ -1703,6 +1628,7 @@
         <w:jc w:val="both"/>
         <w:rPr>
           <w:rFonts w:ascii="Times New Roman" w:hAnsi="Times New Roman" w:cs="Times New Roman"/>
+          <w:strike/>
           <w:color w:val="000000"/>
           <w:sz w:val="18"/>
           <w:szCs w:val="18"/>
@@ -1711,44 +1637,19 @@
       <w:r>
         <w:rPr>
           <w:rFonts w:ascii="Times New Roman" w:hAnsi="Times New Roman" w:cs="Times New Roman"/>
+          <w:strike/>
           <w:color w:val="000000"/>
           <w:sz w:val="18"/>
           <w:szCs w:val="18"/>
         </w:rPr>
-        <w:t>Fhima</w:t>
-      </w:r>
-      <w:r>
-        <w:rPr>
-          <w:rFonts w:ascii="Times New Roman" w:hAnsi="Times New Roman" w:cs="Times New Roman"/>
-          <w:color w:val="000000"/>
-          <w:sz w:val="18"/>
-          <w:szCs w:val="18"/>
-        </w:rPr>
-        <w:t xml:space="preserve"> J. et al. </w:t>
-      </w:r>
-      <w:r>
-        <w:rPr>
-          <w:rFonts w:ascii="Times New Roman" w:hAnsi="Times New Roman" w:cs="Times New Roman"/>
-          <w:color w:val="000000"/>
-          <w:sz w:val="18"/>
-          <w:szCs w:val="18"/>
-        </w:rPr>
-        <w:t>PVBM: A Python vasculature biomarker toolbox based on retinal blood vessel segmentation. In Computer Vision–ECCV 2022 Workshops: Proceedings, Part III, pp. 296-312</w:t>
-      </w:r>
-      <w:r>
-        <w:rPr>
-          <w:rFonts w:ascii="Times New Roman" w:hAnsi="Times New Roman" w:cs="Times New Roman"/>
-          <w:color w:val="000000"/>
-          <w:sz w:val="18"/>
-          <w:szCs w:val="18"/>
-        </w:rPr>
-        <w:t xml:space="preserve"> [</w:t>
+        <w:t>Fhima J. et al. PVBM: A Python vasculature biomarker toolbox based on retinal blood vessel segmentation. In Computer Vision–ECCV 2022 Workshops: Proceedings, Part III, pp. 296-312 [</w:t>
       </w:r>
       <w:hyperlink r:id="rId23" w:history="1">
         <w:r>
           <w:rPr>
             <w:rStyle w:val="Hyperlink"/>
             <w:rFonts w:ascii="Times New Roman" w:hAnsi="Times New Roman" w:cs="Times New Roman"/>
+            <w:strike/>
             <w:sz w:val="18"/>
             <w:szCs w:val="18"/>
           </w:rPr>
@@ -1758,6 +1659,7 @@
       <w:r>
         <w:rPr>
           <w:rFonts w:ascii="Times New Roman" w:hAnsi="Times New Roman" w:cs="Times New Roman"/>
+          <w:strike/>
           <w:color w:val="000000"/>
           <w:sz w:val="18"/>
           <w:szCs w:val="18"/>
@@ -1771,6 +1673,7 @@
         <w:jc w:val="both"/>
         <w:rPr>
           <w:rFonts w:ascii="Times New Roman" w:hAnsi="Times New Roman" w:cs="Times New Roman"/>
+          <w:strike/>
           <w:color w:val="000000"/>
           <w:sz w:val="18"/>
           <w:szCs w:val="18"/>
@@ -1779,6 +1682,7 @@
       <w:r>
         <w:rPr>
           <w:rFonts w:ascii="Times New Roman" w:hAnsi="Times New Roman" w:cs="Times New Roman"/>
+          <w:strike/>
           <w:color w:val="000000"/>
           <w:sz w:val="18"/>
           <w:szCs w:val="18"/>
@@ -1788,26 +1692,19 @@
       <w:r>
         <w:rPr>
           <w:rFonts w:ascii="Times New Roman" w:hAnsi="Times New Roman" w:cs="Times New Roman"/>
+          <w:strike/>
           <w:color w:val="000000"/>
           <w:sz w:val="18"/>
           <w:szCs w:val="18"/>
         </w:rPr>
-        <w:t>LUNet: deep learning for the segmentation of arterioles and venules in high resolution fundus images. Physiol Meas. 2024 May 3;45(5)</w:t>
-      </w:r>
-      <w:r>
-        <w:rPr>
-          <w:rFonts w:ascii="Times New Roman" w:hAnsi="Times New Roman" w:cs="Times New Roman"/>
-          <w:color w:val="000000"/>
-          <w:sz w:val="18"/>
-          <w:szCs w:val="18"/>
-        </w:rPr>
-        <w:t xml:space="preserve"> [</w:t>
+        <w:t>LUNet: deep learning for the segmentation of arterioles and venules in high resolution fundus images. Physiol Meas. 2024 May 3;45(5) [</w:t>
       </w:r>
       <w:hyperlink r:id="rId24" w:history="1">
         <w:r>
           <w:rPr>
             <w:rStyle w:val="Hyperlink"/>
             <w:rFonts w:ascii="Times New Roman" w:hAnsi="Times New Roman" w:cs="Times New Roman"/>
+            <w:strike/>
             <w:sz w:val="18"/>
             <w:szCs w:val="18"/>
           </w:rPr>
@@ -1817,6 +1714,7 @@
       <w:r>
         <w:rPr>
           <w:rFonts w:ascii="Times New Roman" w:hAnsi="Times New Roman" w:cs="Times New Roman"/>
+          <w:strike/>
           <w:color w:val="000000"/>
           <w:sz w:val="18"/>
           <w:szCs w:val="18"/>
@@ -1830,6 +1728,7 @@
         <w:jc w:val="both"/>
         <w:rPr>
           <w:rFonts w:ascii="Times New Roman" w:hAnsi="Times New Roman" w:cs="Times New Roman"/>
+          <w:strike/>
           <w:color w:val="000000"/>
           <w:sz w:val="18"/>
           <w:szCs w:val="18"/>
@@ -1838,44 +1737,19 @@
       <w:r>
         <w:rPr>
           <w:rFonts w:ascii="Times New Roman" w:hAnsi="Times New Roman" w:cs="Times New Roman"/>
+          <w:strike/>
           <w:color w:val="000000"/>
           <w:sz w:val="18"/>
           <w:szCs w:val="18"/>
         </w:rPr>
-        <w:t>Abramovich O</w:t>
-      </w:r>
-      <w:r>
-        <w:rPr>
-          <w:rFonts w:ascii="Times New Roman" w:hAnsi="Times New Roman" w:cs="Times New Roman"/>
-          <w:color w:val="000000"/>
-          <w:sz w:val="18"/>
-          <w:szCs w:val="18"/>
-        </w:rPr>
-        <w:t xml:space="preserve"> et al</w:t>
-      </w:r>
-      <w:r>
-        <w:rPr>
-          <w:rFonts w:ascii="Times New Roman" w:hAnsi="Times New Roman" w:cs="Times New Roman"/>
-          <w:color w:val="000000"/>
-          <w:sz w:val="18"/>
-          <w:szCs w:val="18"/>
-        </w:rPr>
-        <w:t>. FundusQ-Net: A regression quality assessment deep learning algorithm for fundus images quality grading. Comput Methods Programs Biomed. 2023;239:107522</w:t>
-      </w:r>
-      <w:r>
-        <w:rPr>
-          <w:rFonts w:ascii="Times New Roman" w:hAnsi="Times New Roman" w:cs="Times New Roman"/>
-          <w:color w:val="000000"/>
-          <w:sz w:val="18"/>
-          <w:szCs w:val="18"/>
-        </w:rPr>
-        <w:t xml:space="preserve"> [</w:t>
+        <w:t>Abramovich O et al. FundusQ-Net: A regression quality assessment deep learning algorithm for fundus images quality grading. Comput Methods Programs Biomed. 2023;239:107522 [</w:t>
       </w:r>
       <w:hyperlink r:id="rId25" w:history="1">
         <w:r>
           <w:rPr>
             <w:rStyle w:val="Hyperlink"/>
             <w:rFonts w:ascii="Times New Roman" w:hAnsi="Times New Roman" w:cs="Times New Roman"/>
+            <w:strike/>
             <w:sz w:val="18"/>
             <w:szCs w:val="18"/>
           </w:rPr>
@@ -1885,11 +1759,37 @@
       <w:r>
         <w:rPr>
           <w:rFonts w:ascii="Times New Roman" w:hAnsi="Times New Roman" w:cs="Times New Roman"/>
+          <w:strike/>
           <w:color w:val="000000"/>
           <w:sz w:val="18"/>
           <w:szCs w:val="18"/>
         </w:rPr>
         <w:t>]</w:t>
+      </w:r>
+    </w:p>
+    <w:p>
+      <w:pPr>
+        <w:spacing w:line="360" w:lineRule="auto"/>
+        <w:jc w:val="both"/>
+        <w:rPr>
+          <w:rFonts w:ascii="Times New Roman" w:hAnsi="Times New Roman" w:cs="Times New Roman"/>
+          <w:strike/>
+          <w:color w:val="000000"/>
+          <w:sz w:val="18"/>
+          <w:szCs w:val="18"/>
+        </w:rPr>
+      </w:pPr>
+      <w:r>
+        <w:rPr>
+          <w:rFonts w:ascii="Times New Roman" w:eastAsia="Times New Roman" w:hAnsi="Times New Roman" w:cs="Times New Roman"/>
+          <w:strike/>
+          <w:color w:val="EE0000"/>
+          <w:spacing w:val="6"/>
+          <w:sz w:val="18"/>
+          <w:szCs w:val="18"/>
+          <w:lang w:eastAsia="en-GB"/>
+        </w:rPr>
+        <w:t>Categories: Vessels, Fundus photography, AI</w:t>
       </w:r>
     </w:p>
     <w:p>
@@ -1903,228 +1803,131 @@
           <w:szCs w:val="18"/>
         </w:rPr>
       </w:pPr>
-      <w:r>
-        <w:rPr>
-          <w:rFonts w:ascii="Times New Roman" w:eastAsia="Times New Roman" w:hAnsi="Times New Roman" w:cs="Times New Roman"/>
-          <w:color w:val="EE0000"/>
-          <w:spacing w:val="6"/>
-          <w:sz w:val="18"/>
-          <w:szCs w:val="18"/>
-          <w:lang w:eastAsia="en-GB"/>
-        </w:rPr>
-        <w:t xml:space="preserve">Categories: </w:t>
-      </w:r>
-      <w:r>
-        <w:rPr>
-          <w:rFonts w:ascii="Times New Roman" w:eastAsia="Times New Roman" w:hAnsi="Times New Roman" w:cs="Times New Roman"/>
-          <w:color w:val="EE0000"/>
-          <w:spacing w:val="6"/>
-          <w:sz w:val="18"/>
-          <w:szCs w:val="18"/>
-          <w:lang w:eastAsia="en-GB"/>
-        </w:rPr>
-        <w:t>Vessels, Fundus photography, AI</w:t>
-      </w:r>
-    </w:p>
-    <w:p>
-      <w:pPr>
-        <w:spacing w:line="360" w:lineRule="auto"/>
-        <w:jc w:val="both"/>
+    </w:p>
+    <w:p>
+      <w:pPr>
+        <w:spacing w:after="240" w:line="360" w:lineRule="auto"/>
+        <w:jc w:val="both"/>
+        <w:rPr>
+          <w:rFonts w:ascii="Times New Roman" w:eastAsia="Times New Roman" w:hAnsi="Times New Roman" w:cs="Times New Roman"/>
+          <w:strike/>
+          <w:color w:val="000000" w:themeColor="text1"/>
+          <w:spacing w:val="6"/>
+          <w:sz w:val="18"/>
+          <w:szCs w:val="18"/>
+          <w:lang w:eastAsia="en-GB"/>
+        </w:rPr>
+      </w:pPr>
+      <w:r>
         <w:rPr>
           <w:rFonts w:ascii="Times New Roman" w:hAnsi="Times New Roman" w:cs="Times New Roman"/>
+          <w:b/>
+          <w:bCs/>
+          <w:strike/>
           <w:color w:val="000000"/>
           <w:sz w:val="18"/>
           <w:szCs w:val="18"/>
         </w:rPr>
-      </w:pPr>
-    </w:p>
-    <w:p>
-      <w:pPr>
-        <w:spacing w:after="240" w:line="360" w:lineRule="auto"/>
-        <w:jc w:val="both"/>
-        <w:rPr>
-          <w:rFonts w:ascii="Times New Roman" w:eastAsia="Times New Roman" w:hAnsi="Times New Roman" w:cs="Times New Roman"/>
-          <w:color w:val="000000" w:themeColor="text1"/>
-          <w:spacing w:val="6"/>
-          <w:sz w:val="18"/>
-          <w:szCs w:val="18"/>
-          <w:lang w:eastAsia="en-GB"/>
-        </w:rPr>
-      </w:pPr>
+        <w:t>VascX</w:t>
+      </w:r>
       <w:r>
         <w:rPr>
           <w:rFonts w:ascii="Times New Roman" w:hAnsi="Times New Roman" w:cs="Times New Roman"/>
-          <w:b/>
-          <w:bCs/>
+          <w:strike/>
           <w:color w:val="000000"/>
           <w:sz w:val="18"/>
           <w:szCs w:val="18"/>
         </w:rPr>
-        <w:t>VascX</w:t>
+        <w:t xml:space="preserve"> – is an open-source deep learning model for retinal vascular analysis from colour fundus images. </w:t>
       </w:r>
       <w:r>
         <w:rPr>
           <w:rFonts w:ascii="Times New Roman" w:hAnsi="Times New Roman" w:cs="Times New Roman"/>
+          <w:strike/>
           <w:color w:val="000000"/>
           <w:sz w:val="18"/>
           <w:szCs w:val="18"/>
         </w:rPr>
-        <w:t xml:space="preserve"> – </w:t>
+        <w:t xml:space="preserve">It enables segmentation of the </w:t>
       </w:r>
       <w:r>
         <w:rPr>
           <w:rFonts w:ascii="Times New Roman" w:hAnsi="Times New Roman" w:cs="Times New Roman"/>
+          <w:strike/>
           <w:color w:val="000000"/>
           <w:sz w:val="18"/>
           <w:szCs w:val="18"/>
         </w:rPr>
-        <w:t xml:space="preserve">is an open-source deep learning model for retinal vascular analysis from colour fundus images. </w:t>
+        <w:t xml:space="preserve">vessel, </w:t>
       </w:r>
       <w:r>
         <w:rPr>
           <w:rFonts w:ascii="Times New Roman" w:hAnsi="Times New Roman" w:cs="Times New Roman"/>
+          <w:strike/>
           <w:color w:val="000000"/>
           <w:sz w:val="18"/>
           <w:szCs w:val="18"/>
         </w:rPr>
-        <w:t xml:space="preserve">It enables segmentation of the </w:t>
+        <w:t>the artery-vein, and the optic disc, as well as localisation of the fovea for</w:t>
       </w:r>
       <w:r>
         <w:rPr>
           <w:rFonts w:ascii="Times New Roman" w:hAnsi="Times New Roman" w:cs="Times New Roman"/>
+          <w:strike/>
           <w:color w:val="000000"/>
           <w:sz w:val="18"/>
           <w:szCs w:val="18"/>
         </w:rPr>
-        <w:t xml:space="preserve">vessel, </w:t>
+        <w:t xml:space="preserve"> colo</w:t>
       </w:r>
       <w:r>
         <w:rPr>
           <w:rFonts w:ascii="Times New Roman" w:hAnsi="Times New Roman" w:cs="Times New Roman"/>
+          <w:strike/>
           <w:color w:val="000000"/>
           <w:sz w:val="18"/>
           <w:szCs w:val="18"/>
         </w:rPr>
-        <w:t>the artery-vein, and the optic disc, as well as localisation of the fovea for</w:t>
+        <w:t>u</w:t>
       </w:r>
       <w:r>
         <w:rPr>
           <w:rFonts w:ascii="Times New Roman" w:hAnsi="Times New Roman" w:cs="Times New Roman"/>
+          <w:strike/>
           <w:color w:val="000000"/>
           <w:sz w:val="18"/>
           <w:szCs w:val="18"/>
         </w:rPr>
-        <w:t xml:space="preserve"> colo</w:t>
+        <w:t>r fundus images.</w:t>
       </w:r>
       <w:r>
         <w:rPr>
           <w:rFonts w:ascii="Times New Roman" w:hAnsi="Times New Roman" w:cs="Times New Roman"/>
+          <w:strike/>
           <w:color w:val="000000"/>
           <w:sz w:val="18"/>
           <w:szCs w:val="18"/>
         </w:rPr>
-        <w:t>u</w:t>
-      </w:r>
-      <w:r>
-        <w:rPr>
-          <w:rFonts w:ascii="Times New Roman" w:hAnsi="Times New Roman" w:cs="Times New Roman"/>
-          <w:color w:val="000000"/>
-          <w:sz w:val="18"/>
-          <w:szCs w:val="18"/>
-        </w:rPr>
-        <w:t>r fundus images.</w:t>
-      </w:r>
-      <w:r>
-        <w:rPr>
-          <w:rFonts w:ascii="Times New Roman" w:hAnsi="Times New Roman" w:cs="Times New Roman"/>
-          <w:color w:val="000000"/>
-          <w:sz w:val="18"/>
-          <w:szCs w:val="18"/>
-        </w:rPr>
         <w:t xml:space="preserve"> </w:t>
       </w:r>
       <w:r>
         <w:rPr>
           <w:rFonts w:ascii="Times New Roman" w:eastAsia="Times New Roman" w:hAnsi="Times New Roman" w:cs="Times New Roman"/>
-          <w:color w:val="000000" w:themeColor="text1"/>
-          <w:spacing w:val="6"/>
-          <w:sz w:val="18"/>
-          <w:szCs w:val="18"/>
-          <w:lang w:eastAsia="en-GB"/>
-        </w:rPr>
-        <w:t xml:space="preserve">The </w:t>
-      </w:r>
-      <w:r>
-        <w:rPr>
-          <w:rFonts w:ascii="Times New Roman" w:eastAsia="Times New Roman" w:hAnsi="Times New Roman" w:cs="Times New Roman"/>
-          <w:color w:val="000000" w:themeColor="text1"/>
-          <w:spacing w:val="6"/>
-          <w:sz w:val="18"/>
-          <w:szCs w:val="18"/>
-          <w:lang w:eastAsia="en-GB"/>
-        </w:rPr>
-        <w:t>tool</w:t>
-      </w:r>
-      <w:r>
-        <w:rPr>
-          <w:rFonts w:ascii="Times New Roman" w:eastAsia="Times New Roman" w:hAnsi="Times New Roman" w:cs="Times New Roman"/>
-          <w:color w:val="000000" w:themeColor="text1"/>
-          <w:spacing w:val="6"/>
-          <w:sz w:val="18"/>
-          <w:szCs w:val="18"/>
-          <w:lang w:eastAsia="en-GB"/>
-        </w:rPr>
-        <w:t xml:space="preserve"> is described in</w:t>
-      </w:r>
-      <w:r>
-        <w:rPr>
-          <w:rFonts w:ascii="Times New Roman" w:eastAsia="Times New Roman" w:hAnsi="Times New Roman" w:cs="Times New Roman"/>
-          <w:color w:val="000000" w:themeColor="text1"/>
-          <w:spacing w:val="6"/>
-          <w:sz w:val="18"/>
-          <w:szCs w:val="18"/>
-          <w:lang w:eastAsia="en-GB"/>
-        </w:rPr>
-        <w:t xml:space="preserve"> </w:t>
-      </w:r>
-      <w:r>
-        <w:rPr>
-          <w:rFonts w:ascii="Times New Roman" w:eastAsia="Times New Roman" w:hAnsi="Times New Roman" w:cs="Times New Roman"/>
-          <w:color w:val="000000" w:themeColor="text1"/>
-          <w:spacing w:val="6"/>
-          <w:sz w:val="18"/>
-          <w:szCs w:val="18"/>
-          <w:lang w:eastAsia="en-GB"/>
-        </w:rPr>
-        <w:t xml:space="preserve">Vargas Quiros J, </w:t>
-      </w:r>
-      <w:r>
-        <w:rPr>
-          <w:rFonts w:ascii="Times New Roman" w:eastAsia="Times New Roman" w:hAnsi="Times New Roman" w:cs="Times New Roman"/>
-          <w:color w:val="000000" w:themeColor="text1"/>
-          <w:spacing w:val="6"/>
-          <w:sz w:val="18"/>
-          <w:szCs w:val="18"/>
-          <w:lang w:eastAsia="en-GB"/>
-        </w:rPr>
-        <w:t>et al</w:t>
-      </w:r>
-      <w:r>
-        <w:rPr>
-          <w:rFonts w:ascii="Times New Roman" w:eastAsia="Times New Roman" w:hAnsi="Times New Roman" w:cs="Times New Roman"/>
-          <w:color w:val="000000" w:themeColor="text1"/>
-          <w:spacing w:val="6"/>
-          <w:sz w:val="18"/>
-          <w:szCs w:val="18"/>
-          <w:lang w:eastAsia="en-GB"/>
-        </w:rPr>
-        <w:t xml:space="preserve">. VascX Models: deep ensembles for retinal vascular analysis from color fundus images. </w:t>
+          <w:strike/>
+          <w:color w:val="000000" w:themeColor="text1"/>
+          <w:spacing w:val="6"/>
+          <w:sz w:val="18"/>
+          <w:szCs w:val="18"/>
+          <w:lang w:eastAsia="en-GB"/>
+        </w:rPr>
+        <w:t xml:space="preserve">The tool is described in Vargas Quiros J, et al. VascX Models: deep ensembles for retinal vascular analysis from color fundus images. </w:t>
       </w:r>
       <w:r>
         <w:rPr>
           <w:rFonts w:ascii="Times New Roman" w:eastAsia="Times New Roman" w:hAnsi="Times New Roman" w:cs="Times New Roman"/>
           <w:i/>
           <w:iCs/>
+          <w:strike/>
           <w:color w:val="000000" w:themeColor="text1"/>
           <w:spacing w:val="6"/>
           <w:sz w:val="18"/>
@@ -2136,74 +1939,21 @@
       <w:r>
         <w:rPr>
           <w:rFonts w:ascii="Times New Roman" w:eastAsia="Times New Roman" w:hAnsi="Times New Roman" w:cs="Times New Roman"/>
-          <w:color w:val="000000" w:themeColor="text1"/>
-          <w:spacing w:val="6"/>
-          <w:sz w:val="18"/>
-          <w:szCs w:val="18"/>
-          <w:lang w:eastAsia="en-GB"/>
-        </w:rPr>
-        <w:t>. 2025 Jul 1;14(7):19.</w:t>
-      </w:r>
-      <w:r>
-        <w:rPr>
-          <w:rFonts w:ascii="Times New Roman" w:eastAsia="Times New Roman" w:hAnsi="Times New Roman" w:cs="Times New Roman"/>
-          <w:color w:val="000000" w:themeColor="text1"/>
-          <w:spacing w:val="6"/>
-          <w:sz w:val="18"/>
-          <w:szCs w:val="18"/>
-          <w:lang w:eastAsia="en-GB"/>
-        </w:rPr>
-        <w:t xml:space="preserve"> </w:t>
-      </w:r>
-      <w:r>
-        <w:rPr>
-          <w:rFonts w:ascii="Times New Roman" w:eastAsia="Times New Roman" w:hAnsi="Times New Roman" w:cs="Times New Roman"/>
-          <w:color w:val="000000" w:themeColor="text1"/>
-          <w:spacing w:val="6"/>
-          <w:sz w:val="18"/>
-          <w:szCs w:val="18"/>
-          <w:lang w:eastAsia="en-GB"/>
-        </w:rPr>
-        <w:t xml:space="preserve">The </w:t>
-      </w:r>
-      <w:r>
-        <w:rPr>
-          <w:rFonts w:ascii="Times New Roman" w:eastAsia="Times New Roman" w:hAnsi="Times New Roman" w:cs="Times New Roman"/>
-          <w:color w:val="000000" w:themeColor="text1"/>
-          <w:spacing w:val="6"/>
-          <w:sz w:val="18"/>
-          <w:szCs w:val="18"/>
-          <w:lang w:eastAsia="en-GB"/>
-        </w:rPr>
-        <w:t xml:space="preserve">model, weights and inference code are </w:t>
-      </w:r>
-      <w:r>
-        <w:rPr>
-          <w:rFonts w:ascii="Times New Roman" w:eastAsia="Times New Roman" w:hAnsi="Times New Roman" w:cs="Times New Roman"/>
-          <w:color w:val="000000" w:themeColor="text1"/>
-          <w:spacing w:val="6"/>
-          <w:sz w:val="18"/>
-          <w:szCs w:val="18"/>
-          <w:lang w:eastAsia="en-GB"/>
-        </w:rPr>
-        <w:t>available</w:t>
-      </w:r>
-      <w:r>
-        <w:rPr>
-          <w:rFonts w:ascii="Times New Roman" w:eastAsia="Times New Roman" w:hAnsi="Times New Roman" w:cs="Times New Roman"/>
-          <w:color w:val="000000" w:themeColor="text1"/>
-          <w:spacing w:val="6"/>
-          <w:sz w:val="18"/>
-          <w:szCs w:val="18"/>
-          <w:lang w:eastAsia="en-GB"/>
-        </w:rPr>
-        <w:t xml:space="preserve"> [on </w:t>
+          <w:strike/>
+          <w:color w:val="000000" w:themeColor="text1"/>
+          <w:spacing w:val="6"/>
+          <w:sz w:val="18"/>
+          <w:szCs w:val="18"/>
+          <w:lang w:eastAsia="en-GB"/>
+        </w:rPr>
+        <w:t xml:space="preserve">. 2025 Jul 1;14(7):19. The model, weights and inference code are available [on </w:t>
       </w:r>
       <w:hyperlink r:id="rId26" w:history="1">
         <w:r>
           <w:rPr>
             <w:rStyle w:val="Hyperlink"/>
             <w:rFonts w:ascii="Times New Roman" w:eastAsia="Times New Roman" w:hAnsi="Times New Roman" w:cs="Times New Roman"/>
+            <w:strike/>
             <w:spacing w:val="6"/>
             <w:sz w:val="18"/>
             <w:szCs w:val="18"/>
@@ -2215,24 +1965,14 @@
       <w:r>
         <w:rPr>
           <w:rFonts w:ascii="Times New Roman" w:eastAsia="Times New Roman" w:hAnsi="Times New Roman" w:cs="Times New Roman"/>
-          <w:color w:val="000000" w:themeColor="text1"/>
-          <w:spacing w:val="6"/>
-          <w:sz w:val="18"/>
-          <w:szCs w:val="18"/>
-          <w:lang w:eastAsia="en-GB"/>
-        </w:rPr>
-        <w:t>]</w:t>
-      </w:r>
-      <w:r>
-        <w:rPr>
-          <w:rFonts w:ascii="Times New Roman" w:eastAsia="Times New Roman" w:hAnsi="Times New Roman" w:cs="Times New Roman"/>
-          <w:color w:val="000000" w:themeColor="text1"/>
-          <w:spacing w:val="6"/>
-          <w:sz w:val="18"/>
-          <w:szCs w:val="18"/>
-          <w:lang w:eastAsia="en-GB"/>
-        </w:rPr>
-        <w:t xml:space="preserve"> and paper [</w:t>
+          <w:strike/>
+          <w:color w:val="000000" w:themeColor="text1"/>
+          <w:spacing w:val="6"/>
+          <w:sz w:val="18"/>
+          <w:szCs w:val="18"/>
+          <w:lang w:eastAsia="en-GB"/>
+        </w:rPr>
+        <w:t>] and paper [</w:t>
       </w:r>
       <w:hyperlink r:id="rId27" w:history="1">
         <w:r>
@@ -2241,6 +1981,7 @@
             <w:rFonts w:ascii="Times New Roman" w:eastAsia="Times New Roman" w:hAnsi="Times New Roman" w:cs="Times New Roman"/>
             <w:b/>
             <w:bCs/>
+            <w:strike/>
             <w:spacing w:val="6"/>
             <w:sz w:val="18"/>
             <w:szCs w:val="18"/>
@@ -2252,6 +1993,7 @@
       <w:r>
         <w:rPr>
           <w:rFonts w:ascii="Times New Roman" w:eastAsia="Times New Roman" w:hAnsi="Times New Roman" w:cs="Times New Roman"/>
+          <w:strike/>
           <w:color w:val="000000" w:themeColor="text1"/>
           <w:spacing w:val="6"/>
           <w:sz w:val="18"/>
@@ -2263,24 +2005,14 @@
       <w:r>
         <w:rPr>
           <w:rFonts w:ascii="Times New Roman" w:eastAsia="Times New Roman" w:hAnsi="Times New Roman" w:cs="Times New Roman"/>
+          <w:strike/>
           <w:color w:val="EE0000"/>
           <w:spacing w:val="6"/>
           <w:sz w:val="18"/>
           <w:szCs w:val="18"/>
           <w:lang w:eastAsia="en-GB"/>
         </w:rPr>
-        <w:t xml:space="preserve">Categories: </w:t>
-      </w:r>
-      <w:r>
-        <w:rPr>
-          <w:rFonts w:ascii="Times New Roman" w:eastAsia="Times New Roman" w:hAnsi="Times New Roman" w:cs="Times New Roman"/>
-          <w:color w:val="EE0000"/>
-          <w:spacing w:val="6"/>
-          <w:sz w:val="18"/>
-          <w:szCs w:val="18"/>
-          <w:lang w:eastAsia="en-GB"/>
-        </w:rPr>
-        <w:t>Vessels, Fundus photography, AI</w:t>
+        <w:t>Categories: Vessels, Fundus photography, AI</w:t>
       </w:r>
     </w:p>
     <w:p>
@@ -2289,6 +2021,7 @@
         <w:jc w:val="both"/>
         <w:rPr>
           <w:rFonts w:ascii="Times New Roman" w:eastAsia="Times New Roman" w:hAnsi="Times New Roman" w:cs="Times New Roman"/>
+          <w:strike/>
           <w:color w:val="C00000"/>
           <w:spacing w:val="6"/>
           <w:sz w:val="18"/>
@@ -2301,6 +2034,7 @@
           <w:rFonts w:ascii="Times New Roman" w:eastAsia="Times New Roman" w:hAnsi="Times New Roman" w:cs="Times New Roman"/>
           <w:b/>
           <w:bCs/>
+          <w:strike/>
           <w:color w:val="000000" w:themeColor="text1"/>
           <w:spacing w:val="6"/>
           <w:sz w:val="18"/>
@@ -2312,6 +2046,7 @@
       <w:r>
         <w:rPr>
           <w:rFonts w:ascii="Times New Roman" w:eastAsia="Times New Roman" w:hAnsi="Times New Roman" w:cs="Times New Roman"/>
+          <w:strike/>
           <w:color w:val="000000" w:themeColor="text1"/>
           <w:spacing w:val="6"/>
           <w:sz w:val="18"/>
@@ -2327,6 +2062,7 @@
             <w:rFonts w:ascii="Times New Roman" w:eastAsia="Times New Roman" w:hAnsi="Times New Roman" w:cs="Times New Roman"/>
             <w:b/>
             <w:bCs/>
+            <w:strike/>
             <w:spacing w:val="6"/>
             <w:sz w:val="18"/>
             <w:szCs w:val="18"/>
@@ -2338,6 +2074,7 @@
       <w:r>
         <w:rPr>
           <w:rFonts w:ascii="Times New Roman" w:eastAsia="Times New Roman" w:hAnsi="Times New Roman" w:cs="Times New Roman"/>
+          <w:strike/>
           <w:color w:val="000000" w:themeColor="text1"/>
           <w:spacing w:val="6"/>
           <w:sz w:val="18"/>
@@ -2353,6 +2090,7 @@
             <w:rFonts w:ascii="Times New Roman" w:eastAsia="Times New Roman" w:hAnsi="Times New Roman" w:cs="Times New Roman"/>
             <w:b/>
             <w:bCs/>
+            <w:strike/>
             <w:spacing w:val="6"/>
             <w:sz w:val="18"/>
             <w:szCs w:val="18"/>
@@ -2364,6 +2102,7 @@
       <w:r>
         <w:rPr>
           <w:rFonts w:ascii="Times New Roman" w:eastAsia="Times New Roman" w:hAnsi="Times New Roman" w:cs="Times New Roman"/>
+          <w:strike/>
           <w:color w:val="000000" w:themeColor="text1"/>
           <w:spacing w:val="6"/>
           <w:sz w:val="18"/>
@@ -2375,6 +2114,7 @@
       <w:r>
         <w:rPr>
           <w:rFonts w:ascii="Times New Roman" w:eastAsia="Times New Roman" w:hAnsi="Times New Roman" w:cs="Times New Roman"/>
+          <w:strike/>
           <w:color w:val="000000" w:themeColor="text1"/>
           <w:spacing w:val="6"/>
           <w:sz w:val="18"/>
@@ -2386,35 +2126,14 @@
       <w:r>
         <w:rPr>
           <w:rFonts w:ascii="Times New Roman" w:eastAsia="Times New Roman" w:hAnsi="Times New Roman" w:cs="Times New Roman"/>
+          <w:strike/>
           <w:color w:val="EE0000"/>
           <w:spacing w:val="6"/>
           <w:sz w:val="18"/>
           <w:szCs w:val="18"/>
           <w:lang w:eastAsia="en-GB"/>
         </w:rPr>
-        <w:t>Categor</w:t>
-      </w:r>
-      <w:r>
-        <w:rPr>
-          <w:rFonts w:ascii="Times New Roman" w:eastAsia="Times New Roman" w:hAnsi="Times New Roman" w:cs="Times New Roman"/>
-          <w:color w:val="EE0000"/>
-          <w:spacing w:val="6"/>
-          <w:sz w:val="18"/>
-          <w:szCs w:val="18"/>
-          <w:lang w:eastAsia="en-GB"/>
-        </w:rPr>
-        <w:t>ies</w:t>
-      </w:r>
-      <w:r>
-        <w:rPr>
-          <w:rFonts w:ascii="Times New Roman" w:eastAsia="Times New Roman" w:hAnsi="Times New Roman" w:cs="Times New Roman"/>
-          <w:color w:val="EE0000"/>
-          <w:spacing w:val="6"/>
-          <w:sz w:val="18"/>
-          <w:szCs w:val="18"/>
-          <w:lang w:eastAsia="en-GB"/>
-        </w:rPr>
-        <w:t>: Perimetry</w:t>
+        <w:t>Categories: Perimetry</w:t>
       </w:r>
     </w:p>
     <w:p>
@@ -2423,126 +2142,39 @@
         <w:jc w:val="both"/>
         <w:rPr>
           <w:rFonts w:ascii="Times New Roman" w:eastAsia="Times New Roman" w:hAnsi="Times New Roman" w:cs="Times New Roman"/>
-          <w:color w:val="000000" w:themeColor="text1"/>
-          <w:spacing w:val="6"/>
-          <w:sz w:val="18"/>
-          <w:szCs w:val="18"/>
-          <w:lang w:eastAsia="en-GB"/>
-        </w:rPr>
-      </w:pPr>
-      <w:r>
-        <w:rPr>
-          <w:rFonts w:ascii="Times New Roman" w:eastAsia="Times New Roman" w:hAnsi="Times New Roman" w:cs="Times New Roman"/>
-          <w:b/>
-          <w:bCs/>
-          <w:color w:val="000000" w:themeColor="text1"/>
-          <w:spacing w:val="6"/>
-          <w:sz w:val="18"/>
-          <w:szCs w:val="18"/>
-          <w:lang w:eastAsia="en-GB"/>
-        </w:rPr>
-        <w:t>OPI: Open Perimetry Interface</w:t>
-      </w:r>
-      <w:r>
-        <w:rPr>
-          <w:rFonts w:ascii="Times New Roman" w:eastAsia="Times New Roman" w:hAnsi="Times New Roman" w:cs="Times New Roman"/>
-          <w:b/>
-          <w:bCs/>
-          <w:color w:val="000000" w:themeColor="text1"/>
-          <w:spacing w:val="6"/>
-          <w:sz w:val="18"/>
-          <w:szCs w:val="18"/>
-          <w:lang w:eastAsia="en-GB"/>
-        </w:rPr>
-        <w:t xml:space="preserve"> – </w:t>
-      </w:r>
-      <w:r>
-        <w:rPr>
-          <w:rFonts w:ascii="Times New Roman" w:eastAsia="Times New Roman" w:hAnsi="Times New Roman" w:cs="Times New Roman"/>
-          <w:color w:val="000000" w:themeColor="text1"/>
-          <w:spacing w:val="6"/>
-          <w:sz w:val="18"/>
-          <w:szCs w:val="18"/>
-          <w:lang w:eastAsia="en-GB"/>
-        </w:rPr>
-        <w:t>The OPI is a standard for interfacing with visual field testing machines (perimeters) first started as an open source project with support of Haag-Streit in 2010. It specifies basic functions that allow many visual field tests to be constructed. As of February 2022 it is fully implemented on the Haag-Streit Octopus 900 and 'CrewT ImoVifa' ('Topcon Tempo') with partial implementations on the Centervue Compass, Kowa AP 7000 and Android phones. It also has a cousin: the R package 'visualFields', which has tools for analysing and manipulating visual field data.</w:t>
-      </w:r>
-      <w:r>
-        <w:rPr>
-          <w:rFonts w:ascii="Times New Roman" w:eastAsia="Times New Roman" w:hAnsi="Times New Roman" w:cs="Times New Roman"/>
-          <w:color w:val="000000" w:themeColor="text1"/>
-          <w:spacing w:val="6"/>
-          <w:sz w:val="18"/>
-          <w:szCs w:val="18"/>
-          <w:lang w:eastAsia="en-GB"/>
-        </w:rPr>
-        <w:t xml:space="preserve"> For more information about OPI go to: McKendrick AM. Et al. </w:t>
-      </w:r>
-      <w:r>
-        <w:rPr>
-          <w:rFonts w:ascii="Times New Roman" w:eastAsia="Times New Roman" w:hAnsi="Times New Roman" w:cs="Times New Roman"/>
-          <w:color w:val="000000" w:themeColor="text1"/>
-          <w:spacing w:val="6"/>
-          <w:sz w:val="18"/>
-          <w:szCs w:val="18"/>
-          <w:lang w:eastAsia="en-GB"/>
-        </w:rPr>
-        <w:t>Response times across the visual field: Empirical observations and application to threshold determination</w:t>
-      </w:r>
-      <w:r>
-        <w:rPr>
-          <w:rFonts w:ascii="Times New Roman" w:eastAsia="Times New Roman" w:hAnsi="Times New Roman" w:cs="Times New Roman"/>
-          <w:color w:val="000000" w:themeColor="text1"/>
-          <w:spacing w:val="6"/>
-          <w:sz w:val="18"/>
-          <w:szCs w:val="18"/>
-          <w:lang w:eastAsia="en-GB"/>
-        </w:rPr>
-        <w:t xml:space="preserve">. </w:t>
-      </w:r>
-      <w:r>
-        <w:rPr>
-          <w:rFonts w:ascii="Times New Roman" w:eastAsia="Times New Roman" w:hAnsi="Times New Roman" w:cs="Times New Roman"/>
-          <w:color w:val="000000" w:themeColor="text1"/>
-          <w:spacing w:val="6"/>
-          <w:sz w:val="18"/>
-          <w:szCs w:val="18"/>
-          <w:lang w:eastAsia="en-GB"/>
-        </w:rPr>
-        <w:t>Vision Res. 2014</w:t>
-      </w:r>
-      <w:r>
-        <w:rPr>
-          <w:rFonts w:ascii="Times New Roman" w:eastAsia="Times New Roman" w:hAnsi="Times New Roman" w:cs="Times New Roman"/>
-          <w:color w:val="000000" w:themeColor="text1"/>
-          <w:spacing w:val="6"/>
-          <w:sz w:val="18"/>
-          <w:szCs w:val="18"/>
-          <w:lang w:eastAsia="en-GB"/>
-        </w:rPr>
-        <w:t xml:space="preserve">, </w:t>
-      </w:r>
-      <w:r>
-        <w:rPr>
-          <w:rFonts w:ascii="Times New Roman" w:eastAsia="Times New Roman" w:hAnsi="Times New Roman" w:cs="Times New Roman"/>
-          <w:color w:val="000000" w:themeColor="text1"/>
-          <w:spacing w:val="6"/>
-          <w:sz w:val="18"/>
-          <w:szCs w:val="18"/>
-          <w:lang w:eastAsia="en-GB"/>
-        </w:rPr>
-        <w:t>101:1-10</w:t>
-      </w:r>
-      <w:r>
-        <w:rPr>
-          <w:rFonts w:ascii="Times New Roman" w:eastAsia="Times New Roman" w:hAnsi="Times New Roman" w:cs="Times New Roman"/>
-          <w:color w:val="000000" w:themeColor="text1"/>
-          <w:spacing w:val="6"/>
-          <w:sz w:val="18"/>
-          <w:szCs w:val="18"/>
-          <w:lang w:eastAsia="en-GB"/>
-        </w:rPr>
-        <w:t xml:space="preserve"> [</w:t>
+          <w:strike/>
+          <w:color w:val="000000" w:themeColor="text1"/>
+          <w:spacing w:val="6"/>
+          <w:sz w:val="18"/>
+          <w:szCs w:val="18"/>
+          <w:lang w:eastAsia="en-GB"/>
+        </w:rPr>
+      </w:pPr>
+      <w:r>
+        <w:rPr>
+          <w:rFonts w:ascii="Times New Roman" w:eastAsia="Times New Roman" w:hAnsi="Times New Roman" w:cs="Times New Roman"/>
+          <w:b/>
+          <w:bCs/>
+          <w:strike/>
+          <w:color w:val="000000" w:themeColor="text1"/>
+          <w:spacing w:val="6"/>
+          <w:sz w:val="18"/>
+          <w:szCs w:val="18"/>
+          <w:lang w:eastAsia="en-GB"/>
+        </w:rPr>
+        <w:t xml:space="preserve">OPI: Open Perimetry Interface – </w:t>
+      </w:r>
+      <w:r>
+        <w:rPr>
+          <w:rFonts w:ascii="Times New Roman" w:eastAsia="Times New Roman" w:hAnsi="Times New Roman" w:cs="Times New Roman"/>
+          <w:strike/>
+          <w:color w:val="000000" w:themeColor="text1"/>
+          <w:spacing w:val="6"/>
+          <w:sz w:val="18"/>
+          <w:szCs w:val="18"/>
+          <w:lang w:eastAsia="en-GB"/>
+        </w:rPr>
+        <w:t>The OPI is a standard for interfacing with visual field testing machines (perimeters) first started as an open source project with support of Haag-Streit in 2010. It specifies basic functions that allow many visual field tests to be constructed. As of February 2022 it is fully implemented on the Haag-Streit Octopus 900 and 'CrewT ImoVifa' ('Topcon Tempo') with partial implementations on the Centervue Compass, Kowa AP 7000 and Android phones. It also has a cousin: the R package 'visualFields', which has tools for analysing and manipulating visual field data. For more information about OPI go to: McKendrick AM. Et al. Response times across the visual field: Empirical observations and application to threshold determination. Vision Res. 2014, 101:1-10 [</w:t>
       </w:r>
       <w:hyperlink r:id="rId30" w:history="1">
         <w:r>
@@ -2551,6 +2183,7 @@
             <w:rFonts w:ascii="Times New Roman" w:eastAsia="Times New Roman" w:hAnsi="Times New Roman" w:cs="Times New Roman"/>
             <w:b/>
             <w:bCs/>
+            <w:strike/>
             <w:spacing w:val="6"/>
             <w:sz w:val="18"/>
             <w:szCs w:val="18"/>
@@ -2562,6 +2195,7 @@
       <w:r>
         <w:rPr>
           <w:rFonts w:ascii="Times New Roman" w:eastAsia="Times New Roman" w:hAnsi="Times New Roman" w:cs="Times New Roman"/>
+          <w:strike/>
           <w:color w:val="000000" w:themeColor="text1"/>
           <w:spacing w:val="6"/>
           <w:sz w:val="18"/>
@@ -2577,6 +2211,7 @@
             <w:rFonts w:ascii="Times New Roman" w:eastAsia="Times New Roman" w:hAnsi="Times New Roman" w:cs="Times New Roman"/>
             <w:b/>
             <w:bCs/>
+            <w:strike/>
             <w:spacing w:val="6"/>
             <w:sz w:val="18"/>
             <w:szCs w:val="18"/>
@@ -2588,6 +2223,7 @@
       <w:r>
         <w:rPr>
           <w:rFonts w:ascii="Times New Roman" w:eastAsia="Times New Roman" w:hAnsi="Times New Roman" w:cs="Times New Roman"/>
+          <w:strike/>
           <w:color w:val="000000" w:themeColor="text1"/>
           <w:spacing w:val="6"/>
           <w:sz w:val="18"/>
@@ -2599,6 +2235,7 @@
       <w:r>
         <w:rPr>
           <w:rFonts w:ascii="Times New Roman" w:eastAsia="Times New Roman" w:hAnsi="Times New Roman" w:cs="Times New Roman"/>
+          <w:strike/>
           <w:color w:val="EE0000"/>
           <w:spacing w:val="6"/>
           <w:sz w:val="18"/>
@@ -2614,42 +2251,7 @@
         <w:jc w:val="both"/>
         <w:rPr>
           <w:rFonts w:ascii="Times New Roman" w:eastAsia="Times New Roman" w:hAnsi="Times New Roman" w:cs="Times New Roman"/>
-          <w:color w:val="000000" w:themeColor="text1"/>
-          <w:spacing w:val="6"/>
-          <w:sz w:val="18"/>
-          <w:szCs w:val="18"/>
-          <w:lang w:eastAsia="en-GB"/>
-        </w:rPr>
-      </w:pPr>
-    </w:p>
-    <w:p>
-      <w:pPr>
-        <w:spacing w:line="360" w:lineRule="auto"/>
-        <w:jc w:val="both"/>
-        <w:rPr>
-          <w:rFonts w:ascii="Times New Roman" w:hAnsi="Times New Roman" w:cs="Times New Roman"/>
-          <w:color w:val="000000"/>
-          <w:sz w:val="18"/>
-          <w:szCs w:val="18"/>
-        </w:rPr>
-      </w:pPr>
-      <w:r>
-        <w:rPr>
-          <w:rFonts w:ascii="Times New Roman" w:hAnsi="Times New Roman" w:cs="Times New Roman"/>
-          <w:color w:val="000000"/>
-          <w:sz w:val="18"/>
-          <w:szCs w:val="18"/>
-          <w:highlight w:val="yellow"/>
-        </w:rPr>
-        <w:t>// TODOTODOTODOTODO</w:t>
-      </w:r>
-    </w:p>
-    <w:p>
-      <w:pPr>
-        <w:spacing w:after="240" w:line="360" w:lineRule="auto"/>
-        <w:jc w:val="both"/>
-        <w:rPr>
-          <w:rFonts w:ascii="Times New Roman" w:eastAsia="Times New Roman" w:hAnsi="Times New Roman" w:cs="Times New Roman"/>
+          <w:strike/>
           <w:color w:val="000000" w:themeColor="text1"/>
           <w:spacing w:val="6"/>
           <w:sz w:val="18"/>
@@ -2737,18 +2339,20 @@
         <w:jc w:val="both"/>
         <w:rPr>
           <w:rFonts w:ascii="Times New Roman" w:eastAsia="Times New Roman" w:hAnsi="Times New Roman" w:cs="Times New Roman"/>
-          <w:color w:val="000000" w:themeColor="text1"/>
-          <w:spacing w:val="6"/>
-          <w:sz w:val="18"/>
-          <w:szCs w:val="18"/>
-          <w:lang w:eastAsia="en-GB"/>
-        </w:rPr>
-      </w:pPr>
-      <w:r>
-        <w:rPr>
-          <w:rFonts w:ascii="Times New Roman" w:eastAsia="Times New Roman" w:hAnsi="Times New Roman" w:cs="Times New Roman"/>
-          <w:b/>
-          <w:bCs/>
+          <w:strike/>
+          <w:color w:val="000000" w:themeColor="text1"/>
+          <w:spacing w:val="6"/>
+          <w:sz w:val="18"/>
+          <w:szCs w:val="18"/>
+          <w:lang w:eastAsia="en-GB"/>
+        </w:rPr>
+      </w:pPr>
+      <w:r>
+        <w:rPr>
+          <w:rFonts w:ascii="Times New Roman" w:eastAsia="Times New Roman" w:hAnsi="Times New Roman" w:cs="Times New Roman"/>
+          <w:b/>
+          <w:bCs/>
+          <w:strike/>
           <w:color w:val="000000" w:themeColor="text1"/>
           <w:spacing w:val="6"/>
           <w:sz w:val="18"/>
@@ -2760,31 +2364,21 @@
       <w:r>
         <w:rPr>
           <w:rFonts w:ascii="Times New Roman" w:eastAsia="Times New Roman" w:hAnsi="Times New Roman" w:cs="Times New Roman"/>
-          <w:color w:val="000000" w:themeColor="text1"/>
-          <w:spacing w:val="6"/>
-          <w:sz w:val="18"/>
-          <w:szCs w:val="18"/>
-          <w:lang w:eastAsia="en-GB"/>
-        </w:rPr>
-        <w:t xml:space="preserve"> – This repository contains synthetic datasets derived from clinical data on glaucomatous eyes. It also contains code to generate new "measured" (or noisy) data from the </w:t>
-      </w:r>
-      <w:r>
-        <w:rPr>
-          <w:rFonts w:ascii="Times New Roman" w:eastAsia="Times New Roman" w:hAnsi="Times New Roman" w:cs="Times New Roman"/>
-          <w:color w:val="000000" w:themeColor="text1"/>
-          <w:spacing w:val="6"/>
-          <w:sz w:val="18"/>
-          <w:szCs w:val="18"/>
-          <w:lang w:eastAsia="en-GB"/>
-        </w:rPr>
-        <w:lastRenderedPageBreak/>
-        <w:t xml:space="preserve">provided canonical "True" dataset. The intent is that these datasets would be used to aid research into new analytical methods for detecting glaucomatous progression. The dataset is available on </w:t>
+          <w:strike/>
+          <w:color w:val="000000" w:themeColor="text1"/>
+          <w:spacing w:val="6"/>
+          <w:sz w:val="18"/>
+          <w:szCs w:val="18"/>
+          <w:lang w:eastAsia="en-GB"/>
+        </w:rPr>
+        <w:t xml:space="preserve"> – This repository contains synthetic datasets derived from clinical data on glaucomatous eyes. It also contains code to generate new "measured" (or noisy) data from the provided canonical "True" dataset. The intent is that these datasets would be used to aid research into new analytical methods for detecting glaucomatous progression. The dataset is available on </w:t>
       </w:r>
       <w:hyperlink r:id="rId32" w:history="1">
         <w:r>
           <w:rPr>
             <w:rStyle w:val="Hyperlink"/>
             <w:rFonts w:ascii="Times New Roman" w:eastAsia="Times New Roman" w:hAnsi="Times New Roman" w:cs="Times New Roman"/>
+            <w:strike/>
             <w:spacing w:val="6"/>
             <w:sz w:val="18"/>
             <w:szCs w:val="18"/>
@@ -2796,19 +2390,34 @@
       <w:r>
         <w:rPr>
           <w:rFonts w:ascii="Times New Roman" w:eastAsia="Times New Roman" w:hAnsi="Times New Roman" w:cs="Times New Roman"/>
-          <w:color w:val="000000" w:themeColor="text1"/>
-          <w:spacing w:val="6"/>
-          <w:sz w:val="18"/>
-          <w:szCs w:val="18"/>
-          <w:lang w:eastAsia="en-GB"/>
-        </w:rPr>
-        <w:t xml:space="preserve"> and described in the paper by Turpin A. et al. A structure-function dataset with known rates of glaucomatous progression. Transl Vis Sci Technol. 2026 Feb 2;15(2):28, available [</w:t>
+          <w:strike/>
+          <w:color w:val="000000" w:themeColor="text1"/>
+          <w:spacing w:val="6"/>
+          <w:sz w:val="18"/>
+          <w:szCs w:val="18"/>
+          <w:lang w:eastAsia="en-GB"/>
+        </w:rPr>
+        <w:t xml:space="preserve"> and described in the paper by </w:t>
+      </w:r>
+      <w:r>
+        <w:rPr>
+          <w:rFonts w:ascii="Times New Roman" w:eastAsia="Times New Roman" w:hAnsi="Times New Roman" w:cs="Times New Roman"/>
+          <w:strike/>
+          <w:color w:val="000000" w:themeColor="text1"/>
+          <w:spacing w:val="6"/>
+          <w:sz w:val="18"/>
+          <w:szCs w:val="18"/>
+          <w:lang w:eastAsia="en-GB"/>
+        </w:rPr>
+        <w:lastRenderedPageBreak/>
+        <w:t>Turpin A. et al. A structure-function dataset with known rates of glaucomatous progression. Transl Vis Sci Technol. 2026 Feb 2;15(2):28, available [</w:t>
       </w:r>
       <w:hyperlink r:id="rId33" w:history="1">
         <w:r>
           <w:rPr>
             <w:rStyle w:val="Hyperlink"/>
             <w:rFonts w:ascii="Times New Roman" w:eastAsia="Times New Roman" w:hAnsi="Times New Roman" w:cs="Times New Roman"/>
+            <w:strike/>
             <w:spacing w:val="6"/>
             <w:sz w:val="18"/>
             <w:szCs w:val="18"/>
@@ -2820,6 +2429,7 @@
       <w:r>
         <w:rPr>
           <w:rFonts w:ascii="Times New Roman" w:eastAsia="Times New Roman" w:hAnsi="Times New Roman" w:cs="Times New Roman"/>
+          <w:strike/>
           <w:color w:val="000000" w:themeColor="text1"/>
           <w:spacing w:val="6"/>
           <w:sz w:val="18"/>
@@ -2831,6 +2441,7 @@
       <w:r>
         <w:rPr>
           <w:rFonts w:ascii="Times New Roman" w:eastAsia="Times New Roman" w:hAnsi="Times New Roman" w:cs="Times New Roman"/>
+          <w:strike/>
           <w:color w:val="EE0000"/>
           <w:spacing w:val="6"/>
           <w:sz w:val="18"/>
@@ -2846,6 +2457,7 @@
         <w:jc w:val="both"/>
         <w:rPr>
           <w:rFonts w:ascii="Times New Roman" w:eastAsia="Times New Roman" w:hAnsi="Times New Roman" w:cs="Times New Roman"/>
+          <w:strike/>
           <w:color w:val="EE0000"/>
           <w:spacing w:val="6"/>
           <w:sz w:val="18"/>
@@ -2860,18 +2472,20 @@
         <w:jc w:val="both"/>
         <w:rPr>
           <w:rFonts w:ascii="Times New Roman" w:eastAsia="Times New Roman" w:hAnsi="Times New Roman" w:cs="Times New Roman"/>
-          <w:color w:val="000000" w:themeColor="text1"/>
-          <w:spacing w:val="6"/>
-          <w:sz w:val="18"/>
-          <w:szCs w:val="18"/>
-          <w:lang w:eastAsia="en-GB"/>
-        </w:rPr>
-      </w:pPr>
-      <w:r>
-        <w:rPr>
-          <w:rFonts w:ascii="Times New Roman" w:eastAsia="Times New Roman" w:hAnsi="Times New Roman" w:cs="Times New Roman"/>
-          <w:b/>
-          <w:bCs/>
+          <w:strike/>
+          <w:color w:val="000000" w:themeColor="text1"/>
+          <w:spacing w:val="6"/>
+          <w:sz w:val="18"/>
+          <w:szCs w:val="18"/>
+          <w:lang w:eastAsia="en-GB"/>
+        </w:rPr>
+      </w:pPr>
+      <w:r>
+        <w:rPr>
+          <w:rFonts w:ascii="Times New Roman" w:eastAsia="Times New Roman" w:hAnsi="Times New Roman" w:cs="Times New Roman"/>
+          <w:b/>
+          <w:bCs/>
+          <w:strike/>
           <w:color w:val="000000" w:themeColor="text1"/>
           <w:spacing w:val="6"/>
           <w:sz w:val="18"/>
@@ -2883,6 +2497,7 @@
       <w:r>
         <w:rPr>
           <w:rFonts w:ascii="Times New Roman" w:eastAsia="Times New Roman" w:hAnsi="Times New Roman" w:cs="Times New Roman"/>
+          <w:strike/>
           <w:color w:val="000000" w:themeColor="text1"/>
           <w:spacing w:val="6"/>
           <w:sz w:val="18"/>
@@ -2894,6 +2509,7 @@
       <w:r>
         <w:rPr>
           <w:rFonts w:ascii="Times New Roman" w:eastAsia="Times New Roman" w:hAnsi="Times New Roman" w:cs="Times New Roman"/>
+          <w:strike/>
           <w:color w:val="000000" w:themeColor="text1"/>
           <w:spacing w:val="6"/>
           <w:sz w:val="18"/>
@@ -2907,6 +2523,7 @@
           <w:rPr>
             <w:rStyle w:val="Hyperlink"/>
             <w:rFonts w:ascii="Times New Roman" w:eastAsia="Times New Roman" w:hAnsi="Times New Roman" w:cs="Times New Roman"/>
+            <w:strike/>
             <w:spacing w:val="6"/>
             <w:sz w:val="18"/>
             <w:szCs w:val="18"/>
@@ -2918,6 +2535,7 @@
       <w:r>
         <w:rPr>
           <w:rFonts w:ascii="Times New Roman" w:eastAsia="Times New Roman" w:hAnsi="Times New Roman" w:cs="Times New Roman"/>
+          <w:strike/>
           <w:color w:val="000000" w:themeColor="text1"/>
           <w:spacing w:val="6"/>
           <w:sz w:val="18"/>
@@ -2931,6 +2549,7 @@
           <w:rPr>
             <w:rStyle w:val="Hyperlink"/>
             <w:rFonts w:ascii="Times New Roman" w:eastAsia="Times New Roman" w:hAnsi="Times New Roman" w:cs="Times New Roman"/>
+            <w:strike/>
             <w:spacing w:val="6"/>
             <w:sz w:val="18"/>
             <w:szCs w:val="18"/>
@@ -2942,6 +2561,7 @@
       <w:r>
         <w:rPr>
           <w:rFonts w:ascii="Times New Roman" w:eastAsia="Times New Roman" w:hAnsi="Times New Roman" w:cs="Times New Roman"/>
+          <w:strike/>
           <w:color w:val="000000" w:themeColor="text1"/>
           <w:spacing w:val="6"/>
           <w:sz w:val="18"/>
@@ -2953,6 +2573,7 @@
       <w:r>
         <w:rPr>
           <w:rFonts w:ascii="Times New Roman" w:eastAsia="Times New Roman" w:hAnsi="Times New Roman" w:cs="Times New Roman"/>
+          <w:strike/>
           <w:color w:val="EE0000"/>
           <w:spacing w:val="6"/>
           <w:sz w:val="18"/>
@@ -2968,6 +2589,7 @@
         <w:jc w:val="both"/>
         <w:rPr>
           <w:rFonts w:ascii="Times New Roman" w:eastAsia="Times New Roman" w:hAnsi="Times New Roman" w:cs="Times New Roman"/>
+          <w:strike/>
           <w:color w:val="EE0000"/>
           <w:spacing w:val="6"/>
           <w:sz w:val="18"/>
@@ -2982,18 +2604,20 @@
         <w:jc w:val="both"/>
         <w:rPr>
           <w:rFonts w:ascii="Times New Roman" w:eastAsia="Times New Roman" w:hAnsi="Times New Roman" w:cs="Times New Roman"/>
-          <w:color w:val="000000" w:themeColor="text1"/>
-          <w:spacing w:val="6"/>
-          <w:sz w:val="18"/>
-          <w:szCs w:val="18"/>
-          <w:lang w:eastAsia="en-GB"/>
-        </w:rPr>
-      </w:pPr>
-      <w:r>
-        <w:rPr>
-          <w:rFonts w:ascii="Times New Roman" w:eastAsia="Times New Roman" w:hAnsi="Times New Roman" w:cs="Times New Roman"/>
-          <w:b/>
-          <w:bCs/>
+          <w:strike/>
+          <w:color w:val="000000" w:themeColor="text1"/>
+          <w:spacing w:val="6"/>
+          <w:sz w:val="18"/>
+          <w:szCs w:val="18"/>
+          <w:lang w:eastAsia="en-GB"/>
+        </w:rPr>
+      </w:pPr>
+      <w:r>
+        <w:rPr>
+          <w:rFonts w:ascii="Times New Roman" w:eastAsia="Times New Roman" w:hAnsi="Times New Roman" w:cs="Times New Roman"/>
+          <w:b/>
+          <w:bCs/>
+          <w:strike/>
           <w:color w:val="000000" w:themeColor="text1"/>
           <w:spacing w:val="6"/>
           <w:sz w:val="18"/>
@@ -3005,134 +2629,14 @@
       <w:r>
         <w:rPr>
           <w:rFonts w:ascii="Times New Roman" w:eastAsia="Times New Roman" w:hAnsi="Times New Roman" w:cs="Times New Roman"/>
-          <w:color w:val="000000" w:themeColor="text1"/>
-          <w:spacing w:val="6"/>
-          <w:sz w:val="18"/>
-          <w:szCs w:val="18"/>
-          <w:lang w:eastAsia="en-GB"/>
-        </w:rPr>
-        <w:t>– A glaucoma real-world appraisal progression ensemble (GRAPE) dataset, consisting of the clinical data, VF values, OCT measurements and CFPs at the baseline and during the follow-up visits. It records the full follow-up procedure of glaucoma patients. This dataset could be used for pr</w:t>
-      </w:r>
-      <w:r>
-        <w:rPr>
-          <w:rFonts w:ascii="Times New Roman" w:eastAsia="Times New Roman" w:hAnsi="Times New Roman" w:cs="Times New Roman"/>
-          <w:color w:val="000000" w:themeColor="text1"/>
-          <w:spacing w:val="6"/>
-          <w:sz w:val="18"/>
-          <w:szCs w:val="18"/>
-          <w:lang w:eastAsia="en-GB"/>
-        </w:rPr>
-        <w:t>edicting</w:t>
-      </w:r>
-      <w:r>
-        <w:rPr>
-          <w:rFonts w:ascii="Times New Roman" w:eastAsia="Times New Roman" w:hAnsi="Times New Roman" w:cs="Times New Roman"/>
-          <w:color w:val="000000" w:themeColor="text1"/>
-          <w:spacing w:val="6"/>
-          <w:sz w:val="18"/>
-          <w:szCs w:val="18"/>
-          <w:lang w:eastAsia="en-GB"/>
-        </w:rPr>
-        <w:t xml:space="preserve"> pr</w:t>
-      </w:r>
-      <w:r>
-        <w:rPr>
-          <w:rFonts w:ascii="Times New Roman" w:eastAsia="Times New Roman" w:hAnsi="Times New Roman" w:cs="Times New Roman"/>
-          <w:color w:val="000000" w:themeColor="text1"/>
-          <w:spacing w:val="6"/>
-          <w:sz w:val="18"/>
-          <w:szCs w:val="18"/>
-          <w:lang w:eastAsia="en-GB"/>
-        </w:rPr>
-        <w:t>ogress</w:t>
-      </w:r>
-      <w:r>
-        <w:rPr>
-          <w:rFonts w:ascii="Times New Roman" w:eastAsia="Times New Roman" w:hAnsi="Times New Roman" w:cs="Times New Roman"/>
-          <w:color w:val="000000" w:themeColor="text1"/>
-          <w:spacing w:val="6"/>
-          <w:sz w:val="18"/>
-          <w:szCs w:val="18"/>
-          <w:lang w:eastAsia="en-GB"/>
-        </w:rPr>
-        <w:t xml:space="preserve">ion and </w:t>
-      </w:r>
-      <w:r>
-        <w:rPr>
-          <w:rFonts w:ascii="Times New Roman" w:eastAsia="Times New Roman" w:hAnsi="Times New Roman" w:cs="Times New Roman"/>
-          <w:color w:val="000000" w:themeColor="text1"/>
-          <w:spacing w:val="6"/>
-          <w:sz w:val="18"/>
-          <w:szCs w:val="18"/>
-          <w:lang w:eastAsia="en-GB"/>
-        </w:rPr>
-        <w:t>estimating</w:t>
-      </w:r>
-      <w:r>
-        <w:rPr>
-          <w:rFonts w:ascii="Times New Roman" w:eastAsia="Times New Roman" w:hAnsi="Times New Roman" w:cs="Times New Roman"/>
-          <w:color w:val="000000" w:themeColor="text1"/>
-          <w:spacing w:val="6"/>
-          <w:sz w:val="18"/>
-          <w:szCs w:val="18"/>
-          <w:lang w:eastAsia="en-GB"/>
-        </w:rPr>
-        <w:t xml:space="preserve"> </w:t>
-      </w:r>
-      <w:r>
-        <w:rPr>
-          <w:rFonts w:ascii="Times New Roman" w:eastAsia="Times New Roman" w:hAnsi="Times New Roman" w:cs="Times New Roman"/>
-          <w:color w:val="000000" w:themeColor="text1"/>
-          <w:spacing w:val="6"/>
-          <w:sz w:val="18"/>
-          <w:szCs w:val="18"/>
-          <w:lang w:eastAsia="en-GB"/>
-        </w:rPr>
-        <w:t>VF</w:t>
-      </w:r>
-      <w:r>
-        <w:rPr>
-          <w:rFonts w:ascii="Times New Roman" w:eastAsia="Times New Roman" w:hAnsi="Times New Roman" w:cs="Times New Roman"/>
-          <w:color w:val="000000" w:themeColor="text1"/>
-          <w:spacing w:val="6"/>
-          <w:sz w:val="18"/>
-          <w:szCs w:val="18"/>
-          <w:lang w:eastAsia="en-GB"/>
-        </w:rPr>
-        <w:t xml:space="preserve"> </w:t>
-      </w:r>
-      <w:r>
-        <w:rPr>
-          <w:rFonts w:ascii="Times New Roman" w:eastAsia="Times New Roman" w:hAnsi="Times New Roman" w:cs="Times New Roman"/>
-          <w:color w:val="000000" w:themeColor="text1"/>
-          <w:spacing w:val="6"/>
-          <w:sz w:val="18"/>
-          <w:szCs w:val="18"/>
-          <w:lang w:eastAsia="en-GB"/>
-        </w:rPr>
-        <w:t>in</w:t>
-      </w:r>
-      <w:r>
-        <w:rPr>
-          <w:rFonts w:ascii="Times New Roman" w:eastAsia="Times New Roman" w:hAnsi="Times New Roman" w:cs="Times New Roman"/>
-          <w:color w:val="000000" w:themeColor="text1"/>
-          <w:spacing w:val="6"/>
-          <w:sz w:val="18"/>
-          <w:szCs w:val="18"/>
-          <w:lang w:eastAsia="en-GB"/>
-        </w:rPr>
-        <w:t xml:space="preserve"> glaucoma. It will promote AI-based research in glaucoma management.</w:t>
-      </w:r>
-      <w:r>
-        <w:rPr>
-          <w:rFonts w:ascii="Times New Roman" w:eastAsia="Times New Roman" w:hAnsi="Times New Roman" w:cs="Times New Roman"/>
-          <w:color w:val="000000" w:themeColor="text1"/>
-          <w:spacing w:val="6"/>
-          <w:sz w:val="18"/>
-          <w:szCs w:val="18"/>
-          <w:lang w:eastAsia="en-GB"/>
-        </w:rPr>
-        <w:t xml:space="preserve"> The dataset is available [</w:t>
+          <w:strike/>
+          <w:color w:val="000000" w:themeColor="text1"/>
+          <w:spacing w:val="6"/>
+          <w:sz w:val="18"/>
+          <w:szCs w:val="18"/>
+          <w:lang w:eastAsia="en-GB"/>
+        </w:rPr>
+        <w:t>– A glaucoma real-world appraisal progression ensemble (GRAPE) dataset, consisting of the clinical data, VF values, OCT measurements and CFPs at the baseline and during the follow-up visits. It records the full follow-up procedure of glaucoma patients. This dataset could be used for predicting progression and estimating VF in glaucoma. It will promote AI-based research in glaucoma management. The dataset is available [</w:t>
       </w:r>
       <w:hyperlink r:id="rId36" w:history="1">
         <w:r>
@@ -3141,6 +2645,7 @@
             <w:rFonts w:ascii="Times New Roman" w:eastAsia="Times New Roman" w:hAnsi="Times New Roman" w:cs="Times New Roman"/>
             <w:b/>
             <w:bCs/>
+            <w:strike/>
             <w:spacing w:val="6"/>
             <w:sz w:val="18"/>
             <w:szCs w:val="18"/>
@@ -3152,57 +2657,14 @@
       <w:r>
         <w:rPr>
           <w:rFonts w:ascii="Times New Roman" w:eastAsia="Times New Roman" w:hAnsi="Times New Roman" w:cs="Times New Roman"/>
-          <w:color w:val="000000" w:themeColor="text1"/>
-          <w:spacing w:val="6"/>
-          <w:sz w:val="18"/>
-          <w:szCs w:val="18"/>
-          <w:lang w:eastAsia="en-GB"/>
-        </w:rPr>
-        <w:t xml:space="preserve">] and described in the paper </w:t>
-      </w:r>
-      <w:r>
-        <w:rPr>
-          <w:rFonts w:ascii="Times New Roman" w:eastAsia="Times New Roman" w:hAnsi="Times New Roman" w:cs="Times New Roman"/>
-          <w:color w:val="000000" w:themeColor="text1"/>
-          <w:spacing w:val="6"/>
-          <w:sz w:val="18"/>
-          <w:szCs w:val="18"/>
-          <w:lang w:eastAsia="en-GB"/>
-        </w:rPr>
-        <w:t>Huang, X.</w:t>
-      </w:r>
-      <w:r>
-        <w:rPr>
-          <w:rFonts w:ascii="Times New Roman" w:eastAsia="Times New Roman" w:hAnsi="Times New Roman" w:cs="Times New Roman"/>
-          <w:color w:val="000000" w:themeColor="text1"/>
-          <w:spacing w:val="6"/>
-          <w:sz w:val="18"/>
-          <w:szCs w:val="18"/>
-          <w:lang w:eastAsia="en-GB"/>
-        </w:rPr>
-        <w:t xml:space="preserve"> </w:t>
-      </w:r>
-      <w:r>
-        <w:rPr>
-          <w:rFonts w:ascii="Times New Roman" w:eastAsia="Times New Roman" w:hAnsi="Times New Roman" w:cs="Times New Roman"/>
-          <w:color w:val="000000" w:themeColor="text1"/>
-          <w:spacing w:val="6"/>
-          <w:sz w:val="18"/>
-          <w:szCs w:val="18"/>
-          <w:lang w:eastAsia="en-GB"/>
-        </w:rPr>
-        <w:t>et al. GRAPE: A multi-modal dataset of longitudinal follow-up visual field and fundus images for glaucoma management. Sci Data 10, 520 (2023)</w:t>
-      </w:r>
-      <w:r>
-        <w:rPr>
-          <w:rFonts w:ascii="Times New Roman" w:eastAsia="Times New Roman" w:hAnsi="Times New Roman" w:cs="Times New Roman"/>
-          <w:color w:val="000000" w:themeColor="text1"/>
-          <w:spacing w:val="6"/>
-          <w:sz w:val="18"/>
-          <w:szCs w:val="18"/>
-          <w:lang w:eastAsia="en-GB"/>
-        </w:rPr>
-        <w:t>, available [</w:t>
+          <w:strike/>
+          <w:color w:val="000000" w:themeColor="text1"/>
+          <w:spacing w:val="6"/>
+          <w:sz w:val="18"/>
+          <w:szCs w:val="18"/>
+          <w:lang w:eastAsia="en-GB"/>
+        </w:rPr>
+        <w:t>] and described in the paper Huang, X. et al. GRAPE: A multi-modal dataset of longitudinal follow-up visual field and fundus images for glaucoma management. Sci Data 10, 520 (2023), available [</w:t>
       </w:r>
       <w:hyperlink r:id="rId37" w:history="1">
         <w:r>
@@ -3211,6 +2673,7 @@
             <w:rFonts w:ascii="Times New Roman" w:eastAsia="Times New Roman" w:hAnsi="Times New Roman" w:cs="Times New Roman"/>
             <w:b/>
             <w:bCs/>
+            <w:strike/>
             <w:spacing w:val="6"/>
             <w:sz w:val="18"/>
             <w:szCs w:val="18"/>
@@ -3222,6 +2685,7 @@
       <w:r>
         <w:rPr>
           <w:rFonts w:ascii="Times New Roman" w:eastAsia="Times New Roman" w:hAnsi="Times New Roman" w:cs="Times New Roman"/>
+          <w:strike/>
           <w:color w:val="000000" w:themeColor="text1"/>
           <w:spacing w:val="6"/>
           <w:sz w:val="18"/>
@@ -3233,35 +2697,14 @@
       <w:r>
         <w:rPr>
           <w:rFonts w:ascii="Times New Roman" w:eastAsia="Times New Roman" w:hAnsi="Times New Roman" w:cs="Times New Roman"/>
+          <w:strike/>
           <w:color w:val="EE0000"/>
           <w:spacing w:val="6"/>
           <w:sz w:val="18"/>
           <w:szCs w:val="18"/>
           <w:lang w:eastAsia="en-GB"/>
         </w:rPr>
-        <w:t>Category (</w:t>
-      </w:r>
-      <w:r>
-        <w:rPr>
-          <w:rFonts w:ascii="Times New Roman" w:eastAsia="Times New Roman" w:hAnsi="Times New Roman" w:cs="Times New Roman"/>
-          <w:color w:val="EE0000"/>
-          <w:spacing w:val="6"/>
-          <w:sz w:val="18"/>
-          <w:szCs w:val="18"/>
-          <w:lang w:eastAsia="en-GB"/>
-        </w:rPr>
-        <w:t xml:space="preserve">OCT, </w:t>
-      </w:r>
-      <w:r>
-        <w:rPr>
-          <w:rFonts w:ascii="Times New Roman" w:eastAsia="Times New Roman" w:hAnsi="Times New Roman" w:cs="Times New Roman"/>
-          <w:color w:val="EE0000"/>
-          <w:spacing w:val="6"/>
-          <w:sz w:val="18"/>
-          <w:szCs w:val="18"/>
-          <w:lang w:eastAsia="en-GB"/>
-        </w:rPr>
-        <w:t>perimetry)</w:t>
+        <w:t>Category (OCT, perimetry)</w:t>
       </w:r>
     </w:p>
     <w:p>
@@ -3419,53 +2862,41 @@
     </w:p>
     <w:p>
       <w:pPr>
-        <w:spacing w:line="360" w:lineRule="auto"/>
-        <w:jc w:val="both"/>
-        <w:rPr>
-          <w:rFonts w:ascii="Times New Roman" w:eastAsia="Times New Roman" w:hAnsi="Times New Roman" w:cs="Times New Roman"/>
-          <w:color w:val="000000" w:themeColor="text1"/>
-          <w:spacing w:val="6"/>
-          <w:sz w:val="18"/>
-          <w:szCs w:val="18"/>
-          <w:lang w:eastAsia="en-GB"/>
-        </w:rPr>
-      </w:pPr>
-      <w:r>
-        <w:rPr>
-          <w:rFonts w:ascii="Times New Roman" w:eastAsia="Times New Roman" w:hAnsi="Times New Roman" w:cs="Times New Roman"/>
-          <w:color w:val="000000" w:themeColor="text1"/>
-          <w:spacing w:val="6"/>
-          <w:sz w:val="18"/>
-          <w:szCs w:val="18"/>
-          <w:lang w:eastAsia="en-GB"/>
-        </w:rPr>
-        <w:t xml:space="preserve">Dr </w:t>
-      </w:r>
-      <w:r>
-        <w:rPr>
-          <w:rFonts w:ascii="Times New Roman" w:eastAsia="Times New Roman" w:hAnsi="Times New Roman" w:cs="Times New Roman"/>
-          <w:color w:val="000000" w:themeColor="text1"/>
-          <w:spacing w:val="6"/>
-          <w:sz w:val="18"/>
-          <w:szCs w:val="18"/>
-          <w:lang w:eastAsia="en-GB"/>
-        </w:rPr>
-        <w:t>Danuta Sampson</w:t>
-      </w:r>
-      <w:r>
-        <w:rPr>
-          <w:rFonts w:ascii="Times New Roman" w:eastAsia="Times New Roman" w:hAnsi="Times New Roman" w:cs="Times New Roman"/>
-          <w:color w:val="000000" w:themeColor="text1"/>
-          <w:spacing w:val="6"/>
-          <w:sz w:val="18"/>
-          <w:szCs w:val="18"/>
-          <w:lang w:eastAsia="en-GB"/>
-        </w:rPr>
-        <w:t>, project lead</w:t>
-      </w:r>
-    </w:p>
-    <w:p>
-      <w:pPr>
+        <w:pStyle w:val="ListParagraph"/>
+        <w:numPr>
+          <w:ilvl w:val="0"/>
+          <w:numId w:val="6"/>
+        </w:numPr>
+        <w:spacing w:line="360" w:lineRule="auto"/>
+        <w:jc w:val="both"/>
+        <w:rPr>
+          <w:rFonts w:ascii="Times New Roman" w:eastAsia="Times New Roman" w:hAnsi="Times New Roman" w:cs="Times New Roman"/>
+          <w:color w:val="000000" w:themeColor="text1"/>
+          <w:spacing w:val="6"/>
+          <w:sz w:val="18"/>
+          <w:szCs w:val="18"/>
+          <w:lang w:eastAsia="en-GB"/>
+        </w:rPr>
+      </w:pPr>
+      <w:r>
+        <w:rPr>
+          <w:rFonts w:ascii="Times New Roman" w:eastAsia="Times New Roman" w:hAnsi="Times New Roman" w:cs="Times New Roman"/>
+          <w:color w:val="000000" w:themeColor="text1"/>
+          <w:spacing w:val="6"/>
+          <w:sz w:val="18"/>
+          <w:szCs w:val="18"/>
+          <w:lang w:eastAsia="en-GB"/>
+        </w:rPr>
+        <w:t>Dr Danuta Sampson, project lead</w:t>
+      </w:r>
+    </w:p>
+    <w:p>
+      <w:pPr>
+        <w:pStyle w:val="ListParagraph"/>
+        <w:numPr>
+          <w:ilvl w:val="0"/>
+          <w:numId w:val="6"/>
+        </w:numPr>
         <w:spacing w:line="360" w:lineRule="auto"/>
         <w:jc w:val="both"/>
         <w:rPr>
@@ -3491,6 +2922,11 @@
     </w:p>
     <w:p>
       <w:pPr>
+        <w:pStyle w:val="ListParagraph"/>
+        <w:numPr>
+          <w:ilvl w:val="0"/>
+          <w:numId w:val="6"/>
+        </w:numPr>
         <w:spacing w:line="360" w:lineRule="auto"/>
         <w:jc w:val="both"/>
         <w:rPr>
@@ -3527,6 +2963,11 @@
     </w:p>
     <w:p>
       <w:pPr>
+        <w:pStyle w:val="ListParagraph"/>
+        <w:numPr>
+          <w:ilvl w:val="0"/>
+          <w:numId w:val="6"/>
+        </w:numPr>
         <w:spacing w:line="360" w:lineRule="auto"/>
         <w:jc w:val="both"/>
         <w:rPr>
@@ -3558,22 +2999,16 @@
           <w:szCs w:val="18"/>
           <w:lang w:eastAsia="en-GB"/>
         </w:rPr>
-        <w:t>research ass</w:t>
-      </w:r>
-      <w:r>
-        <w:rPr>
-          <w:rFonts w:ascii="Times New Roman" w:eastAsia="Times New Roman" w:hAnsi="Times New Roman" w:cs="Times New Roman"/>
-          <w:color w:val="000000" w:themeColor="text1"/>
-          <w:spacing w:val="6"/>
-          <w:sz w:val="18"/>
-          <w:szCs w:val="18"/>
-          <w:lang w:eastAsia="en-GB"/>
-        </w:rPr>
-        <w:t>istant</w:t>
-      </w:r>
-    </w:p>
-    <w:p>
-      <w:pPr>
+        <w:t>research assistant</w:t>
+      </w:r>
+    </w:p>
+    <w:p>
+      <w:pPr>
+        <w:pStyle w:val="ListParagraph"/>
+        <w:numPr>
+          <w:ilvl w:val="0"/>
+          <w:numId w:val="6"/>
+        </w:numPr>
         <w:spacing w:line="360" w:lineRule="auto"/>
         <w:jc w:val="both"/>
         <w:rPr>
@@ -3605,310 +3040,327 @@
           <w:szCs w:val="18"/>
           <w:lang w:eastAsia="en-GB"/>
         </w:rPr>
-        <w:t>research ass</w:t>
-      </w:r>
-      <w:r>
-        <w:rPr>
-          <w:rFonts w:ascii="Times New Roman" w:eastAsia="Times New Roman" w:hAnsi="Times New Roman" w:cs="Times New Roman"/>
-          <w:color w:val="000000" w:themeColor="text1"/>
-          <w:spacing w:val="6"/>
-          <w:sz w:val="18"/>
-          <w:szCs w:val="18"/>
-          <w:lang w:eastAsia="en-GB"/>
-        </w:rPr>
-        <w:t>istant</w:t>
-      </w:r>
-    </w:p>
-    <w:p>
-      <w:pPr>
-        <w:spacing w:line="360" w:lineRule="auto"/>
-        <w:jc w:val="both"/>
-        <w:rPr>
-          <w:rFonts w:ascii="Times New Roman" w:eastAsia="Times New Roman" w:hAnsi="Times New Roman" w:cs="Times New Roman"/>
-          <w:color w:val="000000" w:themeColor="text1"/>
-          <w:spacing w:val="6"/>
-          <w:sz w:val="18"/>
-          <w:szCs w:val="18"/>
-          <w:lang w:eastAsia="en-GB"/>
-        </w:rPr>
-      </w:pPr>
-      <w:r>
-        <w:rPr>
-          <w:rFonts w:ascii="Times New Roman" w:eastAsia="Times New Roman" w:hAnsi="Times New Roman" w:cs="Times New Roman"/>
-          <w:color w:val="000000" w:themeColor="text1"/>
-          <w:spacing w:val="6"/>
-          <w:sz w:val="18"/>
-          <w:szCs w:val="18"/>
-          <w:lang w:eastAsia="en-GB"/>
-        </w:rPr>
-        <w:t xml:space="preserve">Dr Ondine Gordon, </w:t>
-      </w:r>
-      <w:r>
-        <w:rPr>
-          <w:rFonts w:ascii="Times New Roman" w:eastAsia="Times New Roman" w:hAnsi="Times New Roman" w:cs="Times New Roman"/>
-          <w:color w:val="000000" w:themeColor="text1"/>
-          <w:spacing w:val="6"/>
-          <w:sz w:val="18"/>
-          <w:szCs w:val="18"/>
-          <w:lang w:eastAsia="en-GB"/>
-        </w:rPr>
-        <w:t>Diabetic Retinopathy Consumer and Community Advisory Group</w:t>
-      </w:r>
-    </w:p>
-    <w:p>
-      <w:pPr>
-        <w:spacing w:line="360" w:lineRule="auto"/>
-        <w:jc w:val="both"/>
-        <w:rPr>
-          <w:rFonts w:ascii="Times New Roman" w:eastAsia="Times New Roman" w:hAnsi="Times New Roman" w:cs="Times New Roman"/>
-          <w:color w:val="000000" w:themeColor="text1"/>
-          <w:spacing w:val="6"/>
-          <w:sz w:val="18"/>
-          <w:szCs w:val="18"/>
-          <w:lang w:eastAsia="en-GB"/>
-        </w:rPr>
-      </w:pPr>
-      <w:r>
-        <w:rPr>
-          <w:rFonts w:ascii="Times New Roman" w:eastAsia="Times New Roman" w:hAnsi="Times New Roman" w:cs="Times New Roman"/>
-          <w:color w:val="000000" w:themeColor="text1"/>
-          <w:spacing w:val="6"/>
-          <w:sz w:val="18"/>
-          <w:szCs w:val="18"/>
-          <w:lang w:eastAsia="en-GB"/>
-        </w:rPr>
-        <w:t xml:space="preserve">Tim Benson, </w:t>
-      </w:r>
-      <w:r>
-        <w:rPr>
-          <w:rFonts w:ascii="Times New Roman" w:eastAsia="Times New Roman" w:hAnsi="Times New Roman" w:cs="Times New Roman"/>
-          <w:color w:val="000000" w:themeColor="text1"/>
-          <w:spacing w:val="6"/>
-          <w:sz w:val="18"/>
-          <w:szCs w:val="18"/>
-          <w:lang w:eastAsia="en-GB"/>
-        </w:rPr>
-        <w:t>Diabetic Retinopathy Consumer and Community Advisory Group</w:t>
-      </w:r>
-    </w:p>
-    <w:p>
-      <w:pPr>
-        <w:spacing w:line="360" w:lineRule="auto"/>
-        <w:jc w:val="both"/>
-        <w:rPr>
-          <w:rFonts w:ascii="Times New Roman" w:eastAsia="Times New Roman" w:hAnsi="Times New Roman" w:cs="Times New Roman"/>
-          <w:color w:val="000000" w:themeColor="text1"/>
-          <w:spacing w:val="6"/>
-          <w:sz w:val="18"/>
-          <w:szCs w:val="18"/>
-          <w:lang w:eastAsia="en-GB"/>
-        </w:rPr>
-      </w:pPr>
-      <w:r>
-        <w:rPr>
-          <w:rFonts w:ascii="Times New Roman" w:eastAsia="Times New Roman" w:hAnsi="Times New Roman" w:cs="Times New Roman"/>
-          <w:color w:val="000000" w:themeColor="text1"/>
-          <w:spacing w:val="6"/>
-          <w:sz w:val="18"/>
-          <w:szCs w:val="18"/>
-          <w:lang w:eastAsia="en-GB"/>
-        </w:rPr>
-        <w:t xml:space="preserve">Pauline Miles, </w:t>
-      </w:r>
-      <w:r>
-        <w:rPr>
-          <w:rFonts w:ascii="Times New Roman" w:eastAsia="Times New Roman" w:hAnsi="Times New Roman" w:cs="Times New Roman"/>
-          <w:color w:val="000000" w:themeColor="text1"/>
-          <w:spacing w:val="6"/>
-          <w:sz w:val="18"/>
-          <w:szCs w:val="18"/>
-          <w:lang w:eastAsia="en-GB"/>
-        </w:rPr>
-        <w:t>Diabetic Retinopathy Consumer and Community Advisory Group</w:t>
-      </w:r>
-    </w:p>
-    <w:p>
-      <w:pPr>
-        <w:spacing w:line="360" w:lineRule="auto"/>
-        <w:jc w:val="both"/>
-        <w:rPr>
-          <w:rFonts w:ascii="Times New Roman" w:eastAsia="Times New Roman" w:hAnsi="Times New Roman" w:cs="Times New Roman"/>
-          <w:color w:val="000000" w:themeColor="text1"/>
-          <w:spacing w:val="6"/>
-          <w:sz w:val="18"/>
-          <w:szCs w:val="18"/>
-          <w:lang w:eastAsia="en-GB"/>
-        </w:rPr>
-      </w:pPr>
-      <w:r>
-        <w:rPr>
-          <w:rFonts w:ascii="Times New Roman" w:eastAsia="Times New Roman" w:hAnsi="Times New Roman" w:cs="Times New Roman"/>
-          <w:color w:val="000000" w:themeColor="text1"/>
-          <w:spacing w:val="6"/>
-          <w:sz w:val="18"/>
-          <w:szCs w:val="18"/>
-          <w:lang w:eastAsia="en-GB"/>
-        </w:rPr>
-        <w:t xml:space="preserve">Jennifer Henry, </w:t>
-      </w:r>
-      <w:r>
-        <w:rPr>
-          <w:rFonts w:ascii="Times New Roman" w:eastAsia="Times New Roman" w:hAnsi="Times New Roman" w:cs="Times New Roman"/>
-          <w:color w:val="000000" w:themeColor="text1"/>
-          <w:spacing w:val="6"/>
-          <w:sz w:val="18"/>
-          <w:szCs w:val="18"/>
-          <w:lang w:eastAsia="en-GB"/>
-        </w:rPr>
-        <w:t>Diabetic Retinopathy Consumer and Community Advisory Group</w:t>
-      </w:r>
-    </w:p>
-    <w:p>
-      <w:pPr>
-        <w:spacing w:line="360" w:lineRule="auto"/>
-        <w:jc w:val="both"/>
-        <w:rPr>
-          <w:rFonts w:ascii="Times New Roman" w:eastAsia="Times New Roman" w:hAnsi="Times New Roman" w:cs="Times New Roman"/>
-          <w:color w:val="000000" w:themeColor="text1"/>
-          <w:spacing w:val="6"/>
-          <w:sz w:val="18"/>
-          <w:szCs w:val="18"/>
-          <w:lang w:eastAsia="en-GB"/>
-        </w:rPr>
-      </w:pPr>
-      <w:r>
-        <w:rPr>
-          <w:rFonts w:ascii="Times New Roman" w:eastAsia="Times New Roman" w:hAnsi="Times New Roman" w:cs="Times New Roman"/>
-          <w:color w:val="000000" w:themeColor="text1"/>
-          <w:spacing w:val="6"/>
-          <w:sz w:val="18"/>
-          <w:szCs w:val="18"/>
-          <w:lang w:eastAsia="en-GB"/>
-        </w:rPr>
-        <w:t xml:space="preserve">Finn Gordon, </w:t>
-      </w:r>
-      <w:r>
-        <w:rPr>
-          <w:rFonts w:ascii="Times New Roman" w:eastAsia="Times New Roman" w:hAnsi="Times New Roman" w:cs="Times New Roman"/>
-          <w:color w:val="000000" w:themeColor="text1"/>
-          <w:spacing w:val="6"/>
-          <w:sz w:val="18"/>
-          <w:szCs w:val="18"/>
-          <w:lang w:eastAsia="en-GB"/>
-        </w:rPr>
-        <w:t>Diabetic Retinopathy Consumer and Community Advisory Group</w:t>
-      </w:r>
-    </w:p>
-    <w:p>
-      <w:pPr>
-        <w:spacing w:line="360" w:lineRule="auto"/>
-        <w:jc w:val="both"/>
-        <w:rPr>
-          <w:rFonts w:ascii="Times New Roman" w:eastAsia="Times New Roman" w:hAnsi="Times New Roman" w:cs="Times New Roman"/>
-          <w:color w:val="000000" w:themeColor="text1"/>
-          <w:spacing w:val="6"/>
-          <w:sz w:val="18"/>
-          <w:szCs w:val="18"/>
-          <w:lang w:eastAsia="en-GB"/>
-        </w:rPr>
-      </w:pPr>
-      <w:r>
-        <w:rPr>
-          <w:rFonts w:ascii="Times New Roman" w:eastAsia="Times New Roman" w:hAnsi="Times New Roman" w:cs="Times New Roman"/>
-          <w:color w:val="000000" w:themeColor="text1"/>
-          <w:spacing w:val="6"/>
-          <w:sz w:val="18"/>
-          <w:szCs w:val="18"/>
-          <w:lang w:eastAsia="en-GB"/>
-        </w:rPr>
-        <w:t xml:space="preserve">Dr Scott Hollier, IRD </w:t>
-      </w:r>
-      <w:r>
-        <w:rPr>
-          <w:rFonts w:ascii="Times New Roman" w:eastAsia="Times New Roman" w:hAnsi="Times New Roman" w:cs="Times New Roman"/>
-          <w:color w:val="000000" w:themeColor="text1"/>
-          <w:spacing w:val="6"/>
-          <w:sz w:val="18"/>
-          <w:szCs w:val="18"/>
-          <w:lang w:eastAsia="en-GB"/>
-        </w:rPr>
-        <w:t>Consumer and Community Advisory Group</w:t>
-      </w:r>
-    </w:p>
-    <w:p>
-      <w:pPr>
-        <w:spacing w:line="360" w:lineRule="auto"/>
-        <w:jc w:val="both"/>
-        <w:rPr>
-          <w:rFonts w:ascii="Times New Roman" w:eastAsia="Times New Roman" w:hAnsi="Times New Roman" w:cs="Times New Roman"/>
-          <w:color w:val="000000" w:themeColor="text1"/>
-          <w:spacing w:val="6"/>
-          <w:sz w:val="18"/>
-          <w:szCs w:val="18"/>
-          <w:lang w:eastAsia="en-GB"/>
-        </w:rPr>
-      </w:pPr>
-      <w:r>
-        <w:rPr>
-          <w:rFonts w:ascii="Times New Roman" w:eastAsia="Times New Roman" w:hAnsi="Times New Roman" w:cs="Times New Roman"/>
-          <w:color w:val="000000" w:themeColor="text1"/>
-          <w:spacing w:val="6"/>
-          <w:sz w:val="18"/>
-          <w:szCs w:val="18"/>
-          <w:lang w:eastAsia="en-GB"/>
-        </w:rPr>
-        <w:t xml:space="preserve">Dr Ruchi Permvattana, IRD </w:t>
-      </w:r>
-      <w:r>
-        <w:rPr>
-          <w:rFonts w:ascii="Times New Roman" w:eastAsia="Times New Roman" w:hAnsi="Times New Roman" w:cs="Times New Roman"/>
-          <w:color w:val="000000" w:themeColor="text1"/>
-          <w:spacing w:val="6"/>
-          <w:sz w:val="18"/>
-          <w:szCs w:val="18"/>
-          <w:lang w:eastAsia="en-GB"/>
-        </w:rPr>
-        <w:t>Consumer and Community Advisory Group</w:t>
-      </w:r>
-    </w:p>
-    <w:p>
-      <w:pPr>
-        <w:spacing w:line="360" w:lineRule="auto"/>
-        <w:jc w:val="both"/>
-        <w:rPr>
-          <w:rFonts w:ascii="Times New Roman" w:eastAsia="Times New Roman" w:hAnsi="Times New Roman" w:cs="Times New Roman"/>
-          <w:color w:val="000000" w:themeColor="text1"/>
-          <w:spacing w:val="6"/>
-          <w:sz w:val="18"/>
-          <w:szCs w:val="18"/>
-          <w:lang w:eastAsia="en-GB"/>
-        </w:rPr>
-      </w:pPr>
-      <w:r>
-        <w:rPr>
-          <w:rFonts w:ascii="Times New Roman" w:eastAsia="Times New Roman" w:hAnsi="Times New Roman" w:cs="Times New Roman"/>
-          <w:color w:val="000000" w:themeColor="text1"/>
-          <w:spacing w:val="6"/>
-          <w:sz w:val="18"/>
-          <w:szCs w:val="18"/>
-          <w:lang w:eastAsia="en-GB"/>
-        </w:rPr>
-        <w:t>Cameron Hart</w:t>
-      </w:r>
-      <w:r>
-        <w:rPr>
-          <w:rFonts w:ascii="Times New Roman" w:eastAsia="Times New Roman" w:hAnsi="Times New Roman" w:cs="Times New Roman"/>
-          <w:color w:val="000000" w:themeColor="text1"/>
-          <w:spacing w:val="6"/>
-          <w:sz w:val="18"/>
-          <w:szCs w:val="18"/>
-          <w:lang w:eastAsia="en-GB"/>
-        </w:rPr>
-        <w:t>, BE (Hons) in software engineering</w:t>
-      </w:r>
-    </w:p>
-    <w:p>
-      <w:pPr>
+        <w:t>research assistant</w:t>
+      </w:r>
+    </w:p>
+    <w:p>
+      <w:pPr>
+        <w:pStyle w:val="ListParagraph"/>
+        <w:numPr>
+          <w:ilvl w:val="0"/>
+          <w:numId w:val="6"/>
+        </w:numPr>
+        <w:spacing w:line="360" w:lineRule="auto"/>
+        <w:jc w:val="both"/>
+        <w:rPr>
+          <w:rFonts w:ascii="Times New Roman" w:eastAsia="Times New Roman" w:hAnsi="Times New Roman" w:cs="Times New Roman"/>
+          <w:color w:val="000000" w:themeColor="text1"/>
+          <w:spacing w:val="6"/>
+          <w:sz w:val="18"/>
+          <w:szCs w:val="18"/>
+          <w:lang w:eastAsia="en-GB"/>
+        </w:rPr>
+      </w:pPr>
+      <w:r>
+        <w:rPr>
+          <w:rFonts w:ascii="Times New Roman" w:eastAsia="Times New Roman" w:hAnsi="Times New Roman" w:cs="Times New Roman"/>
+          <w:color w:val="000000" w:themeColor="text1"/>
+          <w:spacing w:val="6"/>
+          <w:sz w:val="18"/>
+          <w:szCs w:val="18"/>
+          <w:lang w:eastAsia="en-GB"/>
+        </w:rPr>
+        <w:t>Dr Ondine Gordon, Diabetic Retinopathy Consumer and Community Advisory Group</w:t>
+      </w:r>
+    </w:p>
+    <w:p>
+      <w:pPr>
+        <w:pStyle w:val="ListParagraph"/>
+        <w:numPr>
+          <w:ilvl w:val="0"/>
+          <w:numId w:val="6"/>
+        </w:numPr>
+        <w:spacing w:line="360" w:lineRule="auto"/>
+        <w:jc w:val="both"/>
+        <w:rPr>
+          <w:rFonts w:ascii="Times New Roman" w:eastAsia="Times New Roman" w:hAnsi="Times New Roman" w:cs="Times New Roman"/>
+          <w:color w:val="000000" w:themeColor="text1"/>
+          <w:spacing w:val="6"/>
+          <w:sz w:val="18"/>
+          <w:szCs w:val="18"/>
+          <w:lang w:eastAsia="en-GB"/>
+        </w:rPr>
+      </w:pPr>
+      <w:r>
+        <w:rPr>
+          <w:rFonts w:ascii="Times New Roman" w:eastAsia="Times New Roman" w:hAnsi="Times New Roman" w:cs="Times New Roman"/>
+          <w:color w:val="000000" w:themeColor="text1"/>
+          <w:spacing w:val="6"/>
+          <w:sz w:val="18"/>
+          <w:szCs w:val="18"/>
+          <w:lang w:eastAsia="en-GB"/>
+        </w:rPr>
+        <w:t>Tim Benson, Diabetic Retinopathy Consumer and Community Advisory Group</w:t>
+      </w:r>
+    </w:p>
+    <w:p>
+      <w:pPr>
+        <w:pStyle w:val="ListParagraph"/>
+        <w:numPr>
+          <w:ilvl w:val="0"/>
+          <w:numId w:val="6"/>
+        </w:numPr>
+        <w:spacing w:line="360" w:lineRule="auto"/>
+        <w:jc w:val="both"/>
+        <w:rPr>
+          <w:rFonts w:ascii="Times New Roman" w:eastAsia="Times New Roman" w:hAnsi="Times New Roman" w:cs="Times New Roman"/>
+          <w:color w:val="000000" w:themeColor="text1"/>
+          <w:spacing w:val="6"/>
+          <w:sz w:val="18"/>
+          <w:szCs w:val="18"/>
+          <w:lang w:eastAsia="en-GB"/>
+        </w:rPr>
+      </w:pPr>
+      <w:r>
+        <w:rPr>
+          <w:rFonts w:ascii="Times New Roman" w:eastAsia="Times New Roman" w:hAnsi="Times New Roman" w:cs="Times New Roman"/>
+          <w:color w:val="000000" w:themeColor="text1"/>
+          <w:spacing w:val="6"/>
+          <w:sz w:val="18"/>
+          <w:szCs w:val="18"/>
+          <w:lang w:eastAsia="en-GB"/>
+        </w:rPr>
+        <w:t>Pauline Miles, Diabetic Retinopathy Consumer and Community Advisory Group</w:t>
+      </w:r>
+    </w:p>
+    <w:p>
+      <w:pPr>
+        <w:pStyle w:val="ListParagraph"/>
+        <w:numPr>
+          <w:ilvl w:val="0"/>
+          <w:numId w:val="6"/>
+        </w:numPr>
+        <w:spacing w:line="360" w:lineRule="auto"/>
+        <w:jc w:val="both"/>
+        <w:rPr>
+          <w:rFonts w:ascii="Times New Roman" w:eastAsia="Times New Roman" w:hAnsi="Times New Roman" w:cs="Times New Roman"/>
+          <w:color w:val="000000" w:themeColor="text1"/>
+          <w:spacing w:val="6"/>
+          <w:sz w:val="18"/>
+          <w:szCs w:val="18"/>
+          <w:lang w:eastAsia="en-GB"/>
+        </w:rPr>
+      </w:pPr>
+      <w:r>
+        <w:rPr>
+          <w:rFonts w:ascii="Times New Roman" w:eastAsia="Times New Roman" w:hAnsi="Times New Roman" w:cs="Times New Roman"/>
+          <w:color w:val="000000" w:themeColor="text1"/>
+          <w:spacing w:val="6"/>
+          <w:sz w:val="18"/>
+          <w:szCs w:val="18"/>
+          <w:lang w:eastAsia="en-GB"/>
+        </w:rPr>
+        <w:t>Jennifer Henry, Diabetic Retinopathy Consumer and Community Advisory Group</w:t>
+      </w:r>
+    </w:p>
+    <w:p>
+      <w:pPr>
+        <w:pStyle w:val="ListParagraph"/>
+        <w:numPr>
+          <w:ilvl w:val="0"/>
+          <w:numId w:val="6"/>
+        </w:numPr>
+        <w:spacing w:line="360" w:lineRule="auto"/>
+        <w:jc w:val="both"/>
+        <w:rPr>
+          <w:rFonts w:ascii="Times New Roman" w:eastAsia="Times New Roman" w:hAnsi="Times New Roman" w:cs="Times New Roman"/>
+          <w:color w:val="000000" w:themeColor="text1"/>
+          <w:spacing w:val="6"/>
+          <w:sz w:val="18"/>
+          <w:szCs w:val="18"/>
+          <w:lang w:eastAsia="en-GB"/>
+        </w:rPr>
+      </w:pPr>
+      <w:r>
+        <w:rPr>
+          <w:rFonts w:ascii="Times New Roman" w:eastAsia="Times New Roman" w:hAnsi="Times New Roman" w:cs="Times New Roman"/>
+          <w:color w:val="000000" w:themeColor="text1"/>
+          <w:spacing w:val="6"/>
+          <w:sz w:val="18"/>
+          <w:szCs w:val="18"/>
+          <w:lang w:eastAsia="en-GB"/>
+        </w:rPr>
+        <w:t>Finn Gordon, Diabetic Retinopathy Consumer and Community Advisory Group</w:t>
+      </w:r>
+    </w:p>
+    <w:p>
+      <w:pPr>
+        <w:pStyle w:val="ListParagraph"/>
+        <w:numPr>
+          <w:ilvl w:val="0"/>
+          <w:numId w:val="6"/>
+        </w:numPr>
+        <w:spacing w:line="360" w:lineRule="auto"/>
+        <w:jc w:val="both"/>
+        <w:rPr>
+          <w:rFonts w:ascii="Times New Roman" w:eastAsia="Times New Roman" w:hAnsi="Times New Roman" w:cs="Times New Roman"/>
+          <w:color w:val="000000" w:themeColor="text1"/>
+          <w:spacing w:val="6"/>
+          <w:sz w:val="18"/>
+          <w:szCs w:val="18"/>
+          <w:lang w:eastAsia="en-GB"/>
+        </w:rPr>
+      </w:pPr>
+      <w:r>
+        <w:rPr>
+          <w:rFonts w:ascii="Times New Roman" w:eastAsia="Times New Roman" w:hAnsi="Times New Roman" w:cs="Times New Roman"/>
+          <w:color w:val="000000" w:themeColor="text1"/>
+          <w:spacing w:val="6"/>
+          <w:sz w:val="18"/>
+          <w:szCs w:val="18"/>
+          <w:lang w:eastAsia="en-GB"/>
+        </w:rPr>
+        <w:t>Dr Scott Hollier, IRD Consumer and Community Advisory Group</w:t>
+      </w:r>
+    </w:p>
+    <w:p>
+      <w:pPr>
+        <w:pStyle w:val="ListParagraph"/>
+        <w:numPr>
+          <w:ilvl w:val="0"/>
+          <w:numId w:val="6"/>
+        </w:numPr>
+        <w:spacing w:line="360" w:lineRule="auto"/>
+        <w:jc w:val="both"/>
+        <w:rPr>
+          <w:rFonts w:ascii="Times New Roman" w:eastAsia="Times New Roman" w:hAnsi="Times New Roman" w:cs="Times New Roman"/>
+          <w:color w:val="000000" w:themeColor="text1"/>
+          <w:spacing w:val="6"/>
+          <w:sz w:val="18"/>
+          <w:szCs w:val="18"/>
+          <w:lang w:eastAsia="en-GB"/>
+        </w:rPr>
+      </w:pPr>
+      <w:r>
+        <w:rPr>
+          <w:rFonts w:ascii="Times New Roman" w:eastAsia="Times New Roman" w:hAnsi="Times New Roman" w:cs="Times New Roman"/>
+          <w:color w:val="000000" w:themeColor="text1"/>
+          <w:spacing w:val="6"/>
+          <w:sz w:val="18"/>
+          <w:szCs w:val="18"/>
+          <w:lang w:eastAsia="en-GB"/>
+        </w:rPr>
+        <w:t>Dr Ruchi Permvattana, IRD Consumer and Community Advisory Group</w:t>
+      </w:r>
+    </w:p>
+    <w:p>
+      <w:pPr>
+        <w:pStyle w:val="ListParagraph"/>
+        <w:numPr>
+          <w:ilvl w:val="0"/>
+          <w:numId w:val="6"/>
+        </w:numPr>
+        <w:spacing w:line="360" w:lineRule="auto"/>
+        <w:jc w:val="both"/>
+        <w:rPr>
+          <w:rFonts w:ascii="Times New Roman" w:eastAsia="Times New Roman" w:hAnsi="Times New Roman" w:cs="Times New Roman"/>
+          <w:color w:val="000000" w:themeColor="text1"/>
+          <w:spacing w:val="6"/>
+          <w:sz w:val="18"/>
+          <w:szCs w:val="18"/>
+          <w:lang w:eastAsia="en-GB"/>
+        </w:rPr>
+      </w:pPr>
+      <w:r>
+        <w:rPr>
+          <w:rFonts w:ascii="Times New Roman" w:eastAsia="Times New Roman" w:hAnsi="Times New Roman" w:cs="Times New Roman"/>
+          <w:color w:val="000000" w:themeColor="text1"/>
+          <w:spacing w:val="6"/>
+          <w:sz w:val="18"/>
+          <w:szCs w:val="18"/>
+          <w:lang w:eastAsia="en-GB"/>
+        </w:rPr>
+        <w:t>Cameron Hart, BE (Hons) in software engineering</w:t>
+      </w:r>
+    </w:p>
+    <w:p>
+      <w:pPr>
+        <w:pStyle w:val="ListParagraph"/>
+        <w:numPr>
+          <w:ilvl w:val="0"/>
+          <w:numId w:val="6"/>
+        </w:numPr>
+        <w:spacing w:line="360" w:lineRule="auto"/>
+        <w:jc w:val="both"/>
+        <w:rPr>
+          <w:rFonts w:ascii="Times New Roman" w:eastAsia="Times New Roman" w:hAnsi="Times New Roman" w:cs="Times New Roman"/>
+          <w:color w:val="000000" w:themeColor="text1"/>
+          <w:spacing w:val="6"/>
+          <w:sz w:val="18"/>
+          <w:szCs w:val="18"/>
+          <w:lang w:eastAsia="en-GB"/>
+        </w:rPr>
+      </w:pPr>
+      <w:r>
+        <w:rPr>
+          <w:rFonts w:ascii="Times New Roman" w:eastAsia="Times New Roman" w:hAnsi="Times New Roman" w:cs="Times New Roman"/>
+          <w:color w:val="000000" w:themeColor="text1"/>
+          <w:spacing w:val="6"/>
+          <w:sz w:val="18"/>
+          <w:szCs w:val="18"/>
+          <w:lang w:eastAsia="en-GB"/>
+        </w:rPr>
+        <w:t>Kavishani Vimalathasan, BE (Hons) in software engineering</w:t>
+      </w:r>
+    </w:p>
+    <w:p>
+      <w:pPr>
+        <w:pStyle w:val="ListParagraph"/>
+        <w:numPr>
+          <w:ilvl w:val="0"/>
+          <w:numId w:val="6"/>
+        </w:numPr>
+        <w:spacing w:line="360" w:lineRule="auto"/>
+        <w:jc w:val="both"/>
+        <w:rPr>
+          <w:rFonts w:ascii="Times New Roman" w:eastAsia="Times New Roman" w:hAnsi="Times New Roman" w:cs="Times New Roman"/>
+          <w:color w:val="000000" w:themeColor="text1"/>
+          <w:spacing w:val="6"/>
+          <w:sz w:val="18"/>
+          <w:szCs w:val="18"/>
+          <w:lang w:eastAsia="en-GB"/>
+        </w:rPr>
+      </w:pPr>
+      <w:r>
+        <w:rPr>
+          <w:rFonts w:ascii="Times New Roman" w:eastAsia="Times New Roman" w:hAnsi="Times New Roman" w:cs="Times New Roman"/>
+          <w:color w:val="000000" w:themeColor="text1"/>
+          <w:spacing w:val="6"/>
+          <w:sz w:val="18"/>
+          <w:szCs w:val="18"/>
+          <w:lang w:eastAsia="en-GB"/>
+        </w:rPr>
+        <w:t>Joseph Harvey</w:t>
+      </w:r>
+      <w:r>
+        <w:rPr>
+          <w:rFonts w:ascii="Times New Roman" w:eastAsia="Times New Roman" w:hAnsi="Times New Roman" w:cs="Times New Roman"/>
+          <w:color w:val="000000" w:themeColor="text1"/>
+          <w:spacing w:val="6"/>
+          <w:sz w:val="18"/>
+          <w:szCs w:val="18"/>
+          <w:lang w:eastAsia="en-GB"/>
+        </w:rPr>
+        <w:t>, master’s in software engineering</w:t>
+      </w:r>
+    </w:p>
+    <w:p>
+      <w:pPr>
+        <w:pStyle w:val="ListParagraph"/>
+        <w:numPr>
+          <w:ilvl w:val="0"/>
+          <w:numId w:val="6"/>
+        </w:numPr>
         <w:spacing w:line="360" w:lineRule="auto"/>
         <w:jc w:val="both"/>
         <w:rPr>
@@ -3930,43 +3382,7 @@
           <w:lang w:eastAsia="en-GB"/>
         </w:rPr>
         <w:lastRenderedPageBreak/>
-        <w:t>Kavishani Vimalathasan</w:t>
-      </w:r>
-      <w:r>
-        <w:rPr>
-          <w:rFonts w:ascii="Times New Roman" w:eastAsia="Times New Roman" w:hAnsi="Times New Roman" w:cs="Times New Roman"/>
-          <w:color w:val="000000" w:themeColor="text1"/>
-          <w:spacing w:val="6"/>
-          <w:sz w:val="18"/>
-          <w:szCs w:val="18"/>
-          <w:lang w:eastAsia="en-GB"/>
-        </w:rPr>
-        <w:t>, BE (Hons) in software engineering</w:t>
-      </w:r>
-    </w:p>
-    <w:p>
-      <w:pPr>
-        <w:spacing w:line="360" w:lineRule="auto"/>
-        <w:jc w:val="both"/>
-        <w:rPr>
-          <w:rFonts w:ascii="Times New Roman" w:eastAsia="Times New Roman" w:hAnsi="Times New Roman" w:cs="Times New Roman"/>
-          <w:color w:val="000000" w:themeColor="text1"/>
-          <w:spacing w:val="6"/>
-          <w:sz w:val="18"/>
-          <w:szCs w:val="18"/>
-          <w:lang w:eastAsia="en-GB"/>
-        </w:rPr>
-      </w:pPr>
-      <w:r>
-        <w:rPr>
-          <w:rFonts w:ascii="Times New Roman" w:eastAsia="Times New Roman" w:hAnsi="Times New Roman" w:cs="Times New Roman"/>
-          <w:color w:val="000000" w:themeColor="text1"/>
-          <w:spacing w:val="6"/>
-          <w:sz w:val="18"/>
-          <w:szCs w:val="18"/>
-          <w:lang w:eastAsia="en-GB"/>
-        </w:rPr>
-        <w:t>Joseph Harvey</w:t>
+        <w:t>Yu-Weng Choong</w:t>
       </w:r>
       <w:r>
         <w:rPr>
@@ -3982,27 +3398,32 @@
     </w:p>
     <w:p>
       <w:pPr>
-        <w:spacing w:line="360" w:lineRule="auto"/>
-        <w:jc w:val="both"/>
-        <w:rPr>
-          <w:rFonts w:ascii="Times New Roman" w:eastAsia="Times New Roman" w:hAnsi="Times New Roman" w:cs="Times New Roman"/>
-          <w:color w:val="000000" w:themeColor="text1"/>
-          <w:spacing w:val="6"/>
-          <w:sz w:val="18"/>
-          <w:szCs w:val="18"/>
-          <w:lang w:eastAsia="en-GB"/>
-        </w:rPr>
-      </w:pPr>
-      <w:r>
-        <w:rPr>
-          <w:rFonts w:ascii="Times New Roman" w:eastAsia="Times New Roman" w:hAnsi="Times New Roman" w:cs="Times New Roman"/>
-          <w:color w:val="000000" w:themeColor="text1"/>
-          <w:spacing w:val="6"/>
-          <w:sz w:val="18"/>
-          <w:szCs w:val="18"/>
-          <w:lang w:eastAsia="en-GB"/>
-        </w:rPr>
-        <w:t>Yu-Weng Choong</w:t>
+        <w:pStyle w:val="ListParagraph"/>
+        <w:numPr>
+          <w:ilvl w:val="0"/>
+          <w:numId w:val="6"/>
+        </w:numPr>
+        <w:spacing w:line="360" w:lineRule="auto"/>
+        <w:jc w:val="both"/>
+        <w:rPr>
+          <w:rFonts w:ascii="Times New Roman" w:eastAsia="Times New Roman" w:hAnsi="Times New Roman" w:cs="Times New Roman"/>
+          <w:color w:val="000000" w:themeColor="text1"/>
+          <w:spacing w:val="6"/>
+          <w:sz w:val="18"/>
+          <w:szCs w:val="18"/>
+          <w:lang w:eastAsia="en-GB"/>
+        </w:rPr>
+      </w:pPr>
+      <w:r>
+        <w:rPr>
+          <w:rFonts w:ascii="Times New Roman" w:eastAsia="Times New Roman" w:hAnsi="Times New Roman" w:cs="Times New Roman"/>
+          <w:color w:val="000000" w:themeColor="text1"/>
+          <w:spacing w:val="6"/>
+          <w:sz w:val="18"/>
+          <w:szCs w:val="18"/>
+          <w:lang w:eastAsia="en-GB"/>
+        </w:rPr>
+        <w:t>Yu-Chen Li</w:t>
       </w:r>
       <w:r>
         <w:rPr>
@@ -4018,27 +3439,136 @@
     </w:p>
     <w:p>
       <w:pPr>
-        <w:spacing w:line="360" w:lineRule="auto"/>
-        <w:jc w:val="both"/>
-        <w:rPr>
-          <w:rFonts w:ascii="Times New Roman" w:eastAsia="Times New Roman" w:hAnsi="Times New Roman" w:cs="Times New Roman"/>
-          <w:color w:val="000000" w:themeColor="text1"/>
-          <w:spacing w:val="6"/>
-          <w:sz w:val="18"/>
-          <w:szCs w:val="18"/>
-          <w:lang w:eastAsia="en-GB"/>
-        </w:rPr>
-      </w:pPr>
-      <w:r>
-        <w:rPr>
-          <w:rFonts w:ascii="Times New Roman" w:eastAsia="Times New Roman" w:hAnsi="Times New Roman" w:cs="Times New Roman"/>
-          <w:color w:val="000000" w:themeColor="text1"/>
-          <w:spacing w:val="6"/>
-          <w:sz w:val="18"/>
-          <w:szCs w:val="18"/>
-          <w:lang w:eastAsia="en-GB"/>
-        </w:rPr>
-        <w:t>Yu-Chen Li</w:t>
+        <w:pStyle w:val="ListParagraph"/>
+        <w:numPr>
+          <w:ilvl w:val="0"/>
+          <w:numId w:val="6"/>
+        </w:numPr>
+        <w:spacing w:line="360" w:lineRule="auto"/>
+        <w:jc w:val="both"/>
+        <w:rPr>
+          <w:rFonts w:ascii="Times New Roman" w:eastAsia="Times New Roman" w:hAnsi="Times New Roman" w:cs="Times New Roman"/>
+          <w:color w:val="000000" w:themeColor="text1"/>
+          <w:spacing w:val="6"/>
+          <w:sz w:val="18"/>
+          <w:szCs w:val="18"/>
+          <w:lang w:eastAsia="en-GB"/>
+        </w:rPr>
+      </w:pPr>
+      <w:r>
+        <w:rPr>
+          <w:rFonts w:ascii="Times New Roman" w:eastAsia="Times New Roman" w:hAnsi="Times New Roman" w:cs="Times New Roman"/>
+          <w:color w:val="000000" w:themeColor="text1"/>
+          <w:spacing w:val="6"/>
+          <w:sz w:val="18"/>
+          <w:szCs w:val="18"/>
+          <w:lang w:eastAsia="en-GB"/>
+        </w:rPr>
+        <w:t>Jehan Sappideen</w:t>
+      </w:r>
+      <w:r>
+        <w:rPr>
+          <w:rFonts w:ascii="Times New Roman" w:eastAsia="Times New Roman" w:hAnsi="Times New Roman" w:cs="Times New Roman"/>
+          <w:color w:val="000000" w:themeColor="text1"/>
+          <w:spacing w:val="6"/>
+          <w:sz w:val="18"/>
+          <w:szCs w:val="18"/>
+          <w:lang w:eastAsia="en-GB"/>
+        </w:rPr>
+        <w:t xml:space="preserve">, </w:t>
+      </w:r>
+      <w:r>
+        <w:rPr>
+          <w:rFonts w:ascii="Times New Roman" w:eastAsia="Times New Roman" w:hAnsi="Times New Roman" w:cs="Times New Roman"/>
+          <w:color w:val="000000" w:themeColor="text1"/>
+          <w:spacing w:val="6"/>
+          <w:sz w:val="18"/>
+          <w:szCs w:val="18"/>
+          <w:lang w:eastAsia="en-GB"/>
+        </w:rPr>
+        <w:t>master’s in software engineering</w:t>
+      </w:r>
+    </w:p>
+    <w:p>
+      <w:pPr>
+        <w:pStyle w:val="ListParagraph"/>
+        <w:numPr>
+          <w:ilvl w:val="0"/>
+          <w:numId w:val="6"/>
+        </w:numPr>
+        <w:spacing w:line="360" w:lineRule="auto"/>
+        <w:jc w:val="both"/>
+        <w:rPr>
+          <w:rFonts w:ascii="Times New Roman" w:eastAsia="Times New Roman" w:hAnsi="Times New Roman" w:cs="Times New Roman"/>
+          <w:color w:val="000000" w:themeColor="text1"/>
+          <w:spacing w:val="6"/>
+          <w:sz w:val="18"/>
+          <w:szCs w:val="18"/>
+          <w:lang w:eastAsia="en-GB"/>
+        </w:rPr>
+      </w:pPr>
+      <w:r>
+        <w:rPr>
+          <w:rFonts w:ascii="Times New Roman" w:eastAsia="Times New Roman" w:hAnsi="Times New Roman" w:cs="Times New Roman"/>
+          <w:color w:val="000000" w:themeColor="text1"/>
+          <w:spacing w:val="6"/>
+          <w:sz w:val="18"/>
+          <w:szCs w:val="18"/>
+          <w:lang w:eastAsia="en-GB"/>
+        </w:rPr>
+        <w:t>Lachlan White</w:t>
+      </w:r>
+      <w:r>
+        <w:rPr>
+          <w:rFonts w:ascii="Times New Roman" w:eastAsia="Times New Roman" w:hAnsi="Times New Roman" w:cs="Times New Roman"/>
+          <w:color w:val="000000" w:themeColor="text1"/>
+          <w:spacing w:val="6"/>
+          <w:sz w:val="18"/>
+          <w:szCs w:val="18"/>
+          <w:lang w:eastAsia="en-GB"/>
+        </w:rPr>
+        <w:t xml:space="preserve">, </w:t>
+      </w:r>
+      <w:r>
+        <w:rPr>
+          <w:rFonts w:ascii="Times New Roman" w:eastAsia="Times New Roman" w:hAnsi="Times New Roman" w:cs="Times New Roman"/>
+          <w:color w:val="000000" w:themeColor="text1"/>
+          <w:spacing w:val="6"/>
+          <w:sz w:val="18"/>
+          <w:szCs w:val="18"/>
+          <w:lang w:eastAsia="en-GB"/>
+        </w:rPr>
+        <w:t>master’s in software engineering</w:t>
+      </w:r>
+    </w:p>
+    <w:p>
+      <w:pPr>
+        <w:pStyle w:val="ListParagraph"/>
+        <w:numPr>
+          <w:ilvl w:val="0"/>
+          <w:numId w:val="6"/>
+        </w:numPr>
+        <w:spacing w:line="360" w:lineRule="auto"/>
+        <w:jc w:val="both"/>
+        <w:rPr>
+          <w:rFonts w:ascii="Times New Roman" w:eastAsia="Times New Roman" w:hAnsi="Times New Roman" w:cs="Times New Roman"/>
+          <w:color w:val="000000" w:themeColor="text1"/>
+          <w:spacing w:val="6"/>
+          <w:sz w:val="18"/>
+          <w:szCs w:val="18"/>
+          <w:lang w:eastAsia="en-GB"/>
+        </w:rPr>
+      </w:pPr>
+      <w:r>
+        <w:rPr>
+          <w:rFonts w:ascii="Times New Roman" w:eastAsia="Times New Roman" w:hAnsi="Times New Roman" w:cs="Times New Roman"/>
+          <w:color w:val="000000" w:themeColor="text1"/>
+          <w:spacing w:val="6"/>
+          <w:sz w:val="18"/>
+          <w:szCs w:val="18"/>
+          <w:lang w:eastAsia="en-GB"/>
+        </w:rPr>
+        <w:t>Hritu Shrestha</w:t>
       </w:r>
       <w:r>
         <w:rPr>
@@ -4054,27 +3584,46 @@
     </w:p>
     <w:p>
       <w:pPr>
-        <w:spacing w:line="360" w:lineRule="auto"/>
-        <w:jc w:val="both"/>
-        <w:rPr>
-          <w:rFonts w:ascii="Times New Roman" w:eastAsia="Times New Roman" w:hAnsi="Times New Roman" w:cs="Times New Roman"/>
-          <w:color w:val="000000" w:themeColor="text1"/>
-          <w:spacing w:val="6"/>
-          <w:sz w:val="18"/>
-          <w:szCs w:val="18"/>
-          <w:lang w:eastAsia="en-GB"/>
-        </w:rPr>
-      </w:pPr>
-      <w:r>
-        <w:rPr>
-          <w:rFonts w:ascii="Times New Roman" w:eastAsia="Times New Roman" w:hAnsi="Times New Roman" w:cs="Times New Roman"/>
-          <w:color w:val="000000" w:themeColor="text1"/>
-          <w:spacing w:val="6"/>
-          <w:sz w:val="18"/>
-          <w:szCs w:val="18"/>
-          <w:lang w:eastAsia="en-GB"/>
-        </w:rPr>
-        <w:t>Jehan Sappideen</w:t>
+        <w:pStyle w:val="ListParagraph"/>
+        <w:numPr>
+          <w:ilvl w:val="0"/>
+          <w:numId w:val="6"/>
+        </w:numPr>
+        <w:spacing w:line="360" w:lineRule="auto"/>
+        <w:jc w:val="both"/>
+        <w:rPr>
+          <w:rFonts w:ascii="Times New Roman" w:eastAsia="Times New Roman" w:hAnsi="Times New Roman" w:cs="Times New Roman"/>
+          <w:color w:val="000000" w:themeColor="text1"/>
+          <w:spacing w:val="6"/>
+          <w:sz w:val="18"/>
+          <w:szCs w:val="18"/>
+          <w:lang w:eastAsia="en-GB"/>
+        </w:rPr>
+      </w:pPr>
+      <w:commentRangeStart w:id="3"/>
+      <w:r>
+        <w:rPr>
+          <w:rFonts w:ascii="Times New Roman" w:eastAsia="Times New Roman" w:hAnsi="Times New Roman" w:cs="Times New Roman"/>
+          <w:color w:val="000000" w:themeColor="text1"/>
+          <w:spacing w:val="6"/>
+          <w:sz w:val="18"/>
+          <w:szCs w:val="18"/>
+          <w:lang w:eastAsia="en-GB"/>
+        </w:rPr>
+        <w:t>Joshua Chui</w:t>
+      </w:r>
+      <w:commentRangeEnd w:id="3"/>
+      <w:r>
+        <w:rPr>
+          <w:rStyle w:val="CommentReference"/>
+          <w:rFonts w:ascii="Times New Roman" w:eastAsia="Times New Roman" w:hAnsi="Times New Roman" w:cs="Times New Roman"/>
+          <w:color w:val="000000" w:themeColor="text1"/>
+          <w:spacing w:val="6"/>
+          <w:sz w:val="18"/>
+          <w:szCs w:val="18"/>
+          <w:lang w:eastAsia="en-GB"/>
+        </w:rPr>
+        <w:commentReference w:id="3"/>
       </w:r>
       <w:r>
         <w:rPr>
@@ -4101,204 +3650,62 @@
     </w:p>
     <w:p>
       <w:pPr>
-        <w:spacing w:line="360" w:lineRule="auto"/>
-        <w:jc w:val="both"/>
-        <w:rPr>
-          <w:rFonts w:ascii="Times New Roman" w:eastAsia="Times New Roman" w:hAnsi="Times New Roman" w:cs="Times New Roman"/>
-          <w:color w:val="000000" w:themeColor="text1"/>
-          <w:spacing w:val="6"/>
-          <w:sz w:val="18"/>
-          <w:szCs w:val="18"/>
-          <w:lang w:eastAsia="en-GB"/>
-        </w:rPr>
-      </w:pPr>
-      <w:r>
-        <w:rPr>
-          <w:rFonts w:ascii="Times New Roman" w:eastAsia="Times New Roman" w:hAnsi="Times New Roman" w:cs="Times New Roman"/>
-          <w:color w:val="000000" w:themeColor="text1"/>
-          <w:spacing w:val="6"/>
-          <w:sz w:val="18"/>
-          <w:szCs w:val="18"/>
-          <w:lang w:eastAsia="en-GB"/>
-        </w:rPr>
-        <w:t>Lachlan White</w:t>
-      </w:r>
-      <w:r>
-        <w:rPr>
-          <w:rFonts w:ascii="Times New Roman" w:eastAsia="Times New Roman" w:hAnsi="Times New Roman" w:cs="Times New Roman"/>
-          <w:color w:val="000000" w:themeColor="text1"/>
-          <w:spacing w:val="6"/>
-          <w:sz w:val="18"/>
-          <w:szCs w:val="18"/>
-          <w:lang w:eastAsia="en-GB"/>
-        </w:rPr>
-        <w:t xml:space="preserve">, </w:t>
-      </w:r>
-      <w:r>
-        <w:rPr>
-          <w:rFonts w:ascii="Times New Roman" w:eastAsia="Times New Roman" w:hAnsi="Times New Roman" w:cs="Times New Roman"/>
-          <w:color w:val="000000" w:themeColor="text1"/>
-          <w:spacing w:val="6"/>
-          <w:sz w:val="18"/>
-          <w:szCs w:val="18"/>
-          <w:lang w:eastAsia="en-GB"/>
-        </w:rPr>
-        <w:t>master’s in software engineering</w:t>
-      </w:r>
-    </w:p>
-    <w:p>
-      <w:pPr>
-        <w:spacing w:line="360" w:lineRule="auto"/>
-        <w:jc w:val="both"/>
-        <w:rPr>
-          <w:rFonts w:ascii="Times New Roman" w:eastAsia="Times New Roman" w:hAnsi="Times New Roman" w:cs="Times New Roman"/>
-          <w:color w:val="000000" w:themeColor="text1"/>
-          <w:spacing w:val="6"/>
-          <w:sz w:val="18"/>
-          <w:szCs w:val="18"/>
-          <w:lang w:eastAsia="en-GB"/>
-        </w:rPr>
-      </w:pPr>
-      <w:r>
-        <w:rPr>
-          <w:rFonts w:ascii="Times New Roman" w:eastAsia="Times New Roman" w:hAnsi="Times New Roman" w:cs="Times New Roman"/>
-          <w:color w:val="000000" w:themeColor="text1"/>
-          <w:spacing w:val="6"/>
-          <w:sz w:val="18"/>
-          <w:szCs w:val="18"/>
-          <w:lang w:eastAsia="en-GB"/>
-        </w:rPr>
-        <w:t>Hritu Shrestha</w:t>
-      </w:r>
-      <w:r>
-        <w:rPr>
-          <w:rFonts w:ascii="Times New Roman" w:eastAsia="Times New Roman" w:hAnsi="Times New Roman" w:cs="Times New Roman"/>
-          <w:color w:val="000000" w:themeColor="text1"/>
-          <w:spacing w:val="6"/>
-          <w:sz w:val="18"/>
-          <w:szCs w:val="18"/>
-          <w:lang w:eastAsia="en-GB"/>
-        </w:rPr>
-        <w:t>, master’s in software engineering</w:t>
-      </w:r>
-    </w:p>
-    <w:p>
-      <w:pPr>
-        <w:spacing w:line="360" w:lineRule="auto"/>
-        <w:jc w:val="both"/>
-        <w:rPr>
-          <w:rFonts w:ascii="Times New Roman" w:eastAsia="Times New Roman" w:hAnsi="Times New Roman" w:cs="Times New Roman"/>
-          <w:color w:val="000000" w:themeColor="text1"/>
-          <w:spacing w:val="6"/>
-          <w:sz w:val="18"/>
-          <w:szCs w:val="18"/>
-          <w:lang w:eastAsia="en-GB"/>
-        </w:rPr>
-      </w:pPr>
-      <w:r>
-        <w:rPr>
-          <w:rFonts w:ascii="Times New Roman" w:eastAsia="Times New Roman" w:hAnsi="Times New Roman" w:cs="Times New Roman"/>
-          <w:color w:val="000000" w:themeColor="text1"/>
-          <w:spacing w:val="6"/>
-          <w:sz w:val="18"/>
-          <w:szCs w:val="18"/>
-          <w:lang w:eastAsia="en-GB"/>
-        </w:rPr>
-        <w:t>Joshua Chui</w:t>
-      </w:r>
-      <w:r>
-        <w:rPr>
-          <w:rFonts w:ascii="Times New Roman" w:eastAsia="Times New Roman" w:hAnsi="Times New Roman" w:cs="Times New Roman"/>
-          <w:color w:val="000000" w:themeColor="text1"/>
-          <w:spacing w:val="6"/>
-          <w:sz w:val="18"/>
-          <w:szCs w:val="18"/>
-          <w:lang w:eastAsia="en-GB"/>
-        </w:rPr>
-        <w:t xml:space="preserve">, </w:t>
-      </w:r>
-      <w:r>
-        <w:rPr>
-          <w:rFonts w:ascii="Times New Roman" w:eastAsia="Times New Roman" w:hAnsi="Times New Roman" w:cs="Times New Roman"/>
-          <w:color w:val="000000" w:themeColor="text1"/>
-          <w:spacing w:val="6"/>
-          <w:sz w:val="18"/>
-          <w:szCs w:val="18"/>
-          <w:lang w:eastAsia="en-GB"/>
-        </w:rPr>
-        <w:t>master’s in software engineering</w:t>
-      </w:r>
-    </w:p>
-    <w:p>
-      <w:pPr>
-        <w:spacing w:line="360" w:lineRule="auto"/>
-        <w:jc w:val="both"/>
-        <w:rPr>
-          <w:rFonts w:ascii="Times New Roman" w:eastAsia="Times New Roman" w:hAnsi="Times New Roman" w:cs="Times New Roman"/>
-          <w:color w:val="000000" w:themeColor="text1"/>
-          <w:spacing w:val="6"/>
-          <w:sz w:val="18"/>
-          <w:szCs w:val="18"/>
-          <w:lang w:eastAsia="en-GB"/>
-        </w:rPr>
-      </w:pPr>
-      <w:r>
-        <w:rPr>
-          <w:rFonts w:ascii="Times New Roman" w:eastAsia="Times New Roman" w:hAnsi="Times New Roman" w:cs="Times New Roman"/>
-          <w:color w:val="000000" w:themeColor="text1"/>
-          <w:spacing w:val="6"/>
-          <w:sz w:val="18"/>
-          <w:szCs w:val="18"/>
-          <w:lang w:eastAsia="en-GB"/>
-        </w:rPr>
-        <w:t>Thinley Chezom</w:t>
-      </w:r>
-      <w:r>
-        <w:rPr>
-          <w:rFonts w:ascii="Times New Roman" w:eastAsia="Times New Roman" w:hAnsi="Times New Roman" w:cs="Times New Roman"/>
-          <w:color w:val="000000" w:themeColor="text1"/>
-          <w:spacing w:val="6"/>
-          <w:sz w:val="18"/>
-          <w:szCs w:val="18"/>
-          <w:lang w:eastAsia="en-GB"/>
-        </w:rPr>
-        <w:t>, intern in public health</w:t>
-      </w:r>
-    </w:p>
-    <w:p>
-      <w:pPr>
-        <w:spacing w:line="360" w:lineRule="auto"/>
-        <w:jc w:val="both"/>
-        <w:rPr>
-          <w:rFonts w:ascii="Times New Roman" w:eastAsia="Times New Roman" w:hAnsi="Times New Roman" w:cs="Times New Roman"/>
-          <w:color w:val="000000" w:themeColor="text1"/>
-          <w:spacing w:val="6"/>
-          <w:sz w:val="18"/>
-          <w:szCs w:val="18"/>
-          <w:lang w:eastAsia="en-GB"/>
-        </w:rPr>
-      </w:pPr>
-      <w:r>
-        <w:rPr>
-          <w:rFonts w:ascii="Times New Roman" w:eastAsia="Times New Roman" w:hAnsi="Times New Roman" w:cs="Times New Roman"/>
-          <w:color w:val="000000" w:themeColor="text1"/>
-          <w:spacing w:val="6"/>
-          <w:sz w:val="18"/>
-          <w:szCs w:val="18"/>
-          <w:lang w:eastAsia="en-GB"/>
-        </w:rPr>
-        <w:t>Zac Maslen</w:t>
-      </w:r>
-      <w:r>
-        <w:rPr>
-          <w:rFonts w:ascii="Times New Roman" w:eastAsia="Times New Roman" w:hAnsi="Times New Roman" w:cs="Times New Roman"/>
-          <w:color w:val="000000" w:themeColor="text1"/>
-          <w:spacing w:val="6"/>
-          <w:sz w:val="18"/>
-          <w:szCs w:val="18"/>
-          <w:lang w:eastAsia="en-GB"/>
-        </w:rPr>
-        <w:t>, intern in software engineering</w:t>
+        <w:pStyle w:val="ListParagraph"/>
+        <w:numPr>
+          <w:ilvl w:val="0"/>
+          <w:numId w:val="6"/>
+        </w:numPr>
+        <w:spacing w:line="360" w:lineRule="auto"/>
+        <w:jc w:val="both"/>
+        <w:rPr>
+          <w:rFonts w:ascii="Times New Roman" w:eastAsia="Times New Roman" w:hAnsi="Times New Roman" w:cs="Times New Roman"/>
+          <w:color w:val="000000" w:themeColor="text1"/>
+          <w:spacing w:val="6"/>
+          <w:sz w:val="18"/>
+          <w:szCs w:val="18"/>
+          <w:lang w:eastAsia="en-GB"/>
+        </w:rPr>
+      </w:pPr>
+      <w:r>
+        <w:rPr>
+          <w:rFonts w:ascii="Times New Roman" w:eastAsia="Times New Roman" w:hAnsi="Times New Roman" w:cs="Times New Roman"/>
+          <w:color w:val="000000" w:themeColor="text1"/>
+          <w:spacing w:val="6"/>
+          <w:sz w:val="18"/>
+          <w:szCs w:val="18"/>
+          <w:lang w:eastAsia="en-GB"/>
+        </w:rPr>
+        <w:t>Thinley Chezom, intern in public health</w:t>
+      </w:r>
+    </w:p>
+    <w:p>
+      <w:pPr>
+        <w:pStyle w:val="ListParagraph"/>
+        <w:numPr>
+          <w:ilvl w:val="0"/>
+          <w:numId w:val="6"/>
+        </w:numPr>
+        <w:spacing w:line="360" w:lineRule="auto"/>
+        <w:jc w:val="both"/>
+        <w:rPr>
+          <w:rFonts w:ascii="Times New Roman" w:eastAsia="Times New Roman" w:hAnsi="Times New Roman" w:cs="Times New Roman"/>
+          <w:color w:val="000000" w:themeColor="text1"/>
+          <w:spacing w:val="6"/>
+          <w:sz w:val="18"/>
+          <w:szCs w:val="18"/>
+          <w:lang w:eastAsia="en-GB"/>
+        </w:rPr>
+      </w:pPr>
+      <w:r>
+        <w:rPr>
+          <w:rFonts w:ascii="Times New Roman" w:eastAsia="Times New Roman" w:hAnsi="Times New Roman" w:cs="Times New Roman"/>
+          <w:color w:val="000000" w:themeColor="text1"/>
+          <w:spacing w:val="6"/>
+          <w:sz w:val="18"/>
+          <w:szCs w:val="18"/>
+          <w:lang w:eastAsia="en-GB"/>
+        </w:rPr>
+        <w:t>Zac Maslen, intern in software engineering</w:t>
       </w:r>
     </w:p>
     <w:p>
@@ -4360,6 +3767,11 @@
     </w:p>
     <w:p>
       <w:pPr>
+        <w:pStyle w:val="ListParagraph"/>
+        <w:numPr>
+          <w:ilvl w:val="0"/>
+          <w:numId w:val="7"/>
+        </w:numPr>
         <w:spacing w:line="360" w:lineRule="auto"/>
         <w:jc w:val="both"/>
         <w:rPr>
@@ -4385,6 +3797,11 @@
     </w:p>
     <w:p>
       <w:pPr>
+        <w:pStyle w:val="ListParagraph"/>
+        <w:numPr>
+          <w:ilvl w:val="0"/>
+          <w:numId w:val="7"/>
+        </w:numPr>
         <w:spacing w:line="360" w:lineRule="auto"/>
         <w:jc w:val="both"/>
         <w:rPr>
@@ -4410,6 +3827,11 @@
     </w:p>
     <w:p>
       <w:pPr>
+        <w:pStyle w:val="ListParagraph"/>
+        <w:numPr>
+          <w:ilvl w:val="0"/>
+          <w:numId w:val="7"/>
+        </w:numPr>
         <w:spacing w:line="360" w:lineRule="auto"/>
         <w:jc w:val="both"/>
         <w:rPr>
@@ -4435,6 +3857,11 @@
     </w:p>
     <w:p>
       <w:pPr>
+        <w:pStyle w:val="ListParagraph"/>
+        <w:numPr>
+          <w:ilvl w:val="0"/>
+          <w:numId w:val="7"/>
+        </w:numPr>
         <w:spacing w:line="360" w:lineRule="auto"/>
         <w:jc w:val="both"/>
         <w:rPr>
@@ -4460,6 +3887,11 @@
     </w:p>
     <w:p>
       <w:pPr>
+        <w:pStyle w:val="ListParagraph"/>
+        <w:numPr>
+          <w:ilvl w:val="0"/>
+          <w:numId w:val="7"/>
+        </w:numPr>
         <w:spacing w:line="360" w:lineRule="auto"/>
         <w:jc w:val="both"/>
         <w:rPr>
@@ -4485,6 +3917,11 @@
     </w:p>
     <w:p>
       <w:pPr>
+        <w:pStyle w:val="ListParagraph"/>
+        <w:numPr>
+          <w:ilvl w:val="0"/>
+          <w:numId w:val="7"/>
+        </w:numPr>
         <w:spacing w:line="360" w:lineRule="auto"/>
         <w:jc w:val="both"/>
         <w:rPr>
@@ -4510,6 +3947,11 @@
     </w:p>
     <w:p>
       <w:pPr>
+        <w:pStyle w:val="ListParagraph"/>
+        <w:numPr>
+          <w:ilvl w:val="0"/>
+          <w:numId w:val="7"/>
+        </w:numPr>
         <w:spacing w:line="360" w:lineRule="auto"/>
         <w:jc w:val="both"/>
         <w:rPr>
@@ -4535,6 +3977,11 @@
     </w:p>
     <w:p>
       <w:pPr>
+        <w:pStyle w:val="ListParagraph"/>
+        <w:numPr>
+          <w:ilvl w:val="0"/>
+          <w:numId w:val="7"/>
+        </w:numPr>
         <w:spacing w:line="360" w:lineRule="auto"/>
         <w:jc w:val="both"/>
         <w:rPr>
@@ -4560,6 +4007,11 @@
     </w:p>
     <w:p>
       <w:pPr>
+        <w:pStyle w:val="ListParagraph"/>
+        <w:numPr>
+          <w:ilvl w:val="0"/>
+          <w:numId w:val="7"/>
+        </w:numPr>
         <w:spacing w:line="360" w:lineRule="auto"/>
         <w:jc w:val="both"/>
         <w:rPr>
@@ -4585,6 +4037,11 @@
     </w:p>
     <w:p>
       <w:pPr>
+        <w:pStyle w:val="ListParagraph"/>
+        <w:numPr>
+          <w:ilvl w:val="0"/>
+          <w:numId w:val="7"/>
+        </w:numPr>
         <w:spacing w:line="360" w:lineRule="auto"/>
         <w:jc w:val="both"/>
         <w:rPr>
@@ -4610,6 +4067,11 @@
     </w:p>
     <w:p>
       <w:pPr>
+        <w:pStyle w:val="ListParagraph"/>
+        <w:numPr>
+          <w:ilvl w:val="0"/>
+          <w:numId w:val="7"/>
+        </w:numPr>
         <w:spacing w:line="360" w:lineRule="auto"/>
         <w:jc w:val="both"/>
         <w:rPr>
@@ -4635,6 +4097,11 @@
     </w:p>
     <w:p>
       <w:pPr>
+        <w:pStyle w:val="ListParagraph"/>
+        <w:numPr>
+          <w:ilvl w:val="0"/>
+          <w:numId w:val="7"/>
+        </w:numPr>
         <w:spacing w:line="360" w:lineRule="auto"/>
         <w:jc w:val="both"/>
         <w:rPr>
@@ -4660,6 +4127,11 @@
     </w:p>
     <w:p>
       <w:pPr>
+        <w:pStyle w:val="ListParagraph"/>
+        <w:numPr>
+          <w:ilvl w:val="0"/>
+          <w:numId w:val="7"/>
+        </w:numPr>
         <w:spacing w:line="360" w:lineRule="auto"/>
         <w:jc w:val="both"/>
         <w:rPr>
@@ -4685,6 +4157,11 @@
     </w:p>
     <w:p>
       <w:pPr>
+        <w:pStyle w:val="ListParagraph"/>
+        <w:numPr>
+          <w:ilvl w:val="0"/>
+          <w:numId w:val="7"/>
+        </w:numPr>
         <w:spacing w:line="360" w:lineRule="auto"/>
         <w:jc w:val="both"/>
         <w:rPr>
@@ -4721,6 +4198,11 @@
     </w:p>
     <w:p>
       <w:pPr>
+        <w:pStyle w:val="ListParagraph"/>
+        <w:numPr>
+          <w:ilvl w:val="0"/>
+          <w:numId w:val="7"/>
+        </w:numPr>
         <w:spacing w:line="360" w:lineRule="auto"/>
         <w:jc w:val="both"/>
         <w:rPr>
@@ -4746,6 +4228,11 @@
     </w:p>
     <w:p>
       <w:pPr>
+        <w:pStyle w:val="ListParagraph"/>
+        <w:numPr>
+          <w:ilvl w:val="0"/>
+          <w:numId w:val="7"/>
+        </w:numPr>
         <w:spacing w:line="360" w:lineRule="auto"/>
         <w:jc w:val="both"/>
         <w:rPr>
@@ -4771,6 +4258,11 @@
     </w:p>
     <w:p>
       <w:pPr>
+        <w:pStyle w:val="ListParagraph"/>
+        <w:numPr>
+          <w:ilvl w:val="0"/>
+          <w:numId w:val="7"/>
+        </w:numPr>
         <w:spacing w:line="360" w:lineRule="auto"/>
         <w:jc w:val="both"/>
         <w:rPr>
@@ -4807,6 +4299,11 @@
     </w:p>
     <w:p>
       <w:pPr>
+        <w:pStyle w:val="ListParagraph"/>
+        <w:numPr>
+          <w:ilvl w:val="0"/>
+          <w:numId w:val="7"/>
+        </w:numPr>
         <w:spacing w:line="360" w:lineRule="auto"/>
         <w:jc w:val="both"/>
         <w:rPr>
@@ -4875,6 +4372,11 @@
     </w:p>
     <w:p>
       <w:pPr>
+        <w:pStyle w:val="ListParagraph"/>
+        <w:numPr>
+          <w:ilvl w:val="0"/>
+          <w:numId w:val="8"/>
+        </w:numPr>
         <w:spacing w:line="360" w:lineRule="auto"/>
         <w:jc w:val="both"/>
         <w:rPr>
@@ -4900,6 +4402,11 @@
     </w:p>
     <w:p>
       <w:pPr>
+        <w:pStyle w:val="ListParagraph"/>
+        <w:numPr>
+          <w:ilvl w:val="0"/>
+          <w:numId w:val="8"/>
+        </w:numPr>
         <w:spacing w:line="360" w:lineRule="auto"/>
         <w:jc w:val="both"/>
         <w:rPr>
@@ -4947,6 +4454,11 @@
     </w:p>
     <w:p>
       <w:pPr>
+        <w:pStyle w:val="ListParagraph"/>
+        <w:numPr>
+          <w:ilvl w:val="0"/>
+          <w:numId w:val="8"/>
+        </w:numPr>
         <w:spacing w:line="360" w:lineRule="auto"/>
         <w:jc w:val="both"/>
         <w:rPr>
@@ -4967,7 +4479,7 @@
           <w:szCs w:val="18"/>
           <w:lang w:eastAsia="en-GB"/>
         </w:rPr>
-        <w:t xml:space="preserve">Dr </w:t>
+        <w:t>Dr Simon Hoffman,</w:t>
       </w:r>
       <w:r>
         <w:rPr>
@@ -4978,9 +4490,18 @@
           <w:szCs w:val="18"/>
           <w:lang w:eastAsia="en-GB"/>
         </w:rPr>
-        <w:t xml:space="preserve">Simon </w:t>
-      </w:r>
-      <w:r>
+        <w:t xml:space="preserve"> Karlsruhe Institute of Technology, Germany (Open-source tools)</w:t>
+      </w:r>
+    </w:p>
+    <w:p>
+      <w:pPr>
+        <w:pStyle w:val="ListParagraph"/>
+        <w:numPr>
+          <w:ilvl w:val="0"/>
+          <w:numId w:val="8"/>
+        </w:numPr>
+        <w:spacing w:line="360" w:lineRule="auto"/>
+        <w:jc w:val="both"/>
         <w:rPr>
           <w:rFonts w:ascii="Times New Roman" w:eastAsia="Times New Roman" w:hAnsi="Times New Roman" w:cs="Times New Roman"/>
           <w:color w:val="333333"/>
@@ -4989,8 +4510,7 @@
           <w:szCs w:val="18"/>
           <w:lang w:eastAsia="en-GB"/>
         </w:rPr>
-        <w:t>H</w:t>
-      </w:r>
+      </w:pPr>
       <w:r>
         <w:rPr>
           <w:rFonts w:ascii="Times New Roman" w:eastAsia="Times New Roman" w:hAnsi="Times New Roman" w:cs="Times New Roman"/>
@@ -5000,9 +4520,18 @@
           <w:szCs w:val="18"/>
           <w:lang w:eastAsia="en-GB"/>
         </w:rPr>
-        <w:t>offman</w:t>
-      </w:r>
-      <w:r>
+        <w:t>Prof. Adam Dubis, University of Utah, US (Retinal data analytics)</w:t>
+      </w:r>
+    </w:p>
+    <w:p>
+      <w:pPr>
+        <w:pStyle w:val="ListParagraph"/>
+        <w:numPr>
+          <w:ilvl w:val="0"/>
+          <w:numId w:val="8"/>
+        </w:numPr>
+        <w:spacing w:line="360" w:lineRule="auto"/>
+        <w:jc w:val="both"/>
         <w:rPr>
           <w:rFonts w:ascii="Times New Roman" w:eastAsia="Times New Roman" w:hAnsi="Times New Roman" w:cs="Times New Roman"/>
           <w:color w:val="333333"/>
@@ -5011,8 +4540,7 @@
           <w:szCs w:val="18"/>
           <w:lang w:eastAsia="en-GB"/>
         </w:rPr>
-        <w:t>,</w:t>
-      </w:r>
+      </w:pPr>
       <w:r>
         <w:rPr>
           <w:rFonts w:ascii="Times New Roman" w:eastAsia="Times New Roman" w:hAnsi="Times New Roman" w:cs="Times New Roman"/>
@@ -5022,11 +4550,16 @@
           <w:szCs w:val="18"/>
           <w:lang w:eastAsia="en-GB"/>
         </w:rPr>
-        <w:t xml:space="preserve"> Karlsruhe Institute of Technology, Germany (Open-source tools)</w:t>
-      </w:r>
-    </w:p>
-    <w:p>
-      <w:pPr>
+        <w:t>Dr David Alonso-Caneiro, University of Sunshine Coast, Australia (Retinal data analytics)</w:t>
+      </w:r>
+    </w:p>
+    <w:p>
+      <w:pPr>
+        <w:pStyle w:val="ListParagraph"/>
+        <w:numPr>
+          <w:ilvl w:val="0"/>
+          <w:numId w:val="8"/>
+        </w:numPr>
         <w:spacing w:line="360" w:lineRule="auto"/>
         <w:jc w:val="both"/>
         <w:rPr>
@@ -5047,11 +4580,16 @@
           <w:szCs w:val="18"/>
           <w:lang w:eastAsia="en-GB"/>
         </w:rPr>
-        <w:t>Prof. Adam Dubis, University of Utah, US (Retinal data analytics)</w:t>
-      </w:r>
-    </w:p>
-    <w:p>
-      <w:pPr>
+        <w:t>A/Prof. Danilo Andrade de Jesus, Erasmus University, The Netherlands (Adaptive optics analytics)</w:t>
+      </w:r>
+    </w:p>
+    <w:p>
+      <w:pPr>
+        <w:pStyle w:val="ListParagraph"/>
+        <w:numPr>
+          <w:ilvl w:val="0"/>
+          <w:numId w:val="8"/>
+        </w:numPr>
         <w:spacing w:line="360" w:lineRule="auto"/>
         <w:jc w:val="both"/>
         <w:rPr>
@@ -5072,11 +4610,16 @@
           <w:szCs w:val="18"/>
           <w:lang w:eastAsia="en-GB"/>
         </w:rPr>
-        <w:t>Dr David Alonso-Caneiro, University of Sunshine Coast, Australia (Retinal data analytics)</w:t>
-      </w:r>
-    </w:p>
-    <w:p>
-      <w:pPr>
+        <w:t>Dr Danial Roshandel, Lions Eye Institute, Australia (Retinal biomarkers of inherited retinal diseases)</w:t>
+      </w:r>
+    </w:p>
+    <w:p>
+      <w:pPr>
+        <w:pStyle w:val="ListParagraph"/>
+        <w:numPr>
+          <w:ilvl w:val="0"/>
+          <w:numId w:val="8"/>
+        </w:numPr>
         <w:spacing w:line="360" w:lineRule="auto"/>
         <w:jc w:val="both"/>
         <w:rPr>
@@ -5097,9 +4640,18 @@
           <w:szCs w:val="18"/>
           <w:lang w:eastAsia="en-GB"/>
         </w:rPr>
-        <w:t xml:space="preserve">A/Prof. Danilo Andrade de Jesus, Erasmus University, </w:t>
-      </w:r>
-      <w:r>
+        <w:t>A/Prof. Jasleen Jolly, Jolly Vision Science, UK (Retinal biomarkers of inherited retinal diseases)</w:t>
+      </w:r>
+    </w:p>
+    <w:p>
+      <w:pPr>
+        <w:pStyle w:val="ListParagraph"/>
+        <w:numPr>
+          <w:ilvl w:val="0"/>
+          <w:numId w:val="8"/>
+        </w:numPr>
+        <w:spacing w:line="360" w:lineRule="auto"/>
+        <w:jc w:val="both"/>
         <w:rPr>
           <w:rFonts w:ascii="Times New Roman" w:eastAsia="Times New Roman" w:hAnsi="Times New Roman" w:cs="Times New Roman"/>
           <w:color w:val="333333"/>
@@ -5108,8 +4660,7 @@
           <w:szCs w:val="18"/>
           <w:lang w:eastAsia="en-GB"/>
         </w:rPr>
-        <w:t>The Netherlands</w:t>
-      </w:r>
+      </w:pPr>
       <w:r>
         <w:rPr>
           <w:rFonts w:ascii="Times New Roman" w:eastAsia="Times New Roman" w:hAnsi="Times New Roman" w:cs="Times New Roman"/>
@@ -5119,13 +4670,9 @@
           <w:szCs w:val="18"/>
           <w:lang w:eastAsia="en-GB"/>
         </w:rPr>
-        <w:t xml:space="preserve"> (Adaptive optics analytics)</w:t>
-      </w:r>
-    </w:p>
-    <w:p>
-      <w:pPr>
-        <w:spacing w:line="360" w:lineRule="auto"/>
-        <w:jc w:val="both"/>
+        <w:t>Prof. Angus Turner, Lions Outback Vision</w:t>
+      </w:r>
+      <w:r>
         <w:rPr>
           <w:rFonts w:ascii="Times New Roman" w:eastAsia="Times New Roman" w:hAnsi="Times New Roman" w:cs="Times New Roman"/>
           <w:color w:val="333333"/>
@@ -5134,7 +4681,8 @@
           <w:szCs w:val="18"/>
           <w:lang w:eastAsia="en-GB"/>
         </w:rPr>
-      </w:pPr>
+        <w:t>, Australia</w:t>
+      </w:r>
       <w:r>
         <w:rPr>
           <w:rFonts w:ascii="Times New Roman" w:eastAsia="Times New Roman" w:hAnsi="Times New Roman" w:cs="Times New Roman"/>
@@ -5144,11 +4692,16 @@
           <w:szCs w:val="18"/>
           <w:lang w:eastAsia="en-GB"/>
         </w:rPr>
-        <w:t>Dr Danial Roshandel, Lions Eye Institute, Australia (Retinal biomarkers of inherited retinal diseases)</w:t>
-      </w:r>
-    </w:p>
-    <w:p>
-      <w:pPr>
+        <w:t xml:space="preserve"> (Retinal biomarker of diabetes)</w:t>
+      </w:r>
+    </w:p>
+    <w:p>
+      <w:pPr>
+        <w:pStyle w:val="ListParagraph"/>
+        <w:numPr>
+          <w:ilvl w:val="0"/>
+          <w:numId w:val="8"/>
+        </w:numPr>
         <w:spacing w:line="360" w:lineRule="auto"/>
         <w:jc w:val="both"/>
         <w:rPr>
@@ -5169,13 +4722,9 @@
           <w:szCs w:val="18"/>
           <w:lang w:eastAsia="en-GB"/>
         </w:rPr>
-        <w:t>A/Prof. Jasleen Jolly, Jolly Vision Science, UK (Retinal biomarkers of inherited retinal diseases)</w:t>
-      </w:r>
-    </w:p>
-    <w:p>
-      <w:pPr>
-        <w:spacing w:line="360" w:lineRule="auto"/>
-        <w:jc w:val="both"/>
+        <w:t>Dr Jocelyn Drinkwater, Lions Outback Vision</w:t>
+      </w:r>
+      <w:r>
         <w:rPr>
           <w:rFonts w:ascii="Times New Roman" w:eastAsia="Times New Roman" w:hAnsi="Times New Roman" w:cs="Times New Roman"/>
           <w:color w:val="333333"/>
@@ -5184,7 +4733,8 @@
           <w:szCs w:val="18"/>
           <w:lang w:eastAsia="en-GB"/>
         </w:rPr>
-      </w:pPr>
+        <w:t>, Australia</w:t>
+      </w:r>
       <w:r>
         <w:rPr>
           <w:rFonts w:ascii="Times New Roman" w:eastAsia="Times New Roman" w:hAnsi="Times New Roman" w:cs="Times New Roman"/>
@@ -5194,7 +4744,7 @@
           <w:szCs w:val="18"/>
           <w:lang w:eastAsia="en-GB"/>
         </w:rPr>
-        <w:t>Prof. Angus Turner, Lions Outback Vision</w:t>
+        <w:t xml:space="preserve"> (</w:t>
       </w:r>
       <w:r>
         <w:rPr>
@@ -5205,6 +4755,88 @@
           <w:szCs w:val="18"/>
           <w:lang w:eastAsia="en-GB"/>
         </w:rPr>
+        <w:t>Retinal biomarker of diabetes</w:t>
+      </w:r>
+      <w:r>
+        <w:rPr>
+          <w:rFonts w:ascii="Times New Roman" w:eastAsia="Times New Roman" w:hAnsi="Times New Roman" w:cs="Times New Roman"/>
+          <w:color w:val="333333"/>
+          <w:spacing w:val="6"/>
+          <w:sz w:val="18"/>
+          <w:szCs w:val="18"/>
+          <w:lang w:eastAsia="en-GB"/>
+        </w:rPr>
+        <w:t>)</w:t>
+      </w:r>
+    </w:p>
+    <w:p>
+      <w:pPr>
+        <w:pStyle w:val="ListParagraph"/>
+        <w:numPr>
+          <w:ilvl w:val="0"/>
+          <w:numId w:val="8"/>
+        </w:numPr>
+        <w:spacing w:line="360" w:lineRule="auto"/>
+        <w:jc w:val="both"/>
+        <w:rPr>
+          <w:rFonts w:ascii="Times New Roman" w:eastAsia="Times New Roman" w:hAnsi="Times New Roman" w:cs="Times New Roman"/>
+          <w:color w:val="333333"/>
+          <w:spacing w:val="6"/>
+          <w:sz w:val="18"/>
+          <w:szCs w:val="18"/>
+          <w:lang w:eastAsia="en-GB"/>
+        </w:rPr>
+      </w:pPr>
+      <w:r>
+        <w:rPr>
+          <w:rFonts w:ascii="Times New Roman" w:eastAsia="Times New Roman" w:hAnsi="Times New Roman" w:cs="Times New Roman"/>
+          <w:color w:val="333333"/>
+          <w:spacing w:val="6"/>
+          <w:sz w:val="18"/>
+          <w:szCs w:val="18"/>
+          <w:lang w:eastAsia="en-GB"/>
+        </w:rPr>
+        <w:t>Prof. Tim Davis, University of Western Australia (Retinal biomarker of diabetes)</w:t>
+      </w:r>
+    </w:p>
+    <w:p>
+      <w:pPr>
+        <w:pStyle w:val="ListParagraph"/>
+        <w:numPr>
+          <w:ilvl w:val="0"/>
+          <w:numId w:val="8"/>
+        </w:numPr>
+        <w:spacing w:line="360" w:lineRule="auto"/>
+        <w:jc w:val="both"/>
+        <w:rPr>
+          <w:rFonts w:ascii="Times New Roman" w:eastAsia="Times New Roman" w:hAnsi="Times New Roman" w:cs="Times New Roman"/>
+          <w:color w:val="333333"/>
+          <w:spacing w:val="6"/>
+          <w:sz w:val="18"/>
+          <w:szCs w:val="18"/>
+          <w:lang w:eastAsia="en-GB"/>
+        </w:rPr>
+      </w:pPr>
+      <w:r>
+        <w:rPr>
+          <w:rFonts w:ascii="Times New Roman" w:eastAsia="Times New Roman" w:hAnsi="Times New Roman" w:cs="Times New Roman"/>
+          <w:color w:val="333333"/>
+          <w:spacing w:val="6"/>
+          <w:sz w:val="18"/>
+          <w:szCs w:val="18"/>
+          <w:lang w:eastAsia="en-GB"/>
+        </w:rPr>
+        <w:t>Dr Jeremiah Lim, University of Western Australia</w:t>
+      </w:r>
+      <w:r>
+        <w:rPr>
+          <w:rFonts w:ascii="Times New Roman" w:eastAsia="Times New Roman" w:hAnsi="Times New Roman" w:cs="Times New Roman"/>
+          <w:color w:val="333333"/>
+          <w:spacing w:val="6"/>
+          <w:sz w:val="18"/>
+          <w:szCs w:val="18"/>
+          <w:lang w:eastAsia="en-GB"/>
+        </w:rPr>
         <w:t>, Australia</w:t>
       </w:r>
       <w:r>
@@ -5216,13 +4848,9 @@
           <w:szCs w:val="18"/>
           <w:lang w:eastAsia="en-GB"/>
         </w:rPr>
-        <w:t xml:space="preserve"> (Retinal biomarker of diabetes)</w:t>
-      </w:r>
-    </w:p>
-    <w:p>
-      <w:pPr>
-        <w:spacing w:line="360" w:lineRule="auto"/>
-        <w:jc w:val="both"/>
+        <w:t xml:space="preserve"> (</w:t>
+      </w:r>
+      <w:r>
         <w:rPr>
           <w:rFonts w:ascii="Times New Roman" w:eastAsia="Times New Roman" w:hAnsi="Times New Roman" w:cs="Times New Roman"/>
           <w:color w:val="333333"/>
@@ -5231,7 +4859,8 @@
           <w:szCs w:val="18"/>
           <w:lang w:eastAsia="en-GB"/>
         </w:rPr>
-      </w:pPr>
+        <w:t>Retinal biomarker of diabetes</w:t>
+      </w:r>
       <w:r>
         <w:rPr>
           <w:rFonts w:ascii="Times New Roman" w:eastAsia="Times New Roman" w:hAnsi="Times New Roman" w:cs="Times New Roman"/>
@@ -5241,9 +4870,18 @@
           <w:szCs w:val="18"/>
           <w:lang w:eastAsia="en-GB"/>
         </w:rPr>
-        <w:t>Dr Jocelyn Drinkwater, Lions Outback Visio</w:t>
-      </w:r>
-      <w:r>
+        <w:t>)</w:t>
+      </w:r>
+    </w:p>
+    <w:p>
+      <w:pPr>
+        <w:pStyle w:val="ListParagraph"/>
+        <w:numPr>
+          <w:ilvl w:val="0"/>
+          <w:numId w:val="8"/>
+        </w:numPr>
+        <w:spacing w:line="360" w:lineRule="auto"/>
+        <w:jc w:val="both"/>
         <w:rPr>
           <w:rFonts w:ascii="Times New Roman" w:eastAsia="Times New Roman" w:hAnsi="Times New Roman" w:cs="Times New Roman"/>
           <w:color w:val="333333"/>
@@ -5252,8 +4890,7 @@
           <w:szCs w:val="18"/>
           <w:lang w:eastAsia="en-GB"/>
         </w:rPr>
-        <w:t>n</w:t>
-      </w:r>
+      </w:pPr>
       <w:r>
         <w:rPr>
           <w:rFonts w:ascii="Times New Roman" w:eastAsia="Times New Roman" w:hAnsi="Times New Roman" w:cs="Times New Roman"/>
@@ -5263,6 +4900,18 @@
           <w:szCs w:val="18"/>
           <w:lang w:eastAsia="en-GB"/>
         </w:rPr>
+        <w:lastRenderedPageBreak/>
+        <w:t>Dr Kate Carter, University of Western Australia</w:t>
+      </w:r>
+      <w:r>
+        <w:rPr>
+          <w:rFonts w:ascii="Times New Roman" w:eastAsia="Times New Roman" w:hAnsi="Times New Roman" w:cs="Times New Roman"/>
+          <w:color w:val="333333"/>
+          <w:spacing w:val="6"/>
+          <w:sz w:val="18"/>
+          <w:szCs w:val="18"/>
+          <w:lang w:eastAsia="en-GB"/>
+        </w:rPr>
         <w:t>, Australia</w:t>
       </w:r>
       <w:r>
@@ -5285,7 +4934,7 @@
           <w:szCs w:val="18"/>
           <w:lang w:eastAsia="en-GB"/>
         </w:rPr>
-        <w:t>Retinal biomarker of diabetes</w:t>
+        <w:t xml:space="preserve">Retinal biomarker of diabetes </w:t>
       </w:r>
       <w:r>
         <w:rPr>
@@ -5296,11 +4945,16 @@
           <w:szCs w:val="18"/>
           <w:lang w:eastAsia="en-GB"/>
         </w:rPr>
-        <w:t>)</w:t>
-      </w:r>
-    </w:p>
-    <w:p>
-      <w:pPr>
+        <w:t>and Peripheral artery disease)</w:t>
+      </w:r>
+    </w:p>
+    <w:p>
+      <w:pPr>
+        <w:pStyle w:val="ListParagraph"/>
+        <w:numPr>
+          <w:ilvl w:val="0"/>
+          <w:numId w:val="8"/>
+        </w:numPr>
         <w:spacing w:line="360" w:lineRule="auto"/>
         <w:jc w:val="both"/>
         <w:rPr>
@@ -5321,11 +4975,16 @@
           <w:szCs w:val="18"/>
           <w:lang w:eastAsia="en-GB"/>
         </w:rPr>
-        <w:t>Prof. Tim Davis, University of Western Australia (Retinal biomarker of diabetes)</w:t>
-      </w:r>
-    </w:p>
-    <w:p>
-      <w:pPr>
+        <w:t>Prof. Ahmed Toosy, University College London, UK (Retinal biomarkers of multiple sclerosis)</w:t>
+      </w:r>
+    </w:p>
+    <w:p>
+      <w:pPr>
+        <w:pStyle w:val="ListParagraph"/>
+        <w:numPr>
+          <w:ilvl w:val="0"/>
+          <w:numId w:val="8"/>
+        </w:numPr>
         <w:spacing w:line="360" w:lineRule="auto"/>
         <w:jc w:val="both"/>
         <w:rPr>
@@ -5346,10 +5005,18 @@
           <w:szCs w:val="18"/>
           <w:lang w:eastAsia="en-GB"/>
         </w:rPr>
-        <w:lastRenderedPageBreak/>
-        <w:t xml:space="preserve">Dr </w:t>
-      </w:r>
-      <w:r>
+        <w:t>Dr Charmaine Yam, University College London, UK (Retinal biomarkers of multiple sclerosis)</w:t>
+      </w:r>
+    </w:p>
+    <w:p>
+      <w:pPr>
+        <w:pStyle w:val="ListParagraph"/>
+        <w:numPr>
+          <w:ilvl w:val="0"/>
+          <w:numId w:val="8"/>
+        </w:numPr>
+        <w:spacing w:line="360" w:lineRule="auto"/>
+        <w:jc w:val="both"/>
         <w:rPr>
           <w:rFonts w:ascii="Times New Roman" w:eastAsia="Times New Roman" w:hAnsi="Times New Roman" w:cs="Times New Roman"/>
           <w:color w:val="333333"/>
@@ -5358,8 +5025,7 @@
           <w:szCs w:val="18"/>
           <w:lang w:eastAsia="en-GB"/>
         </w:rPr>
-        <w:t>J</w:t>
-      </w:r>
+      </w:pPr>
       <w:r>
         <w:rPr>
           <w:rFonts w:ascii="Times New Roman" w:eastAsia="Times New Roman" w:hAnsi="Times New Roman" w:cs="Times New Roman"/>
@@ -5369,221 +5035,16 @@
           <w:szCs w:val="18"/>
           <w:lang w:eastAsia="en-GB"/>
         </w:rPr>
-        <w:t>eremiah Lim, University of Wester</w:t>
-      </w:r>
-      <w:r>
-        <w:rPr>
-          <w:rFonts w:ascii="Times New Roman" w:eastAsia="Times New Roman" w:hAnsi="Times New Roman" w:cs="Times New Roman"/>
-          <w:color w:val="333333"/>
-          <w:spacing w:val="6"/>
-          <w:sz w:val="18"/>
-          <w:szCs w:val="18"/>
-          <w:lang w:eastAsia="en-GB"/>
-        </w:rPr>
-        <w:t>n</w:t>
-      </w:r>
-      <w:r>
-        <w:rPr>
-          <w:rFonts w:ascii="Times New Roman" w:eastAsia="Times New Roman" w:hAnsi="Times New Roman" w:cs="Times New Roman"/>
-          <w:color w:val="333333"/>
-          <w:spacing w:val="6"/>
-          <w:sz w:val="18"/>
-          <w:szCs w:val="18"/>
-          <w:lang w:eastAsia="en-GB"/>
-        </w:rPr>
-        <w:t xml:space="preserve"> Australia</w:t>
-      </w:r>
-      <w:r>
-        <w:rPr>
-          <w:rFonts w:ascii="Times New Roman" w:eastAsia="Times New Roman" w:hAnsi="Times New Roman" w:cs="Times New Roman"/>
-          <w:color w:val="333333"/>
-          <w:spacing w:val="6"/>
-          <w:sz w:val="18"/>
-          <w:szCs w:val="18"/>
-          <w:lang w:eastAsia="en-GB"/>
-        </w:rPr>
-        <w:t>, Australia</w:t>
-      </w:r>
-      <w:r>
-        <w:rPr>
-          <w:rFonts w:ascii="Times New Roman" w:eastAsia="Times New Roman" w:hAnsi="Times New Roman" w:cs="Times New Roman"/>
-          <w:color w:val="333333"/>
-          <w:spacing w:val="6"/>
-          <w:sz w:val="18"/>
-          <w:szCs w:val="18"/>
-          <w:lang w:eastAsia="en-GB"/>
-        </w:rPr>
-        <w:t xml:space="preserve"> (</w:t>
-      </w:r>
-      <w:r>
-        <w:rPr>
-          <w:rFonts w:ascii="Times New Roman" w:eastAsia="Times New Roman" w:hAnsi="Times New Roman" w:cs="Times New Roman"/>
-          <w:color w:val="333333"/>
-          <w:spacing w:val="6"/>
-          <w:sz w:val="18"/>
-          <w:szCs w:val="18"/>
-          <w:lang w:eastAsia="en-GB"/>
-        </w:rPr>
-        <w:t>Retinal biomarker of diabetes</w:t>
-      </w:r>
-      <w:r>
-        <w:rPr>
-          <w:rFonts w:ascii="Times New Roman" w:eastAsia="Times New Roman" w:hAnsi="Times New Roman" w:cs="Times New Roman"/>
-          <w:color w:val="333333"/>
-          <w:spacing w:val="6"/>
-          <w:sz w:val="18"/>
-          <w:szCs w:val="18"/>
-          <w:lang w:eastAsia="en-GB"/>
-        </w:rPr>
-        <w:t>)</w:t>
-      </w:r>
-    </w:p>
-    <w:p>
-      <w:pPr>
-        <w:spacing w:line="360" w:lineRule="auto"/>
-        <w:jc w:val="both"/>
-        <w:rPr>
-          <w:rFonts w:ascii="Times New Roman" w:eastAsia="Times New Roman" w:hAnsi="Times New Roman" w:cs="Times New Roman"/>
-          <w:color w:val="333333"/>
-          <w:spacing w:val="6"/>
-          <w:sz w:val="18"/>
-          <w:szCs w:val="18"/>
-          <w:lang w:eastAsia="en-GB"/>
-        </w:rPr>
-      </w:pPr>
-      <w:r>
-        <w:rPr>
-          <w:rFonts w:ascii="Times New Roman" w:eastAsia="Times New Roman" w:hAnsi="Times New Roman" w:cs="Times New Roman"/>
-          <w:color w:val="333333"/>
-          <w:spacing w:val="6"/>
-          <w:sz w:val="18"/>
-          <w:szCs w:val="18"/>
-          <w:lang w:eastAsia="en-GB"/>
-        </w:rPr>
-        <w:t>Dr Kate Carter, University of Western Australia</w:t>
-      </w:r>
-      <w:r>
-        <w:rPr>
-          <w:rFonts w:ascii="Times New Roman" w:eastAsia="Times New Roman" w:hAnsi="Times New Roman" w:cs="Times New Roman"/>
-          <w:color w:val="333333"/>
-          <w:spacing w:val="6"/>
-          <w:sz w:val="18"/>
-          <w:szCs w:val="18"/>
-          <w:lang w:eastAsia="en-GB"/>
-        </w:rPr>
-        <w:t>, Australia</w:t>
-      </w:r>
-      <w:r>
-        <w:rPr>
-          <w:rFonts w:ascii="Times New Roman" w:eastAsia="Times New Roman" w:hAnsi="Times New Roman" w:cs="Times New Roman"/>
-          <w:color w:val="333333"/>
-          <w:spacing w:val="6"/>
-          <w:sz w:val="18"/>
-          <w:szCs w:val="18"/>
-          <w:lang w:eastAsia="en-GB"/>
-        </w:rPr>
-        <w:t xml:space="preserve"> (</w:t>
-      </w:r>
-      <w:r>
-        <w:rPr>
-          <w:rFonts w:ascii="Times New Roman" w:eastAsia="Times New Roman" w:hAnsi="Times New Roman" w:cs="Times New Roman"/>
-          <w:color w:val="333333"/>
-          <w:spacing w:val="6"/>
-          <w:sz w:val="18"/>
-          <w:szCs w:val="18"/>
-          <w:lang w:eastAsia="en-GB"/>
-        </w:rPr>
-        <w:t xml:space="preserve">Retinal biomarker of diabetes </w:t>
-      </w:r>
-      <w:r>
-        <w:rPr>
-          <w:rFonts w:ascii="Times New Roman" w:eastAsia="Times New Roman" w:hAnsi="Times New Roman" w:cs="Times New Roman"/>
-          <w:color w:val="333333"/>
-          <w:spacing w:val="6"/>
-          <w:sz w:val="18"/>
-          <w:szCs w:val="18"/>
-          <w:lang w:eastAsia="en-GB"/>
-        </w:rPr>
-        <w:t>and Peripheral artery disease)</w:t>
-      </w:r>
-    </w:p>
-    <w:p>
-      <w:pPr>
-        <w:spacing w:line="360" w:lineRule="auto"/>
-        <w:jc w:val="both"/>
-        <w:rPr>
-          <w:rFonts w:ascii="Times New Roman" w:eastAsia="Times New Roman" w:hAnsi="Times New Roman" w:cs="Times New Roman"/>
-          <w:color w:val="333333"/>
-          <w:spacing w:val="6"/>
-          <w:sz w:val="18"/>
-          <w:szCs w:val="18"/>
-          <w:lang w:eastAsia="en-GB"/>
-        </w:rPr>
-      </w:pPr>
-      <w:r>
-        <w:rPr>
-          <w:rFonts w:ascii="Times New Roman" w:eastAsia="Times New Roman" w:hAnsi="Times New Roman" w:cs="Times New Roman"/>
-          <w:color w:val="333333"/>
-          <w:spacing w:val="6"/>
-          <w:sz w:val="18"/>
-          <w:szCs w:val="18"/>
-          <w:lang w:eastAsia="en-GB"/>
-        </w:rPr>
-        <w:t>Prof. Ahmed Toosy, University College London, UK (Retinal biomarkers of multiple sclerosis)</w:t>
-      </w:r>
-    </w:p>
-    <w:p>
-      <w:pPr>
-        <w:spacing w:line="360" w:lineRule="auto"/>
-        <w:jc w:val="both"/>
-        <w:rPr>
-          <w:rFonts w:ascii="Times New Roman" w:eastAsia="Times New Roman" w:hAnsi="Times New Roman" w:cs="Times New Roman"/>
-          <w:color w:val="333333"/>
-          <w:spacing w:val="6"/>
-          <w:sz w:val="18"/>
-          <w:szCs w:val="18"/>
-          <w:lang w:eastAsia="en-GB"/>
-        </w:rPr>
-      </w:pPr>
-      <w:r>
-        <w:rPr>
-          <w:rFonts w:ascii="Times New Roman" w:eastAsia="Times New Roman" w:hAnsi="Times New Roman" w:cs="Times New Roman"/>
-          <w:color w:val="333333"/>
-          <w:spacing w:val="6"/>
-          <w:sz w:val="18"/>
-          <w:szCs w:val="18"/>
-          <w:lang w:eastAsia="en-GB"/>
-        </w:rPr>
-        <w:t>Dr Charmaine Yam, University College London, UK (Retinal biomarkers of multiple sclerosis)</w:t>
-      </w:r>
-    </w:p>
-    <w:p>
-      <w:pPr>
-        <w:spacing w:line="360" w:lineRule="auto"/>
-        <w:jc w:val="both"/>
-        <w:rPr>
-          <w:rFonts w:ascii="Times New Roman" w:eastAsia="Times New Roman" w:hAnsi="Times New Roman" w:cs="Times New Roman"/>
-          <w:color w:val="333333"/>
-          <w:spacing w:val="6"/>
-          <w:sz w:val="18"/>
-          <w:szCs w:val="18"/>
-          <w:lang w:eastAsia="en-GB"/>
-        </w:rPr>
-      </w:pPr>
-      <w:r>
-        <w:rPr>
-          <w:rFonts w:ascii="Times New Roman" w:eastAsia="Times New Roman" w:hAnsi="Times New Roman" w:cs="Times New Roman"/>
-          <w:color w:val="333333"/>
-          <w:spacing w:val="6"/>
-          <w:sz w:val="18"/>
-          <w:szCs w:val="18"/>
-          <w:lang w:eastAsia="en-GB"/>
-        </w:rPr>
         <w:t>A/Prof. Andrew Lam, The Hong Kong Polytechnic University, China (Retinal biomarkers of myopia)</w:t>
       </w:r>
     </w:p>
     <w:p>
       <w:pPr>
+        <w:pStyle w:val="ListParagraph"/>
+        <w:numPr>
+          <w:ilvl w:val="0"/>
+          <w:numId w:val="8"/>
+        </w:numPr>
         <w:spacing w:line="360" w:lineRule="auto"/>
         <w:jc w:val="both"/>
         <w:rPr>
@@ -5701,6 +5162,25 @@
       </w:r>
     </w:p>
   </w:comment>
+  <w:comment w:id="3" w:author="Dayu Liu" w:date="2026-04-28T13:33:00Z" w:initials="DL">
+    <w:p>
+      <w:pPr>
+        <w:pStyle w:val="CommentText"/>
+      </w:pPr>
+      <w:r>
+        <w:rPr>
+          <w:rStyle w:val="CommentReference"/>
+        </w:rPr>
+        <w:annotationRef/>
+      </w:r>
+      <w:r>
+        <w:rPr>
+          <w:lang w:val="en-US"/>
+        </w:rPr>
+        <w:t>Joshua chai?</w:t>
+      </w:r>
+    </w:p>
+  </w:comment>
 </w:comments>
 </file>
 
@@ -5709,6 +5189,7 @@
   <w15:commentEx w15:paraId="3796C172" w15:done="0"/>
   <w15:commentEx w15:paraId="4C298EA7" w15:paraIdParent="3796C172" w15:done="0"/>
   <w15:commentEx w15:paraId="4C270013" w15:paraIdParent="3796C172" w15:done="0"/>
+  <w15:commentEx w15:paraId="6EAEC425" w15:done="0"/>
 </w15:commentsEx>
 </file>
 
@@ -5717,6 +5198,7 @@
   <w16cex:commentExtensible w16cex:durableId="6E2B9891" w16cex:dateUtc="2024-11-19T02:40:00Z"/>
   <w16cex:commentExtensible w16cex:durableId="35490E4C" w16cex:dateUtc="2024-11-19T02:47:00Z"/>
   <w16cex:commentExtensible w16cex:durableId="07129B45" w16cex:dateUtc="2025-03-25T05:23:00Z"/>
+  <w16cex:commentExtensible w16cex:durableId="3E0A63BA" w16cex:dateUtc="2026-04-28T05:33:00Z"/>
 </w16cex:commentsExtensible>
 </file>
 
@@ -5725,6 +5207,7 @@
   <w16cid:commentId w16cid:paraId="3796C172" w16cid:durableId="6E2B9891"/>
   <w16cid:commentId w16cid:paraId="4C298EA7" w16cid:durableId="35490E4C"/>
   <w16cid:commentId w16cid:paraId="4C270013" w16cid:durableId="07129B45"/>
+  <w16cid:commentId w16cid:paraId="6EAEC425" w16cid:durableId="3E0A63BA"/>
 </w16cid:commentsIds>
 </file>
 
@@ -5858,6 +5341,178 @@
     </w:lvl>
   </w:abstractNum>
   <w:abstractNum w:abstractNumId="1" w15:restartNumberingAfterBreak="0">
+    <w:nsid w:val="12AE5EBB"/>
+    <w:multiLevelType w:val="hybridMultilevel"/>
+    <w:tmpl w:val="CD12DBB8"/>
+    <w:lvl w:ilvl="0" w:tplc="0C09000F">
+      <w:start w:val="1"/>
+      <w:numFmt w:val="decimal"/>
+      <w:lvlText w:val="%1."/>
+      <w:lvlJc w:val="left"/>
+      <w:pPr>
+        <w:ind w:left="720" w:hanging="360"/>
+      </w:pPr>
+    </w:lvl>
+    <w:lvl w:ilvl="1" w:tplc="0C090019" w:tentative="1">
+      <w:start w:val="1"/>
+      <w:numFmt w:val="lowerLetter"/>
+      <w:lvlText w:val="%2."/>
+      <w:lvlJc w:val="left"/>
+      <w:pPr>
+        <w:ind w:left="1440" w:hanging="360"/>
+      </w:pPr>
+    </w:lvl>
+    <w:lvl w:ilvl="2" w:tplc="0C09001B" w:tentative="1">
+      <w:start w:val="1"/>
+      <w:numFmt w:val="lowerRoman"/>
+      <w:lvlText w:val="%3."/>
+      <w:lvlJc w:val="right"/>
+      <w:pPr>
+        <w:ind w:left="2160" w:hanging="180"/>
+      </w:pPr>
+    </w:lvl>
+    <w:lvl w:ilvl="3" w:tplc="0C09000F" w:tentative="1">
+      <w:start w:val="1"/>
+      <w:numFmt w:val="decimal"/>
+      <w:lvlText w:val="%4."/>
+      <w:lvlJc w:val="left"/>
+      <w:pPr>
+        <w:ind w:left="2880" w:hanging="360"/>
+      </w:pPr>
+    </w:lvl>
+    <w:lvl w:ilvl="4" w:tplc="0C090019" w:tentative="1">
+      <w:start w:val="1"/>
+      <w:numFmt w:val="lowerLetter"/>
+      <w:lvlText w:val="%5."/>
+      <w:lvlJc w:val="left"/>
+      <w:pPr>
+        <w:ind w:left="3600" w:hanging="360"/>
+      </w:pPr>
+    </w:lvl>
+    <w:lvl w:ilvl="5" w:tplc="0C09001B" w:tentative="1">
+      <w:start w:val="1"/>
+      <w:numFmt w:val="lowerRoman"/>
+      <w:lvlText w:val="%6."/>
+      <w:lvlJc w:val="right"/>
+      <w:pPr>
+        <w:ind w:left="4320" w:hanging="180"/>
+      </w:pPr>
+    </w:lvl>
+    <w:lvl w:ilvl="6" w:tplc="0C09000F" w:tentative="1">
+      <w:start w:val="1"/>
+      <w:numFmt w:val="decimal"/>
+      <w:lvlText w:val="%7."/>
+      <w:lvlJc w:val="left"/>
+      <w:pPr>
+        <w:ind w:left="5040" w:hanging="360"/>
+      </w:pPr>
+    </w:lvl>
+    <w:lvl w:ilvl="7" w:tplc="0C090019" w:tentative="1">
+      <w:start w:val="1"/>
+      <w:numFmt w:val="lowerLetter"/>
+      <w:lvlText w:val="%8."/>
+      <w:lvlJc w:val="left"/>
+      <w:pPr>
+        <w:ind w:left="5760" w:hanging="360"/>
+      </w:pPr>
+    </w:lvl>
+    <w:lvl w:ilvl="8" w:tplc="0C09001B" w:tentative="1">
+      <w:start w:val="1"/>
+      <w:numFmt w:val="lowerRoman"/>
+      <w:lvlText w:val="%9."/>
+      <w:lvlJc w:val="right"/>
+      <w:pPr>
+        <w:ind w:left="6480" w:hanging="180"/>
+      </w:pPr>
+    </w:lvl>
+  </w:abstractNum>
+  <w:abstractNum w:abstractNumId="2" w15:restartNumberingAfterBreak="0">
+    <w:nsid w:val="15047294"/>
+    <w:multiLevelType w:val="hybridMultilevel"/>
+    <w:tmpl w:val="B2CA9BEE"/>
+    <w:lvl w:ilvl="0" w:tplc="0C09000F">
+      <w:start w:val="1"/>
+      <w:numFmt w:val="decimal"/>
+      <w:lvlText w:val="%1."/>
+      <w:lvlJc w:val="left"/>
+      <w:pPr>
+        <w:ind w:left="720" w:hanging="360"/>
+      </w:pPr>
+    </w:lvl>
+    <w:lvl w:ilvl="1" w:tplc="0C090019" w:tentative="1">
+      <w:start w:val="1"/>
+      <w:numFmt w:val="lowerLetter"/>
+      <w:lvlText w:val="%2."/>
+      <w:lvlJc w:val="left"/>
+      <w:pPr>
+        <w:ind w:left="1440" w:hanging="360"/>
+      </w:pPr>
+    </w:lvl>
+    <w:lvl w:ilvl="2" w:tplc="0C09001B" w:tentative="1">
+      <w:start w:val="1"/>
+      <w:numFmt w:val="lowerRoman"/>
+      <w:lvlText w:val="%3."/>
+      <w:lvlJc w:val="right"/>
+      <w:pPr>
+        <w:ind w:left="2160" w:hanging="180"/>
+      </w:pPr>
+    </w:lvl>
+    <w:lvl w:ilvl="3" w:tplc="0C09000F" w:tentative="1">
+      <w:start w:val="1"/>
+      <w:numFmt w:val="decimal"/>
+      <w:lvlText w:val="%4."/>
+      <w:lvlJc w:val="left"/>
+      <w:pPr>
+        <w:ind w:left="2880" w:hanging="360"/>
+      </w:pPr>
+    </w:lvl>
+    <w:lvl w:ilvl="4" w:tplc="0C090019" w:tentative="1">
+      <w:start w:val="1"/>
+      <w:numFmt w:val="lowerLetter"/>
+      <w:lvlText w:val="%5."/>
+      <w:lvlJc w:val="left"/>
+      <w:pPr>
+        <w:ind w:left="3600" w:hanging="360"/>
+      </w:pPr>
+    </w:lvl>
+    <w:lvl w:ilvl="5" w:tplc="0C09001B" w:tentative="1">
+      <w:start w:val="1"/>
+      <w:numFmt w:val="lowerRoman"/>
+      <w:lvlText w:val="%6."/>
+      <w:lvlJc w:val="right"/>
+      <w:pPr>
+        <w:ind w:left="4320" w:hanging="180"/>
+      </w:pPr>
+    </w:lvl>
+    <w:lvl w:ilvl="6" w:tplc="0C09000F" w:tentative="1">
+      <w:start w:val="1"/>
+      <w:numFmt w:val="decimal"/>
+      <w:lvlText w:val="%7."/>
+      <w:lvlJc w:val="left"/>
+      <w:pPr>
+        <w:ind w:left="5040" w:hanging="360"/>
+      </w:pPr>
+    </w:lvl>
+    <w:lvl w:ilvl="7" w:tplc="0C090019" w:tentative="1">
+      <w:start w:val="1"/>
+      <w:numFmt w:val="lowerLetter"/>
+      <w:lvlText w:val="%8."/>
+      <w:lvlJc w:val="left"/>
+      <w:pPr>
+        <w:ind w:left="5760" w:hanging="360"/>
+      </w:pPr>
+    </w:lvl>
+    <w:lvl w:ilvl="8" w:tplc="0C09001B" w:tentative="1">
+      <w:start w:val="1"/>
+      <w:numFmt w:val="lowerRoman"/>
+      <w:lvlText w:val="%9."/>
+      <w:lvlJc w:val="right"/>
+      <w:pPr>
+        <w:ind w:left="6480" w:hanging="180"/>
+      </w:pPr>
+    </w:lvl>
+  </w:abstractNum>
+  <w:abstractNum w:abstractNumId="3" w15:restartNumberingAfterBreak="0">
     <w:nsid w:val="4B9B4A55"/>
     <w:multiLevelType w:val="hybridMultilevel"/>
     <w:tmpl w:val="FF8EB810"/>
@@ -5946,7 +5601,93 @@
       </w:pPr>
     </w:lvl>
   </w:abstractNum>
-  <w:abstractNum w:abstractNumId="2" w15:restartNumberingAfterBreak="0">
+  <w:abstractNum w:abstractNumId="4" w15:restartNumberingAfterBreak="0">
+    <w:nsid w:val="55E16ACC"/>
+    <w:multiLevelType w:val="hybridMultilevel"/>
+    <w:tmpl w:val="DC9E5A04"/>
+    <w:lvl w:ilvl="0" w:tplc="0C09000F">
+      <w:start w:val="1"/>
+      <w:numFmt w:val="decimal"/>
+      <w:lvlText w:val="%1."/>
+      <w:lvlJc w:val="left"/>
+      <w:pPr>
+        <w:ind w:left="720" w:hanging="360"/>
+      </w:pPr>
+    </w:lvl>
+    <w:lvl w:ilvl="1" w:tplc="0C090019" w:tentative="1">
+      <w:start w:val="1"/>
+      <w:numFmt w:val="lowerLetter"/>
+      <w:lvlText w:val="%2."/>
+      <w:lvlJc w:val="left"/>
+      <w:pPr>
+        <w:ind w:left="1440" w:hanging="360"/>
+      </w:pPr>
+    </w:lvl>
+    <w:lvl w:ilvl="2" w:tplc="0C09001B" w:tentative="1">
+      <w:start w:val="1"/>
+      <w:numFmt w:val="lowerRoman"/>
+      <w:lvlText w:val="%3."/>
+      <w:lvlJc w:val="right"/>
+      <w:pPr>
+        <w:ind w:left="2160" w:hanging="180"/>
+      </w:pPr>
+    </w:lvl>
+    <w:lvl w:ilvl="3" w:tplc="0C09000F" w:tentative="1">
+      <w:start w:val="1"/>
+      <w:numFmt w:val="decimal"/>
+      <w:lvlText w:val="%4."/>
+      <w:lvlJc w:val="left"/>
+      <w:pPr>
+        <w:ind w:left="2880" w:hanging="360"/>
+      </w:pPr>
+    </w:lvl>
+    <w:lvl w:ilvl="4" w:tplc="0C090019" w:tentative="1">
+      <w:start w:val="1"/>
+      <w:numFmt w:val="lowerLetter"/>
+      <w:lvlText w:val="%5."/>
+      <w:lvlJc w:val="left"/>
+      <w:pPr>
+        <w:ind w:left="3600" w:hanging="360"/>
+      </w:pPr>
+    </w:lvl>
+    <w:lvl w:ilvl="5" w:tplc="0C09001B" w:tentative="1">
+      <w:start w:val="1"/>
+      <w:numFmt w:val="lowerRoman"/>
+      <w:lvlText w:val="%6."/>
+      <w:lvlJc w:val="right"/>
+      <w:pPr>
+        <w:ind w:left="4320" w:hanging="180"/>
+      </w:pPr>
+    </w:lvl>
+    <w:lvl w:ilvl="6" w:tplc="0C09000F" w:tentative="1">
+      <w:start w:val="1"/>
+      <w:numFmt w:val="decimal"/>
+      <w:lvlText w:val="%7."/>
+      <w:lvlJc w:val="left"/>
+      <w:pPr>
+        <w:ind w:left="5040" w:hanging="360"/>
+      </w:pPr>
+    </w:lvl>
+    <w:lvl w:ilvl="7" w:tplc="0C090019" w:tentative="1">
+      <w:start w:val="1"/>
+      <w:numFmt w:val="lowerLetter"/>
+      <w:lvlText w:val="%8."/>
+      <w:lvlJc w:val="left"/>
+      <w:pPr>
+        <w:ind w:left="5760" w:hanging="360"/>
+      </w:pPr>
+    </w:lvl>
+    <w:lvl w:ilvl="8" w:tplc="0C09001B" w:tentative="1">
+      <w:start w:val="1"/>
+      <w:numFmt w:val="lowerRoman"/>
+      <w:lvlText w:val="%9."/>
+      <w:lvlJc w:val="right"/>
+      <w:pPr>
+        <w:ind w:left="6480" w:hanging="180"/>
+      </w:pPr>
+    </w:lvl>
+  </w:abstractNum>
+  <w:abstractNum w:abstractNumId="5" w15:restartNumberingAfterBreak="0">
     <w:nsid w:val="5DBD5C85"/>
     <w:multiLevelType w:val="hybridMultilevel"/>
     <w:tmpl w:val="28720974"/>
@@ -6035,7 +5776,7 @@
       </w:pPr>
     </w:lvl>
   </w:abstractNum>
-  <w:abstractNum w:abstractNumId="3" w15:restartNumberingAfterBreak="0">
+  <w:abstractNum w:abstractNumId="6" w15:restartNumberingAfterBreak="0">
     <w:nsid w:val="61681D7E"/>
     <w:multiLevelType w:val="multilevel"/>
     <w:tmpl w:val="6344991A"/>
@@ -6184,7 +5925,7 @@
       </w:rPr>
     </w:lvl>
   </w:abstractNum>
-  <w:abstractNum w:abstractNumId="4" w15:restartNumberingAfterBreak="0">
+  <w:abstractNum w:abstractNumId="7" w15:restartNumberingAfterBreak="0">
     <w:nsid w:val="71814489"/>
     <w:multiLevelType w:val="multilevel"/>
     <w:tmpl w:val="17D80A6A"/>
@@ -6334,19 +6075,28 @@
     </w:lvl>
   </w:abstractNum>
   <w:num w:numId="1" w16cid:durableId="409693716">
-    <w:abstractNumId w:val="4"/>
+    <w:abstractNumId w:val="7"/>
   </w:num>
   <w:num w:numId="2" w16cid:durableId="530801796">
-    <w:abstractNumId w:val="3"/>
+    <w:abstractNumId w:val="6"/>
   </w:num>
   <w:num w:numId="3" w16cid:durableId="784694946">
     <w:abstractNumId w:val="0"/>
   </w:num>
   <w:num w:numId="4" w16cid:durableId="1442411233">
+    <w:abstractNumId w:val="3"/>
+  </w:num>
+  <w:num w:numId="5" w16cid:durableId="1610431347">
+    <w:abstractNumId w:val="5"/>
+  </w:num>
+  <w:num w:numId="6" w16cid:durableId="505096955">
+    <w:abstractNumId w:val="2"/>
+  </w:num>
+  <w:num w:numId="7" w16cid:durableId="656498731">
     <w:abstractNumId w:val="1"/>
   </w:num>
-  <w:num w:numId="5" w16cid:durableId="1610431347">
-    <w:abstractNumId w:val="2"/>
+  <w:num w:numId="8" w16cid:durableId="1124620228">
+    <w:abstractNumId w:val="4"/>
   </w:num>
 </w:numbering>
 </file>
@@ -6355,6 +6105,9 @@
 <w15:people xmlns:wpc="http://schemas.microsoft.com/office/word/2010/wordprocessingCanvas" xmlns:cx="http://schemas.microsoft.com/office/drawing/2014/chartex" xmlns:cx1="http://schemas.microsoft.com/office/drawing/2015/9/8/chartex" xmlns:cx2="http://schemas.microsoft.com/office/drawing/2015/10/21/chartex" xmlns:cx3="http://schemas.microsoft.com/office/drawing/2016/5/9/chartex" xmlns:cx4="http://schemas.microsoft.com/office/drawing/2016/5/10/chartex" xmlns:cx5="http://schemas.microsoft.com/office/drawing/2016/5/11/chartex" xmlns:cx6="http://schemas.microsoft.com/office/drawing/2016/5/12/chartex" xmlns:cx7="http://schemas.microsoft.com/office/drawing/2016/5/13/chartex" xmlns:cx8="http://schemas.microsoft.com/office/drawing/2016/5/14/chartex" xmlns:mc="http://schemas.openxmlformats.org/markup-compatibility/2006" xmlns:aink="http://schemas.microsoft.com/office/drawing/2016/ink" xmlns:am3d="http://schemas.microsoft.com/office/drawing/2017/model3d" xmlns:o="urn:schemas-microsoft-com:office:office" xmlns:oel="http://schemas.microsoft.com/office/2019/extlst" xmlns:r="http://schemas.openxmlformats.org/officeDocument/2006/relationships" xmlns:m="http://schemas.openxmlformats.org/officeDocument/2006/math" xmlns:v="urn:schemas-microsoft-com:vml" xmlns:wp14="http://schemas.microsoft.com/office/word/2010/wordprocessingDrawing" xmlns:wp="http://schemas.openxmlformats.org/drawingml/2006/wordprocessingDrawing" xmlns:w10="urn:schemas-microsoft-com:office:word" xmlns:w="http://schemas.openxmlformats.org/wordprocessingml/2006/main" xmlns:w14="http://schemas.microsoft.com/office/word/2010/wordml" xmlns:w15="http://schemas.microsoft.com/office/word/2012/wordml" xmlns:w16cex="http://schemas.microsoft.com/office/word/2018/wordml/cex" xmlns:w16cid="http://schemas.microsoft.com/office/word/2016/wordml/cid" xmlns:w16="http://schemas.microsoft.com/office/word/2018/wordml" xmlns:w16du="http://schemas.microsoft.com/office/word/2023/wordml/word16du" xmlns:w16sdtdh="http://schemas.microsoft.com/office/word/2020/wordml/sdtdatahash" xmlns:w16sdtfl="http://schemas.microsoft.com/office/word/2024/wordml/sdtformatlock" xmlns:w16se="http://schemas.microsoft.com/office/word/2015/wordml/symex" xmlns:wpg="http://schemas.microsoft.com/office/word/2010/wordprocessingGroup" xmlns:wpi="http://schemas.microsoft.com/office/word/2010/wordprocessingInk" xmlns:wne="http://schemas.microsoft.com/office/word/2006/wordml" xmlns:wps="http://schemas.microsoft.com/office/word/2010/wordprocessingShape" mc:Ignorable="w14 w15 w16se w16cid w16 w16cex w16sdtdh w16sdtfl w16du wp14">
   <w15:person w15:author="Sampson, Danuta (Resrch &amp; Innvtn Offc)">
     <w15:presenceInfo w15:providerId="AD" w15:userId="S::m18264@surrey.ac.uk::67fc5e07-5a7e-4029-8822-a4eacd96910e"/>
+  </w15:person>
+  <w15:person w15:author="Dayu Liu">
+    <w15:presenceInfo w15:providerId="Windows Live" w15:userId="705b215a81d059a1"/>
   </w15:person>
 </w15:people>
 </file>

--- a/reference/Open Ophthalmology_Upd_April2026.docx
+++ b/reference/Open Ophthalmology_Upd_April2026.docx
@@ -30,7 +30,6 @@
         <w:spacing w:after="120" w:line="360" w:lineRule="auto"/>
         <w:rPr>
           <w:rFonts w:ascii="Times New Roman" w:hAnsi="Times New Roman" w:cs="Times New Roman"/>
-          <w:strike/>
           <w:color w:val="EE0000"/>
           <w:sz w:val="18"/>
           <w:szCs w:val="18"/>
@@ -39,7 +38,6 @@
       <w:r>
         <w:rPr>
           <w:rFonts w:ascii="Times New Roman" w:hAnsi="Times New Roman" w:cs="Times New Roman"/>
-          <w:strike/>
           <w:color w:val="EE0000"/>
           <w:sz w:val="18"/>
           <w:szCs w:val="18"/>
@@ -52,7 +50,6 @@
         <w:spacing w:after="120" w:line="360" w:lineRule="auto"/>
         <w:rPr>
           <w:rFonts w:ascii="Times New Roman" w:hAnsi="Times New Roman" w:cs="Times New Roman"/>
-          <w:strike/>
           <w:color w:val="EE0000"/>
           <w:sz w:val="18"/>
           <w:szCs w:val="18"/>
@@ -61,7 +58,6 @@
       <w:r>
         <w:rPr>
           <w:rFonts w:ascii="Times New Roman" w:hAnsi="Times New Roman" w:cs="Times New Roman"/>
-          <w:strike/>
           <w:color w:val="EE0000"/>
           <w:sz w:val="18"/>
           <w:szCs w:val="18"/>
@@ -76,7 +72,6 @@
           <w:rFonts w:ascii="Times New Roman" w:hAnsi="Times New Roman" w:cs="Times New Roman"/>
           <w:b/>
           <w:bCs/>
-          <w:strike/>
           <w:color w:val="EE0000"/>
           <w:sz w:val="18"/>
           <w:szCs w:val="18"/>
@@ -87,7 +82,6 @@
           <w:rFonts w:ascii="Times New Roman" w:hAnsi="Times New Roman" w:cs="Times New Roman"/>
           <w:b/>
           <w:bCs/>
-          <w:strike/>
           <w:color w:val="EE0000"/>
           <w:sz w:val="18"/>
           <w:szCs w:val="18"/>
@@ -703,7 +697,6 @@
         <w:jc w:val="both"/>
         <w:rPr>
           <w:rFonts w:ascii="Times New Roman" w:eastAsia="Times New Roman" w:hAnsi="Times New Roman" w:cs="Times New Roman"/>
-          <w:strike/>
           <w:color w:val="FF0000"/>
           <w:spacing w:val="6"/>
           <w:sz w:val="18"/>
@@ -714,21 +707,30 @@
       <w:r>
         <w:rPr>
           <w:rFonts w:ascii="Times New Roman" w:eastAsia="Times New Roman" w:hAnsi="Times New Roman" w:cs="Times New Roman"/>
-          <w:strike/>
           <w:color w:val="FF0000"/>
           <w:spacing w:val="6"/>
           <w:sz w:val="18"/>
           <w:szCs w:val="18"/>
           <w:lang w:eastAsia="en-GB"/>
         </w:rPr>
-        <w:t xml:space="preserve">Swaminathan SS, et al. (2026). Big data or big bias? Interpreting large-scale ophthalmic studies. </w:t>
+        <w:t>S</w:t>
+      </w:r>
+      <w:r>
+        <w:rPr>
+          <w:rFonts w:ascii="Times New Roman" w:eastAsia="Times New Roman" w:hAnsi="Times New Roman" w:cs="Times New Roman"/>
+          <w:color w:val="FF0000"/>
+          <w:spacing w:val="6"/>
+          <w:sz w:val="18"/>
+          <w:szCs w:val="18"/>
+          <w:lang w:eastAsia="en-GB"/>
+        </w:rPr>
+        <w:t xml:space="preserve">waminathan SS, et al. (2026). Big data or big bias? Interpreting large-scale ophthalmic studies. </w:t>
       </w:r>
       <w:r>
         <w:rPr>
           <w:rFonts w:ascii="Times New Roman" w:eastAsia="Times New Roman" w:hAnsi="Times New Roman" w:cs="Times New Roman"/>
           <w:i/>
           <w:iCs/>
-          <w:strike/>
           <w:color w:val="FF0000"/>
           <w:spacing w:val="6"/>
           <w:sz w:val="18"/>
@@ -742,7 +744,6 @@
           <w:rFonts w:ascii="Times New Roman" w:eastAsia="Times New Roman" w:hAnsi="Times New Roman" w:cs="Times New Roman"/>
           <w:b/>
           <w:bCs/>
-          <w:strike/>
           <w:color w:val="00B050"/>
           <w:spacing w:val="6"/>
           <w:sz w:val="18"/>
@@ -756,7 +757,6 @@
           <w:rFonts w:ascii="Times New Roman" w:eastAsia="Times New Roman" w:hAnsi="Times New Roman" w:cs="Times New Roman"/>
           <w:b/>
           <w:bCs/>
-          <w:strike/>
           <w:color w:val="333333"/>
           <w:spacing w:val="6"/>
           <w:sz w:val="18"/>
@@ -772,7 +772,6 @@
             <w:rFonts w:ascii="Times New Roman" w:eastAsia="Times New Roman" w:hAnsi="Times New Roman" w:cs="Times New Roman"/>
             <w:b/>
             <w:bCs/>
-            <w:strike/>
             <w:spacing w:val="6"/>
             <w:sz w:val="18"/>
             <w:szCs w:val="18"/>
@@ -786,7 +785,6 @@
           <w:rFonts w:ascii="Times New Roman" w:eastAsia="Times New Roman" w:hAnsi="Times New Roman" w:cs="Times New Roman"/>
           <w:b/>
           <w:bCs/>
-          <w:strike/>
           <w:color w:val="333333"/>
           <w:spacing w:val="6"/>
           <w:sz w:val="18"/>
@@ -802,7 +800,6 @@
             <w:rFonts w:ascii="Times New Roman" w:eastAsia="Times New Roman" w:hAnsi="Times New Roman" w:cs="Times New Roman"/>
             <w:b/>
             <w:bCs/>
-            <w:strike/>
             <w:spacing w:val="6"/>
             <w:sz w:val="18"/>
             <w:szCs w:val="18"/>
@@ -816,7 +813,6 @@
           <w:rFonts w:ascii="Times New Roman" w:eastAsia="Times New Roman" w:hAnsi="Times New Roman" w:cs="Times New Roman"/>
           <w:b/>
           <w:bCs/>
-          <w:strike/>
           <w:color w:val="00B050"/>
           <w:spacing w:val="6"/>
           <w:sz w:val="18"/>
@@ -828,7 +824,6 @@
       <w:r>
         <w:rPr>
           <w:rFonts w:ascii="Times New Roman" w:eastAsia="Times New Roman" w:hAnsi="Times New Roman" w:cs="Times New Roman"/>
-          <w:strike/>
           <w:color w:val="FF0000"/>
           <w:spacing w:val="6"/>
           <w:sz w:val="18"/>
@@ -844,15 +839,13 @@
         <w:jc w:val="both"/>
         <w:rPr>
           <w:rFonts w:ascii="Times New Roman" w:hAnsi="Times New Roman" w:cs="Times New Roman"/>
-          <w:strike/>
-          <w:sz w:val="18"/>
-          <w:szCs w:val="18"/>
-        </w:rPr>
-      </w:pPr>
-      <w:r>
-        <w:rPr>
-          <w:rFonts w:ascii="Times New Roman" w:eastAsia="Times New Roman" w:hAnsi="Times New Roman" w:cs="Times New Roman"/>
-          <w:strike/>
+          <w:sz w:val="18"/>
+          <w:szCs w:val="18"/>
+        </w:rPr>
+      </w:pPr>
+      <w:r>
+        <w:rPr>
+          <w:rFonts w:ascii="Times New Roman" w:eastAsia="Times New Roman" w:hAnsi="Times New Roman" w:cs="Times New Roman"/>
           <w:color w:val="FF0000"/>
           <w:spacing w:val="6"/>
           <w:sz w:val="18"/>
@@ -866,7 +859,6 @@
           <w:rFonts w:ascii="Times New Roman" w:eastAsia="Times New Roman" w:hAnsi="Times New Roman" w:cs="Times New Roman"/>
           <w:i/>
           <w:iCs/>
-          <w:strike/>
           <w:color w:val="FF0000"/>
           <w:spacing w:val="6"/>
           <w:sz w:val="18"/>
@@ -880,7 +872,6 @@
           <w:rFonts w:ascii="Times New Roman" w:eastAsia="Times New Roman" w:hAnsi="Times New Roman" w:cs="Times New Roman"/>
           <w:b/>
           <w:bCs/>
-          <w:strike/>
           <w:color w:val="00B050"/>
           <w:spacing w:val="6"/>
           <w:sz w:val="18"/>
@@ -894,7 +885,6 @@
           <w:rFonts w:ascii="Times New Roman" w:eastAsia="Times New Roman" w:hAnsi="Times New Roman" w:cs="Times New Roman"/>
           <w:b/>
           <w:bCs/>
-          <w:strike/>
           <w:color w:val="333333"/>
           <w:spacing w:val="6"/>
           <w:sz w:val="18"/>
@@ -910,7 +900,6 @@
             <w:rFonts w:ascii="Times New Roman" w:eastAsia="Times New Roman" w:hAnsi="Times New Roman" w:cs="Times New Roman"/>
             <w:b/>
             <w:bCs/>
-            <w:strike/>
             <w:spacing w:val="6"/>
             <w:sz w:val="18"/>
             <w:szCs w:val="18"/>
@@ -924,7 +913,6 @@
           <w:rFonts w:ascii="Times New Roman" w:eastAsia="Times New Roman" w:hAnsi="Times New Roman" w:cs="Times New Roman"/>
           <w:b/>
           <w:bCs/>
-          <w:strike/>
           <w:color w:val="333333"/>
           <w:spacing w:val="6"/>
           <w:sz w:val="18"/>
@@ -940,7 +928,6 @@
             <w:rFonts w:ascii="Times New Roman" w:eastAsia="Times New Roman" w:hAnsi="Times New Roman" w:cs="Times New Roman"/>
             <w:b/>
             <w:bCs/>
-            <w:strike/>
             <w:spacing w:val="6"/>
             <w:sz w:val="18"/>
             <w:szCs w:val="18"/>
@@ -956,15 +943,13 @@
         <w:jc w:val="both"/>
         <w:rPr>
           <w:rFonts w:ascii="Times New Roman" w:hAnsi="Times New Roman" w:cs="Times New Roman"/>
-          <w:strike/>
-          <w:sz w:val="18"/>
-          <w:szCs w:val="18"/>
-        </w:rPr>
-      </w:pPr>
-      <w:r>
-        <w:rPr>
-          <w:rFonts w:ascii="Times New Roman" w:eastAsia="Times New Roman" w:hAnsi="Times New Roman" w:cs="Times New Roman"/>
-          <w:strike/>
+          <w:sz w:val="18"/>
+          <w:szCs w:val="18"/>
+        </w:rPr>
+      </w:pPr>
+      <w:r>
+        <w:rPr>
+          <w:rFonts w:ascii="Times New Roman" w:eastAsia="Times New Roman" w:hAnsi="Times New Roman" w:cs="Times New Roman"/>
           <w:color w:val="FF0000"/>
           <w:spacing w:val="6"/>
           <w:sz w:val="18"/>
@@ -978,7 +963,6 @@
           <w:rFonts w:ascii="Times New Roman" w:eastAsia="Times New Roman" w:hAnsi="Times New Roman" w:cs="Times New Roman"/>
           <w:i/>
           <w:iCs/>
-          <w:strike/>
           <w:color w:val="FF0000"/>
           <w:spacing w:val="6"/>
           <w:sz w:val="18"/>
@@ -992,7 +976,6 @@
           <w:rFonts w:ascii="Times New Roman" w:eastAsia="Times New Roman" w:hAnsi="Times New Roman" w:cs="Times New Roman"/>
           <w:b/>
           <w:bCs/>
-          <w:strike/>
           <w:color w:val="00B050"/>
           <w:spacing w:val="6"/>
           <w:sz w:val="18"/>
@@ -1006,7 +989,6 @@
           <w:rFonts w:ascii="Times New Roman" w:eastAsia="Times New Roman" w:hAnsi="Times New Roman" w:cs="Times New Roman"/>
           <w:b/>
           <w:bCs/>
-          <w:strike/>
           <w:color w:val="333333"/>
           <w:spacing w:val="6"/>
           <w:sz w:val="18"/>
@@ -1022,7 +1004,6 @@
             <w:rFonts w:ascii="Times New Roman" w:eastAsia="Times New Roman" w:hAnsi="Times New Roman" w:cs="Times New Roman"/>
             <w:b/>
             <w:bCs/>
-            <w:strike/>
             <w:spacing w:val="6"/>
             <w:sz w:val="18"/>
             <w:szCs w:val="18"/>
@@ -1036,7 +1017,6 @@
           <w:rFonts w:ascii="Times New Roman" w:eastAsia="Times New Roman" w:hAnsi="Times New Roman" w:cs="Times New Roman"/>
           <w:b/>
           <w:bCs/>
-          <w:strike/>
           <w:color w:val="333333"/>
           <w:spacing w:val="6"/>
           <w:sz w:val="18"/>
@@ -1052,7 +1032,6 @@
             <w:rFonts w:ascii="Times New Roman" w:eastAsia="Times New Roman" w:hAnsi="Times New Roman" w:cs="Times New Roman"/>
             <w:b/>
             <w:bCs/>
-            <w:strike/>
             <w:spacing w:val="6"/>
             <w:sz w:val="18"/>
             <w:szCs w:val="18"/>
@@ -1068,15 +1047,13 @@
         <w:jc w:val="both"/>
         <w:rPr>
           <w:rFonts w:ascii="Times New Roman" w:hAnsi="Times New Roman" w:cs="Times New Roman"/>
-          <w:strike/>
-          <w:sz w:val="18"/>
-          <w:szCs w:val="18"/>
-        </w:rPr>
-      </w:pPr>
-      <w:r>
-        <w:rPr>
-          <w:rFonts w:ascii="Times New Roman" w:eastAsia="Times New Roman" w:hAnsi="Times New Roman" w:cs="Times New Roman"/>
-          <w:strike/>
+          <w:sz w:val="18"/>
+          <w:szCs w:val="18"/>
+        </w:rPr>
+      </w:pPr>
+      <w:r>
+        <w:rPr>
+          <w:rFonts w:ascii="Times New Roman" w:eastAsia="Times New Roman" w:hAnsi="Times New Roman" w:cs="Times New Roman"/>
           <w:color w:val="FF0000"/>
           <w:spacing w:val="6"/>
           <w:sz w:val="18"/>
@@ -1090,7 +1067,6 @@
           <w:rFonts w:ascii="Times New Roman" w:eastAsia="Times New Roman" w:hAnsi="Times New Roman" w:cs="Times New Roman"/>
           <w:i/>
           <w:iCs/>
-          <w:strike/>
           <w:color w:val="FF0000"/>
           <w:spacing w:val="6"/>
           <w:sz w:val="18"/>
@@ -1102,7 +1078,6 @@
       <w:r>
         <w:rPr>
           <w:rFonts w:ascii="Times New Roman" w:eastAsia="Times New Roman" w:hAnsi="Times New Roman" w:cs="Times New Roman"/>
-          <w:strike/>
           <w:color w:val="FF0000"/>
           <w:spacing w:val="6"/>
           <w:sz w:val="18"/>
@@ -1116,7 +1091,6 @@
           <w:rFonts w:ascii="Times New Roman" w:eastAsia="Times New Roman" w:hAnsi="Times New Roman" w:cs="Times New Roman"/>
           <w:b/>
           <w:bCs/>
-          <w:strike/>
           <w:color w:val="00B050"/>
           <w:spacing w:val="6"/>
           <w:sz w:val="18"/>
@@ -1130,7 +1104,6 @@
           <w:rFonts w:ascii="Times New Roman" w:eastAsia="Times New Roman" w:hAnsi="Times New Roman" w:cs="Times New Roman"/>
           <w:b/>
           <w:bCs/>
-          <w:strike/>
           <w:color w:val="333333"/>
           <w:spacing w:val="6"/>
           <w:sz w:val="18"/>
@@ -1146,7 +1119,6 @@
             <w:rFonts w:ascii="Times New Roman" w:eastAsia="Times New Roman" w:hAnsi="Times New Roman" w:cs="Times New Roman"/>
             <w:b/>
             <w:bCs/>
-            <w:strike/>
             <w:spacing w:val="6"/>
             <w:sz w:val="18"/>
             <w:szCs w:val="18"/>
@@ -1160,7 +1132,6 @@
           <w:rFonts w:ascii="Times New Roman" w:eastAsia="Times New Roman" w:hAnsi="Times New Roman" w:cs="Times New Roman"/>
           <w:b/>
           <w:bCs/>
-          <w:strike/>
           <w:color w:val="333333"/>
           <w:spacing w:val="6"/>
           <w:sz w:val="18"/>
@@ -1176,7 +1147,6 @@
             <w:rFonts w:ascii="Times New Roman" w:eastAsia="Times New Roman" w:hAnsi="Times New Roman" w:cs="Times New Roman"/>
             <w:b/>
             <w:bCs/>
-            <w:strike/>
             <w:spacing w:val="6"/>
             <w:sz w:val="18"/>
             <w:szCs w:val="18"/>
@@ -1279,20 +1249,19 @@
         <w:jc w:val="both"/>
         <w:rPr>
           <w:rFonts w:ascii="Times New Roman" w:eastAsia="Times New Roman" w:hAnsi="Times New Roman" w:cs="Times New Roman"/>
-          <w:strike/>
-          <w:color w:val="000000" w:themeColor="text1"/>
-          <w:spacing w:val="6"/>
-          <w:sz w:val="18"/>
-          <w:szCs w:val="18"/>
-          <w:lang w:eastAsia="en-GB"/>
-        </w:rPr>
-      </w:pPr>
+          <w:color w:val="000000" w:themeColor="text1"/>
+          <w:spacing w:val="6"/>
+          <w:sz w:val="18"/>
+          <w:szCs w:val="18"/>
+          <w:lang w:eastAsia="en-GB"/>
+        </w:rPr>
+      </w:pPr>
+      <w:commentRangeStart w:id="3"/>
       <w:r>
         <w:rPr>
           <w:rFonts w:ascii="Times New Roman" w:hAnsi="Times New Roman" w:cs="Times New Roman"/>
           <w:b/>
           <w:bCs/>
-          <w:strike/>
           <w:color w:val="000000"/>
           <w:sz w:val="18"/>
           <w:szCs w:val="18"/>
@@ -1302,7 +1271,6 @@
       <w:r>
         <w:rPr>
           <w:rFonts w:ascii="Times New Roman" w:hAnsi="Times New Roman" w:cs="Times New Roman"/>
-          <w:strike/>
           <w:color w:val="000000"/>
           <w:sz w:val="18"/>
           <w:szCs w:val="18"/>
@@ -1312,7 +1280,6 @@
       <w:r>
         <w:rPr>
           <w:rFonts w:ascii="Times New Roman" w:eastAsia="Times New Roman" w:hAnsi="Times New Roman" w:cs="Times New Roman"/>
-          <w:strike/>
           <w:color w:val="000000" w:themeColor="text1"/>
           <w:spacing w:val="6"/>
           <w:sz w:val="18"/>
@@ -1328,7 +1295,6 @@
             <w:rFonts w:ascii="Times New Roman" w:eastAsia="Times New Roman" w:hAnsi="Times New Roman" w:cs="Times New Roman"/>
             <w:b/>
             <w:bCs/>
-            <w:strike/>
             <w:spacing w:val="6"/>
             <w:sz w:val="18"/>
             <w:szCs w:val="18"/>
@@ -1340,7 +1306,6 @@
       <w:r>
         <w:rPr>
           <w:rFonts w:ascii="Times New Roman" w:eastAsia="Times New Roman" w:hAnsi="Times New Roman" w:cs="Times New Roman"/>
-          <w:strike/>
           <w:color w:val="000000" w:themeColor="text1"/>
           <w:spacing w:val="6"/>
           <w:sz w:val="18"/>
@@ -1356,7 +1321,6 @@
             <w:rFonts w:ascii="Times New Roman" w:eastAsia="Times New Roman" w:hAnsi="Times New Roman" w:cs="Times New Roman"/>
             <w:b/>
             <w:bCs/>
-            <w:strike/>
             <w:spacing w:val="6"/>
             <w:sz w:val="18"/>
             <w:szCs w:val="18"/>
@@ -1368,7 +1332,6 @@
       <w:r>
         <w:rPr>
           <w:rFonts w:ascii="Times New Roman" w:eastAsia="Times New Roman" w:hAnsi="Times New Roman" w:cs="Times New Roman"/>
-          <w:strike/>
           <w:color w:val="000000" w:themeColor="text1"/>
           <w:spacing w:val="6"/>
           <w:sz w:val="18"/>
@@ -1382,7 +1345,6 @@
           <w:rFonts w:ascii="Times New Roman" w:eastAsia="Times New Roman" w:hAnsi="Times New Roman" w:cs="Times New Roman"/>
           <w:b/>
           <w:bCs/>
-          <w:strike/>
           <w:color w:val="EE0000"/>
           <w:spacing w:val="6"/>
           <w:sz w:val="18"/>
@@ -1394,7 +1356,6 @@
       <w:r>
         <w:rPr>
           <w:rFonts w:ascii="Times New Roman" w:eastAsia="Times New Roman" w:hAnsi="Times New Roman" w:cs="Times New Roman"/>
-          <w:strike/>
           <w:color w:val="EE0000"/>
           <w:spacing w:val="6"/>
           <w:sz w:val="18"/>
@@ -1406,7 +1367,6 @@
       <w:r>
         <w:rPr>
           <w:rFonts w:ascii="Times New Roman" w:eastAsia="Times New Roman" w:hAnsi="Times New Roman" w:cs="Times New Roman"/>
-          <w:strike/>
           <w:color w:val="EE0000"/>
           <w:spacing w:val="6"/>
           <w:sz w:val="18"/>
@@ -1422,7 +1382,6 @@
         <w:jc w:val="both"/>
         <w:rPr>
           <w:rFonts w:ascii="Times New Roman" w:hAnsi="Times New Roman" w:cs="Times New Roman"/>
-          <w:strike/>
           <w:color w:val="000000"/>
           <w:sz w:val="18"/>
           <w:szCs w:val="18"/>
@@ -1433,7 +1392,6 @@
           <w:rFonts w:ascii="Times New Roman" w:hAnsi="Times New Roman" w:cs="Times New Roman"/>
           <w:b/>
           <w:bCs/>
-          <w:strike/>
           <w:color w:val="000000"/>
           <w:sz w:val="18"/>
           <w:szCs w:val="18"/>
@@ -1445,7 +1403,6 @@
           <w:rFonts w:ascii="Times New Roman" w:hAnsi="Times New Roman" w:cs="Times New Roman"/>
           <w:b/>
           <w:bCs/>
-          <w:strike/>
           <w:color w:val="000000"/>
           <w:sz w:val="18"/>
           <w:szCs w:val="18"/>
@@ -1457,7 +1414,6 @@
           <w:rFonts w:ascii="Times New Roman" w:hAnsi="Times New Roman" w:cs="Times New Roman"/>
           <w:b/>
           <w:bCs/>
-          <w:strike/>
           <w:color w:val="000000"/>
           <w:sz w:val="18"/>
           <w:szCs w:val="18"/>
@@ -1467,7 +1423,6 @@
       <w:r>
         <w:rPr>
           <w:rFonts w:ascii="Times New Roman" w:hAnsi="Times New Roman" w:cs="Times New Roman"/>
-          <w:strike/>
           <w:color w:val="000000"/>
           <w:sz w:val="18"/>
           <w:szCs w:val="18"/>
@@ -1477,7 +1432,6 @@
       <w:r>
         <w:rPr>
           <w:rFonts w:ascii="Times New Roman" w:hAnsi="Times New Roman" w:cs="Times New Roman"/>
-          <w:strike/>
           <w:color w:val="000000"/>
           <w:sz w:val="18"/>
           <w:szCs w:val="18"/>
@@ -1487,7 +1441,6 @@
       <w:r>
         <w:rPr>
           <w:rFonts w:ascii="Times New Roman" w:hAnsi="Times New Roman" w:cs="Times New Roman"/>
-          <w:strike/>
           <w:color w:val="000000"/>
           <w:sz w:val="18"/>
           <w:szCs w:val="18"/>
@@ -1497,7 +1450,6 @@
       <w:r>
         <w:rPr>
           <w:rFonts w:ascii="Times New Roman" w:hAnsi="Times New Roman" w:cs="Times New Roman"/>
-          <w:strike/>
           <w:color w:val="000000"/>
           <w:sz w:val="18"/>
           <w:szCs w:val="18"/>
@@ -1507,7 +1459,6 @@
       <w:r>
         <w:rPr>
           <w:rFonts w:ascii="Times New Roman" w:hAnsi="Times New Roman" w:cs="Times New Roman"/>
-          <w:strike/>
           <w:color w:val="000000"/>
           <w:sz w:val="18"/>
           <w:szCs w:val="18"/>
@@ -1517,7 +1468,6 @@
       <w:r>
         <w:rPr>
           <w:rFonts w:ascii="Times New Roman" w:hAnsi="Times New Roman" w:cs="Times New Roman"/>
-          <w:strike/>
           <w:color w:val="000000"/>
           <w:sz w:val="18"/>
           <w:szCs w:val="18"/>
@@ -1530,7 +1480,6 @@
           <w:rFonts w:ascii="Times New Roman" w:hAnsi="Times New Roman" w:cs="Times New Roman"/>
           <w:b/>
           <w:bCs/>
-          <w:strike/>
           <w:color w:val="000000"/>
           <w:sz w:val="18"/>
           <w:szCs w:val="18"/>
@@ -1544,7 +1493,6 @@
             <w:rFonts w:ascii="Times New Roman" w:hAnsi="Times New Roman" w:cs="Times New Roman"/>
             <w:b/>
             <w:bCs/>
-            <w:strike/>
             <w:sz w:val="18"/>
             <w:szCs w:val="18"/>
           </w:rPr>
@@ -1554,7 +1502,6 @@
       <w:r>
         <w:rPr>
           <w:rFonts w:ascii="Times New Roman" w:hAnsi="Times New Roman" w:cs="Times New Roman"/>
-          <w:strike/>
           <w:color w:val="000000"/>
           <w:sz w:val="18"/>
           <w:szCs w:val="18"/>
@@ -1568,7 +1515,6 @@
             <w:rFonts w:ascii="Times New Roman" w:hAnsi="Times New Roman" w:cs="Times New Roman"/>
             <w:b/>
             <w:bCs/>
-            <w:strike/>
             <w:sz w:val="18"/>
             <w:szCs w:val="18"/>
           </w:rPr>
@@ -1578,7 +1524,6 @@
       <w:r>
         <w:rPr>
           <w:rFonts w:ascii="Times New Roman" w:hAnsi="Times New Roman" w:cs="Times New Roman"/>
-          <w:strike/>
           <w:color w:val="000000"/>
           <w:sz w:val="18"/>
           <w:szCs w:val="18"/>
@@ -1592,7 +1537,6 @@
         <w:jc w:val="both"/>
         <w:rPr>
           <w:rFonts w:ascii="Times New Roman" w:hAnsi="Times New Roman" w:cs="Times New Roman"/>
-          <w:strike/>
           <w:color w:val="000000"/>
           <w:sz w:val="18"/>
           <w:szCs w:val="18"/>
@@ -1605,7 +1549,6 @@
         <w:jc w:val="both"/>
         <w:rPr>
           <w:rFonts w:ascii="Times New Roman" w:hAnsi="Times New Roman" w:cs="Times New Roman"/>
-          <w:strike/>
           <w:color w:val="000000"/>
           <w:sz w:val="18"/>
           <w:szCs w:val="18"/>
@@ -1614,7 +1557,6 @@
       <w:r>
         <w:rPr>
           <w:rFonts w:ascii="Times New Roman" w:hAnsi="Times New Roman" w:cs="Times New Roman"/>
-          <w:strike/>
           <w:color w:val="000000"/>
           <w:sz w:val="18"/>
           <w:szCs w:val="18"/>
@@ -1628,7 +1570,6 @@
         <w:jc w:val="both"/>
         <w:rPr>
           <w:rFonts w:ascii="Times New Roman" w:hAnsi="Times New Roman" w:cs="Times New Roman"/>
-          <w:strike/>
           <w:color w:val="000000"/>
           <w:sz w:val="18"/>
           <w:szCs w:val="18"/>
@@ -1637,7 +1578,6 @@
       <w:r>
         <w:rPr>
           <w:rFonts w:ascii="Times New Roman" w:hAnsi="Times New Roman" w:cs="Times New Roman"/>
-          <w:strike/>
           <w:color w:val="000000"/>
           <w:sz w:val="18"/>
           <w:szCs w:val="18"/>
@@ -1649,7 +1589,6 @@
           <w:rPr>
             <w:rStyle w:val="Hyperlink"/>
             <w:rFonts w:ascii="Times New Roman" w:hAnsi="Times New Roman" w:cs="Times New Roman"/>
-            <w:strike/>
             <w:sz w:val="18"/>
             <w:szCs w:val="18"/>
           </w:rPr>
@@ -1659,7 +1598,6 @@
       <w:r>
         <w:rPr>
           <w:rFonts w:ascii="Times New Roman" w:hAnsi="Times New Roman" w:cs="Times New Roman"/>
-          <w:strike/>
           <w:color w:val="000000"/>
           <w:sz w:val="18"/>
           <w:szCs w:val="18"/>
@@ -1673,7 +1611,6 @@
         <w:jc w:val="both"/>
         <w:rPr>
           <w:rFonts w:ascii="Times New Roman" w:hAnsi="Times New Roman" w:cs="Times New Roman"/>
-          <w:strike/>
           <w:color w:val="000000"/>
           <w:sz w:val="18"/>
           <w:szCs w:val="18"/>
@@ -1682,7 +1619,6 @@
       <w:r>
         <w:rPr>
           <w:rFonts w:ascii="Times New Roman" w:hAnsi="Times New Roman" w:cs="Times New Roman"/>
-          <w:strike/>
           <w:color w:val="000000"/>
           <w:sz w:val="18"/>
           <w:szCs w:val="18"/>
@@ -1692,7 +1628,6 @@
       <w:r>
         <w:rPr>
           <w:rFonts w:ascii="Times New Roman" w:hAnsi="Times New Roman" w:cs="Times New Roman"/>
-          <w:strike/>
           <w:color w:val="000000"/>
           <w:sz w:val="18"/>
           <w:szCs w:val="18"/>
@@ -1704,7 +1639,6 @@
           <w:rPr>
             <w:rStyle w:val="Hyperlink"/>
             <w:rFonts w:ascii="Times New Roman" w:hAnsi="Times New Roman" w:cs="Times New Roman"/>
-            <w:strike/>
             <w:sz w:val="18"/>
             <w:szCs w:val="18"/>
           </w:rPr>
@@ -1714,7 +1648,6 @@
       <w:r>
         <w:rPr>
           <w:rFonts w:ascii="Times New Roman" w:hAnsi="Times New Roman" w:cs="Times New Roman"/>
-          <w:strike/>
           <w:color w:val="000000"/>
           <w:sz w:val="18"/>
           <w:szCs w:val="18"/>
@@ -1728,7 +1661,6 @@
         <w:jc w:val="both"/>
         <w:rPr>
           <w:rFonts w:ascii="Times New Roman" w:hAnsi="Times New Roman" w:cs="Times New Roman"/>
-          <w:strike/>
           <w:color w:val="000000"/>
           <w:sz w:val="18"/>
           <w:szCs w:val="18"/>
@@ -1737,7 +1669,6 @@
       <w:r>
         <w:rPr>
           <w:rFonts w:ascii="Times New Roman" w:hAnsi="Times New Roman" w:cs="Times New Roman"/>
-          <w:strike/>
           <w:color w:val="000000"/>
           <w:sz w:val="18"/>
           <w:szCs w:val="18"/>
@@ -1749,7 +1680,6 @@
           <w:rPr>
             <w:rStyle w:val="Hyperlink"/>
             <w:rFonts w:ascii="Times New Roman" w:hAnsi="Times New Roman" w:cs="Times New Roman"/>
-            <w:strike/>
             <w:sz w:val="18"/>
             <w:szCs w:val="18"/>
           </w:rPr>
@@ -1759,37 +1689,11 @@
       <w:r>
         <w:rPr>
           <w:rFonts w:ascii="Times New Roman" w:hAnsi="Times New Roman" w:cs="Times New Roman"/>
-          <w:strike/>
           <w:color w:val="000000"/>
           <w:sz w:val="18"/>
           <w:szCs w:val="18"/>
         </w:rPr>
         <w:t>]</w:t>
-      </w:r>
-    </w:p>
-    <w:p>
-      <w:pPr>
-        <w:spacing w:line="360" w:lineRule="auto"/>
-        <w:jc w:val="both"/>
-        <w:rPr>
-          <w:rFonts w:ascii="Times New Roman" w:hAnsi="Times New Roman" w:cs="Times New Roman"/>
-          <w:strike/>
-          <w:color w:val="000000"/>
-          <w:sz w:val="18"/>
-          <w:szCs w:val="18"/>
-        </w:rPr>
-      </w:pPr>
-      <w:r>
-        <w:rPr>
-          <w:rFonts w:ascii="Times New Roman" w:eastAsia="Times New Roman" w:hAnsi="Times New Roman" w:cs="Times New Roman"/>
-          <w:strike/>
-          <w:color w:val="EE0000"/>
-          <w:spacing w:val="6"/>
-          <w:sz w:val="18"/>
-          <w:szCs w:val="18"/>
-          <w:lang w:eastAsia="en-GB"/>
-        </w:rPr>
-        <w:t>Categories: Vessels, Fundus photography, AI</w:t>
       </w:r>
     </w:p>
     <w:p>
@@ -1803,6 +1707,29 @@
           <w:szCs w:val="18"/>
         </w:rPr>
       </w:pPr>
+      <w:r>
+        <w:rPr>
+          <w:rFonts w:ascii="Times New Roman" w:eastAsia="Times New Roman" w:hAnsi="Times New Roman" w:cs="Times New Roman"/>
+          <w:color w:val="EE0000"/>
+          <w:spacing w:val="6"/>
+          <w:sz w:val="18"/>
+          <w:szCs w:val="18"/>
+          <w:lang w:eastAsia="en-GB"/>
+        </w:rPr>
+        <w:t>Categories: Vessels, Fundus photography, AI</w:t>
+      </w:r>
+    </w:p>
+    <w:p>
+      <w:pPr>
+        <w:spacing w:line="360" w:lineRule="auto"/>
+        <w:jc w:val="both"/>
+        <w:rPr>
+          <w:rFonts w:ascii="Times New Roman" w:hAnsi="Times New Roman" w:cs="Times New Roman"/>
+          <w:color w:val="000000"/>
+          <w:sz w:val="18"/>
+          <w:szCs w:val="18"/>
+        </w:rPr>
+      </w:pPr>
     </w:p>
     <w:p>
       <w:pPr>
@@ -1810,7 +1737,6 @@
         <w:jc w:val="both"/>
         <w:rPr>
           <w:rFonts w:ascii="Times New Roman" w:eastAsia="Times New Roman" w:hAnsi="Times New Roman" w:cs="Times New Roman"/>
-          <w:strike/>
           <w:color w:val="000000" w:themeColor="text1"/>
           <w:spacing w:val="6"/>
           <w:sz w:val="18"/>
@@ -1823,7 +1749,6 @@
           <w:rFonts w:ascii="Times New Roman" w:hAnsi="Times New Roman" w:cs="Times New Roman"/>
           <w:b/>
           <w:bCs/>
-          <w:strike/>
           <w:color w:val="000000"/>
           <w:sz w:val="18"/>
           <w:szCs w:val="18"/>
@@ -1833,7 +1758,6 @@
       <w:r>
         <w:rPr>
           <w:rFonts w:ascii="Times New Roman" w:hAnsi="Times New Roman" w:cs="Times New Roman"/>
-          <w:strike/>
           <w:color w:val="000000"/>
           <w:sz w:val="18"/>
           <w:szCs w:val="18"/>
@@ -1843,7 +1767,6 @@
       <w:r>
         <w:rPr>
           <w:rFonts w:ascii="Times New Roman" w:hAnsi="Times New Roman" w:cs="Times New Roman"/>
-          <w:strike/>
           <w:color w:val="000000"/>
           <w:sz w:val="18"/>
           <w:szCs w:val="18"/>
@@ -1853,7 +1776,6 @@
       <w:r>
         <w:rPr>
           <w:rFonts w:ascii="Times New Roman" w:hAnsi="Times New Roman" w:cs="Times New Roman"/>
-          <w:strike/>
           <w:color w:val="000000"/>
           <w:sz w:val="18"/>
           <w:szCs w:val="18"/>
@@ -1863,7 +1785,6 @@
       <w:r>
         <w:rPr>
           <w:rFonts w:ascii="Times New Roman" w:hAnsi="Times New Roman" w:cs="Times New Roman"/>
-          <w:strike/>
           <w:color w:val="000000"/>
           <w:sz w:val="18"/>
           <w:szCs w:val="18"/>
@@ -1873,7 +1794,6 @@
       <w:r>
         <w:rPr>
           <w:rFonts w:ascii="Times New Roman" w:hAnsi="Times New Roman" w:cs="Times New Roman"/>
-          <w:strike/>
           <w:color w:val="000000"/>
           <w:sz w:val="18"/>
           <w:szCs w:val="18"/>
@@ -1883,7 +1803,6 @@
       <w:r>
         <w:rPr>
           <w:rFonts w:ascii="Times New Roman" w:hAnsi="Times New Roman" w:cs="Times New Roman"/>
-          <w:strike/>
           <w:color w:val="000000"/>
           <w:sz w:val="18"/>
           <w:szCs w:val="18"/>
@@ -1893,7 +1812,6 @@
       <w:r>
         <w:rPr>
           <w:rFonts w:ascii="Times New Roman" w:hAnsi="Times New Roman" w:cs="Times New Roman"/>
-          <w:strike/>
           <w:color w:val="000000"/>
           <w:sz w:val="18"/>
           <w:szCs w:val="18"/>
@@ -1903,7 +1821,6 @@
       <w:r>
         <w:rPr>
           <w:rFonts w:ascii="Times New Roman" w:hAnsi="Times New Roman" w:cs="Times New Roman"/>
-          <w:strike/>
           <w:color w:val="000000"/>
           <w:sz w:val="18"/>
           <w:szCs w:val="18"/>
@@ -1913,7 +1830,6 @@
       <w:r>
         <w:rPr>
           <w:rFonts w:ascii="Times New Roman" w:eastAsia="Times New Roman" w:hAnsi="Times New Roman" w:cs="Times New Roman"/>
-          <w:strike/>
           <w:color w:val="000000" w:themeColor="text1"/>
           <w:spacing w:val="6"/>
           <w:sz w:val="18"/>
@@ -1927,7 +1843,6 @@
           <w:rFonts w:ascii="Times New Roman" w:eastAsia="Times New Roman" w:hAnsi="Times New Roman" w:cs="Times New Roman"/>
           <w:i/>
           <w:iCs/>
-          <w:strike/>
           <w:color w:val="000000" w:themeColor="text1"/>
           <w:spacing w:val="6"/>
           <w:sz w:val="18"/>
@@ -1939,7 +1854,6 @@
       <w:r>
         <w:rPr>
           <w:rFonts w:ascii="Times New Roman" w:eastAsia="Times New Roman" w:hAnsi="Times New Roman" w:cs="Times New Roman"/>
-          <w:strike/>
           <w:color w:val="000000" w:themeColor="text1"/>
           <w:spacing w:val="6"/>
           <w:sz w:val="18"/>
@@ -1953,7 +1867,6 @@
           <w:rPr>
             <w:rStyle w:val="Hyperlink"/>
             <w:rFonts w:ascii="Times New Roman" w:eastAsia="Times New Roman" w:hAnsi="Times New Roman" w:cs="Times New Roman"/>
-            <w:strike/>
             <w:spacing w:val="6"/>
             <w:sz w:val="18"/>
             <w:szCs w:val="18"/>
@@ -1965,7 +1878,6 @@
       <w:r>
         <w:rPr>
           <w:rFonts w:ascii="Times New Roman" w:eastAsia="Times New Roman" w:hAnsi="Times New Roman" w:cs="Times New Roman"/>
-          <w:strike/>
           <w:color w:val="000000" w:themeColor="text1"/>
           <w:spacing w:val="6"/>
           <w:sz w:val="18"/>
@@ -1981,7 +1893,6 @@
             <w:rFonts w:ascii="Times New Roman" w:eastAsia="Times New Roman" w:hAnsi="Times New Roman" w:cs="Times New Roman"/>
             <w:b/>
             <w:bCs/>
-            <w:strike/>
             <w:spacing w:val="6"/>
             <w:sz w:val="18"/>
             <w:szCs w:val="18"/>
@@ -1993,7 +1904,6 @@
       <w:r>
         <w:rPr>
           <w:rFonts w:ascii="Times New Roman" w:eastAsia="Times New Roman" w:hAnsi="Times New Roman" w:cs="Times New Roman"/>
-          <w:strike/>
           <w:color w:val="000000" w:themeColor="text1"/>
           <w:spacing w:val="6"/>
           <w:sz w:val="18"/>
@@ -2005,7 +1915,6 @@
       <w:r>
         <w:rPr>
           <w:rFonts w:ascii="Times New Roman" w:eastAsia="Times New Roman" w:hAnsi="Times New Roman" w:cs="Times New Roman"/>
-          <w:strike/>
           <w:color w:val="EE0000"/>
           <w:spacing w:val="6"/>
           <w:sz w:val="18"/>
@@ -2021,7 +1930,6 @@
         <w:jc w:val="both"/>
         <w:rPr>
           <w:rFonts w:ascii="Times New Roman" w:eastAsia="Times New Roman" w:hAnsi="Times New Roman" w:cs="Times New Roman"/>
-          <w:strike/>
           <w:color w:val="C00000"/>
           <w:spacing w:val="6"/>
           <w:sz w:val="18"/>
@@ -2034,7 +1942,6 @@
           <w:rFonts w:ascii="Times New Roman" w:eastAsia="Times New Roman" w:hAnsi="Times New Roman" w:cs="Times New Roman"/>
           <w:b/>
           <w:bCs/>
-          <w:strike/>
           <w:color w:val="000000" w:themeColor="text1"/>
           <w:spacing w:val="6"/>
           <w:sz w:val="18"/>
@@ -2046,7 +1953,6 @@
       <w:r>
         <w:rPr>
           <w:rFonts w:ascii="Times New Roman" w:eastAsia="Times New Roman" w:hAnsi="Times New Roman" w:cs="Times New Roman"/>
-          <w:strike/>
           <w:color w:val="000000" w:themeColor="text1"/>
           <w:spacing w:val="6"/>
           <w:sz w:val="18"/>
@@ -2062,7 +1968,6 @@
             <w:rFonts w:ascii="Times New Roman" w:eastAsia="Times New Roman" w:hAnsi="Times New Roman" w:cs="Times New Roman"/>
             <w:b/>
             <w:bCs/>
-            <w:strike/>
             <w:spacing w:val="6"/>
             <w:sz w:val="18"/>
             <w:szCs w:val="18"/>
@@ -2074,7 +1979,6 @@
       <w:r>
         <w:rPr>
           <w:rFonts w:ascii="Times New Roman" w:eastAsia="Times New Roman" w:hAnsi="Times New Roman" w:cs="Times New Roman"/>
-          <w:strike/>
           <w:color w:val="000000" w:themeColor="text1"/>
           <w:spacing w:val="6"/>
           <w:sz w:val="18"/>
@@ -2090,7 +1994,6 @@
             <w:rFonts w:ascii="Times New Roman" w:eastAsia="Times New Roman" w:hAnsi="Times New Roman" w:cs="Times New Roman"/>
             <w:b/>
             <w:bCs/>
-            <w:strike/>
             <w:spacing w:val="6"/>
             <w:sz w:val="18"/>
             <w:szCs w:val="18"/>
@@ -2102,7 +2005,6 @@
       <w:r>
         <w:rPr>
           <w:rFonts w:ascii="Times New Roman" w:eastAsia="Times New Roman" w:hAnsi="Times New Roman" w:cs="Times New Roman"/>
-          <w:strike/>
           <w:color w:val="000000" w:themeColor="text1"/>
           <w:spacing w:val="6"/>
           <w:sz w:val="18"/>
@@ -2114,7 +2016,6 @@
       <w:r>
         <w:rPr>
           <w:rFonts w:ascii="Times New Roman" w:eastAsia="Times New Roman" w:hAnsi="Times New Roman" w:cs="Times New Roman"/>
-          <w:strike/>
           <w:color w:val="000000" w:themeColor="text1"/>
           <w:spacing w:val="6"/>
           <w:sz w:val="18"/>
@@ -2126,7 +2027,6 @@
       <w:r>
         <w:rPr>
           <w:rFonts w:ascii="Times New Roman" w:eastAsia="Times New Roman" w:hAnsi="Times New Roman" w:cs="Times New Roman"/>
-          <w:strike/>
           <w:color w:val="EE0000"/>
           <w:spacing w:val="6"/>
           <w:sz w:val="18"/>
@@ -2142,20 +2042,18 @@
         <w:jc w:val="both"/>
         <w:rPr>
           <w:rFonts w:ascii="Times New Roman" w:eastAsia="Times New Roman" w:hAnsi="Times New Roman" w:cs="Times New Roman"/>
-          <w:strike/>
-          <w:color w:val="000000" w:themeColor="text1"/>
-          <w:spacing w:val="6"/>
-          <w:sz w:val="18"/>
-          <w:szCs w:val="18"/>
-          <w:lang w:eastAsia="en-GB"/>
-        </w:rPr>
-      </w:pPr>
-      <w:r>
-        <w:rPr>
-          <w:rFonts w:ascii="Times New Roman" w:eastAsia="Times New Roman" w:hAnsi="Times New Roman" w:cs="Times New Roman"/>
-          <w:b/>
-          <w:bCs/>
-          <w:strike/>
+          <w:color w:val="000000" w:themeColor="text1"/>
+          <w:spacing w:val="6"/>
+          <w:sz w:val="18"/>
+          <w:szCs w:val="18"/>
+          <w:lang w:eastAsia="en-GB"/>
+        </w:rPr>
+      </w:pPr>
+      <w:r>
+        <w:rPr>
+          <w:rFonts w:ascii="Times New Roman" w:eastAsia="Times New Roman" w:hAnsi="Times New Roman" w:cs="Times New Roman"/>
+          <w:b/>
+          <w:bCs/>
           <w:color w:val="000000" w:themeColor="text1"/>
           <w:spacing w:val="6"/>
           <w:sz w:val="18"/>
@@ -2167,7 +2065,6 @@
       <w:r>
         <w:rPr>
           <w:rFonts w:ascii="Times New Roman" w:eastAsia="Times New Roman" w:hAnsi="Times New Roman" w:cs="Times New Roman"/>
-          <w:strike/>
           <w:color w:val="000000" w:themeColor="text1"/>
           <w:spacing w:val="6"/>
           <w:sz w:val="18"/>
@@ -2183,7 +2080,6 @@
             <w:rFonts w:ascii="Times New Roman" w:eastAsia="Times New Roman" w:hAnsi="Times New Roman" w:cs="Times New Roman"/>
             <w:b/>
             <w:bCs/>
-            <w:strike/>
             <w:spacing w:val="6"/>
             <w:sz w:val="18"/>
             <w:szCs w:val="18"/>
@@ -2195,7 +2091,6 @@
       <w:r>
         <w:rPr>
           <w:rFonts w:ascii="Times New Roman" w:eastAsia="Times New Roman" w:hAnsi="Times New Roman" w:cs="Times New Roman"/>
-          <w:strike/>
           <w:color w:val="000000" w:themeColor="text1"/>
           <w:spacing w:val="6"/>
           <w:sz w:val="18"/>
@@ -2211,7 +2106,6 @@
             <w:rFonts w:ascii="Times New Roman" w:eastAsia="Times New Roman" w:hAnsi="Times New Roman" w:cs="Times New Roman"/>
             <w:b/>
             <w:bCs/>
-            <w:strike/>
             <w:spacing w:val="6"/>
             <w:sz w:val="18"/>
             <w:szCs w:val="18"/>
@@ -2223,7 +2117,6 @@
       <w:r>
         <w:rPr>
           <w:rFonts w:ascii="Times New Roman" w:eastAsia="Times New Roman" w:hAnsi="Times New Roman" w:cs="Times New Roman"/>
-          <w:strike/>
           <w:color w:val="000000" w:themeColor="text1"/>
           <w:spacing w:val="6"/>
           <w:sz w:val="18"/>
@@ -2235,7 +2128,6 @@
       <w:r>
         <w:rPr>
           <w:rFonts w:ascii="Times New Roman" w:eastAsia="Times New Roman" w:hAnsi="Times New Roman" w:cs="Times New Roman"/>
-          <w:strike/>
           <w:color w:val="EE0000"/>
           <w:spacing w:val="6"/>
           <w:sz w:val="18"/>
@@ -2243,6 +2135,19 @@
           <w:lang w:eastAsia="en-GB"/>
         </w:rPr>
         <w:t>Categories: Perimetry</w:t>
+      </w:r>
+      <w:commentRangeEnd w:id="3"/>
+      <w:r>
+        <w:rPr>
+          <w:rStyle w:val="CommentReference"/>
+          <w:rFonts w:ascii="Times New Roman" w:eastAsia="Times New Roman" w:hAnsi="Times New Roman" w:cs="Times New Roman"/>
+          <w:color w:val="000000" w:themeColor="text1"/>
+          <w:spacing w:val="6"/>
+          <w:sz w:val="18"/>
+          <w:szCs w:val="18"/>
+          <w:lang w:eastAsia="en-GB"/>
+        </w:rPr>
+        <w:commentReference w:id="3"/>
       </w:r>
     </w:p>
     <w:p>
@@ -2339,20 +2244,18 @@
         <w:jc w:val="both"/>
         <w:rPr>
           <w:rFonts w:ascii="Times New Roman" w:eastAsia="Times New Roman" w:hAnsi="Times New Roman" w:cs="Times New Roman"/>
-          <w:strike/>
-          <w:color w:val="000000" w:themeColor="text1"/>
-          <w:spacing w:val="6"/>
-          <w:sz w:val="18"/>
-          <w:szCs w:val="18"/>
-          <w:lang w:eastAsia="en-GB"/>
-        </w:rPr>
-      </w:pPr>
-      <w:r>
-        <w:rPr>
-          <w:rFonts w:ascii="Times New Roman" w:eastAsia="Times New Roman" w:hAnsi="Times New Roman" w:cs="Times New Roman"/>
-          <w:b/>
-          <w:bCs/>
-          <w:strike/>
+          <w:color w:val="000000" w:themeColor="text1"/>
+          <w:spacing w:val="6"/>
+          <w:sz w:val="18"/>
+          <w:szCs w:val="18"/>
+          <w:lang w:eastAsia="en-GB"/>
+        </w:rPr>
+      </w:pPr>
+      <w:r>
+        <w:rPr>
+          <w:rFonts w:ascii="Times New Roman" w:eastAsia="Times New Roman" w:hAnsi="Times New Roman" w:cs="Times New Roman"/>
+          <w:b/>
+          <w:bCs/>
           <w:color w:val="000000" w:themeColor="text1"/>
           <w:spacing w:val="6"/>
           <w:sz w:val="18"/>
@@ -2364,7 +2267,6 @@
       <w:r>
         <w:rPr>
           <w:rFonts w:ascii="Times New Roman" w:eastAsia="Times New Roman" w:hAnsi="Times New Roman" w:cs="Times New Roman"/>
-          <w:strike/>
           <w:color w:val="000000" w:themeColor="text1"/>
           <w:spacing w:val="6"/>
           <w:sz w:val="18"/>
@@ -2378,7 +2280,6 @@
           <w:rPr>
             <w:rStyle w:val="Hyperlink"/>
             <w:rFonts w:ascii="Times New Roman" w:eastAsia="Times New Roman" w:hAnsi="Times New Roman" w:cs="Times New Roman"/>
-            <w:strike/>
             <w:spacing w:val="6"/>
             <w:sz w:val="18"/>
             <w:szCs w:val="18"/>
@@ -2390,7 +2291,6 @@
       <w:r>
         <w:rPr>
           <w:rFonts w:ascii="Times New Roman" w:eastAsia="Times New Roman" w:hAnsi="Times New Roman" w:cs="Times New Roman"/>
-          <w:strike/>
           <w:color w:val="000000" w:themeColor="text1"/>
           <w:spacing w:val="6"/>
           <w:sz w:val="18"/>
@@ -2402,7 +2302,6 @@
       <w:r>
         <w:rPr>
           <w:rFonts w:ascii="Times New Roman" w:eastAsia="Times New Roman" w:hAnsi="Times New Roman" w:cs="Times New Roman"/>
-          <w:strike/>
           <w:color w:val="000000" w:themeColor="text1"/>
           <w:spacing w:val="6"/>
           <w:sz w:val="18"/>
@@ -2417,7 +2316,6 @@
           <w:rPr>
             <w:rStyle w:val="Hyperlink"/>
             <w:rFonts w:ascii="Times New Roman" w:eastAsia="Times New Roman" w:hAnsi="Times New Roman" w:cs="Times New Roman"/>
-            <w:strike/>
             <w:spacing w:val="6"/>
             <w:sz w:val="18"/>
             <w:szCs w:val="18"/>
@@ -2429,7 +2327,6 @@
       <w:r>
         <w:rPr>
           <w:rFonts w:ascii="Times New Roman" w:eastAsia="Times New Roman" w:hAnsi="Times New Roman" w:cs="Times New Roman"/>
-          <w:strike/>
           <w:color w:val="000000" w:themeColor="text1"/>
           <w:spacing w:val="6"/>
           <w:sz w:val="18"/>
@@ -2441,7 +2338,6 @@
       <w:r>
         <w:rPr>
           <w:rFonts w:ascii="Times New Roman" w:eastAsia="Times New Roman" w:hAnsi="Times New Roman" w:cs="Times New Roman"/>
-          <w:strike/>
           <w:color w:val="EE0000"/>
           <w:spacing w:val="6"/>
           <w:sz w:val="18"/>
@@ -2457,7 +2353,6 @@
         <w:jc w:val="both"/>
         <w:rPr>
           <w:rFonts w:ascii="Times New Roman" w:eastAsia="Times New Roman" w:hAnsi="Times New Roman" w:cs="Times New Roman"/>
-          <w:strike/>
           <w:color w:val="EE0000"/>
           <w:spacing w:val="6"/>
           <w:sz w:val="18"/>
@@ -2472,20 +2367,18 @@
         <w:jc w:val="both"/>
         <w:rPr>
           <w:rFonts w:ascii="Times New Roman" w:eastAsia="Times New Roman" w:hAnsi="Times New Roman" w:cs="Times New Roman"/>
-          <w:strike/>
-          <w:color w:val="000000" w:themeColor="text1"/>
-          <w:spacing w:val="6"/>
-          <w:sz w:val="18"/>
-          <w:szCs w:val="18"/>
-          <w:lang w:eastAsia="en-GB"/>
-        </w:rPr>
-      </w:pPr>
-      <w:r>
-        <w:rPr>
-          <w:rFonts w:ascii="Times New Roman" w:eastAsia="Times New Roman" w:hAnsi="Times New Roman" w:cs="Times New Roman"/>
-          <w:b/>
-          <w:bCs/>
-          <w:strike/>
+          <w:color w:val="000000" w:themeColor="text1"/>
+          <w:spacing w:val="6"/>
+          <w:sz w:val="18"/>
+          <w:szCs w:val="18"/>
+          <w:lang w:eastAsia="en-GB"/>
+        </w:rPr>
+      </w:pPr>
+      <w:r>
+        <w:rPr>
+          <w:rFonts w:ascii="Times New Roman" w:eastAsia="Times New Roman" w:hAnsi="Times New Roman" w:cs="Times New Roman"/>
+          <w:b/>
+          <w:bCs/>
           <w:color w:val="000000" w:themeColor="text1"/>
           <w:spacing w:val="6"/>
           <w:sz w:val="18"/>
@@ -2497,7 +2390,6 @@
       <w:r>
         <w:rPr>
           <w:rFonts w:ascii="Times New Roman" w:eastAsia="Times New Roman" w:hAnsi="Times New Roman" w:cs="Times New Roman"/>
-          <w:strike/>
           <w:color w:val="000000" w:themeColor="text1"/>
           <w:spacing w:val="6"/>
           <w:sz w:val="18"/>
@@ -2509,7 +2401,6 @@
       <w:r>
         <w:rPr>
           <w:rFonts w:ascii="Times New Roman" w:eastAsia="Times New Roman" w:hAnsi="Times New Roman" w:cs="Times New Roman"/>
-          <w:strike/>
           <w:color w:val="000000" w:themeColor="text1"/>
           <w:spacing w:val="6"/>
           <w:sz w:val="18"/>
@@ -2523,7 +2414,6 @@
           <w:rPr>
             <w:rStyle w:val="Hyperlink"/>
             <w:rFonts w:ascii="Times New Roman" w:eastAsia="Times New Roman" w:hAnsi="Times New Roman" w:cs="Times New Roman"/>
-            <w:strike/>
             <w:spacing w:val="6"/>
             <w:sz w:val="18"/>
             <w:szCs w:val="18"/>
@@ -2535,7 +2425,6 @@
       <w:r>
         <w:rPr>
           <w:rFonts w:ascii="Times New Roman" w:eastAsia="Times New Roman" w:hAnsi="Times New Roman" w:cs="Times New Roman"/>
-          <w:strike/>
           <w:color w:val="000000" w:themeColor="text1"/>
           <w:spacing w:val="6"/>
           <w:sz w:val="18"/>
@@ -2549,7 +2438,6 @@
           <w:rPr>
             <w:rStyle w:val="Hyperlink"/>
             <w:rFonts w:ascii="Times New Roman" w:eastAsia="Times New Roman" w:hAnsi="Times New Roman" w:cs="Times New Roman"/>
-            <w:strike/>
             <w:spacing w:val="6"/>
             <w:sz w:val="18"/>
             <w:szCs w:val="18"/>
@@ -2561,7 +2449,6 @@
       <w:r>
         <w:rPr>
           <w:rFonts w:ascii="Times New Roman" w:eastAsia="Times New Roman" w:hAnsi="Times New Roman" w:cs="Times New Roman"/>
-          <w:strike/>
           <w:color w:val="000000" w:themeColor="text1"/>
           <w:spacing w:val="6"/>
           <w:sz w:val="18"/>
@@ -2573,7 +2460,6 @@
       <w:r>
         <w:rPr>
           <w:rFonts w:ascii="Times New Roman" w:eastAsia="Times New Roman" w:hAnsi="Times New Roman" w:cs="Times New Roman"/>
-          <w:strike/>
           <w:color w:val="EE0000"/>
           <w:spacing w:val="6"/>
           <w:sz w:val="18"/>
@@ -2589,7 +2475,6 @@
         <w:jc w:val="both"/>
         <w:rPr>
           <w:rFonts w:ascii="Times New Roman" w:eastAsia="Times New Roman" w:hAnsi="Times New Roman" w:cs="Times New Roman"/>
-          <w:strike/>
           <w:color w:val="EE0000"/>
           <w:spacing w:val="6"/>
           <w:sz w:val="18"/>
@@ -2604,20 +2489,18 @@
         <w:jc w:val="both"/>
         <w:rPr>
           <w:rFonts w:ascii="Times New Roman" w:eastAsia="Times New Roman" w:hAnsi="Times New Roman" w:cs="Times New Roman"/>
-          <w:strike/>
-          <w:color w:val="000000" w:themeColor="text1"/>
-          <w:spacing w:val="6"/>
-          <w:sz w:val="18"/>
-          <w:szCs w:val="18"/>
-          <w:lang w:eastAsia="en-GB"/>
-        </w:rPr>
-      </w:pPr>
-      <w:r>
-        <w:rPr>
-          <w:rFonts w:ascii="Times New Roman" w:eastAsia="Times New Roman" w:hAnsi="Times New Roman" w:cs="Times New Roman"/>
-          <w:b/>
-          <w:bCs/>
-          <w:strike/>
+          <w:color w:val="000000" w:themeColor="text1"/>
+          <w:spacing w:val="6"/>
+          <w:sz w:val="18"/>
+          <w:szCs w:val="18"/>
+          <w:lang w:eastAsia="en-GB"/>
+        </w:rPr>
+      </w:pPr>
+      <w:r>
+        <w:rPr>
+          <w:rFonts w:ascii="Times New Roman" w:eastAsia="Times New Roman" w:hAnsi="Times New Roman" w:cs="Times New Roman"/>
+          <w:b/>
+          <w:bCs/>
           <w:color w:val="000000" w:themeColor="text1"/>
           <w:spacing w:val="6"/>
           <w:sz w:val="18"/>
@@ -2629,7 +2512,6 @@
       <w:r>
         <w:rPr>
           <w:rFonts w:ascii="Times New Roman" w:eastAsia="Times New Roman" w:hAnsi="Times New Roman" w:cs="Times New Roman"/>
-          <w:strike/>
           <w:color w:val="000000" w:themeColor="text1"/>
           <w:spacing w:val="6"/>
           <w:sz w:val="18"/>
@@ -2645,7 +2527,6 @@
             <w:rFonts w:ascii="Times New Roman" w:eastAsia="Times New Roman" w:hAnsi="Times New Roman" w:cs="Times New Roman"/>
             <w:b/>
             <w:bCs/>
-            <w:strike/>
             <w:spacing w:val="6"/>
             <w:sz w:val="18"/>
             <w:szCs w:val="18"/>
@@ -2657,7 +2538,6 @@
       <w:r>
         <w:rPr>
           <w:rFonts w:ascii="Times New Roman" w:eastAsia="Times New Roman" w:hAnsi="Times New Roman" w:cs="Times New Roman"/>
-          <w:strike/>
           <w:color w:val="000000" w:themeColor="text1"/>
           <w:spacing w:val="6"/>
           <w:sz w:val="18"/>
@@ -2673,7 +2553,6 @@
             <w:rFonts w:ascii="Times New Roman" w:eastAsia="Times New Roman" w:hAnsi="Times New Roman" w:cs="Times New Roman"/>
             <w:b/>
             <w:bCs/>
-            <w:strike/>
             <w:spacing w:val="6"/>
             <w:sz w:val="18"/>
             <w:szCs w:val="18"/>
@@ -2685,7 +2564,6 @@
       <w:r>
         <w:rPr>
           <w:rFonts w:ascii="Times New Roman" w:eastAsia="Times New Roman" w:hAnsi="Times New Roman" w:cs="Times New Roman"/>
-          <w:strike/>
           <w:color w:val="000000" w:themeColor="text1"/>
           <w:spacing w:val="6"/>
           <w:sz w:val="18"/>
@@ -2697,7 +2575,6 @@
       <w:r>
         <w:rPr>
           <w:rFonts w:ascii="Times New Roman" w:eastAsia="Times New Roman" w:hAnsi="Times New Roman" w:cs="Times New Roman"/>
-          <w:strike/>
           <w:color w:val="EE0000"/>
           <w:spacing w:val="6"/>
           <w:sz w:val="18"/>
@@ -2846,6 +2723,7 @@
           <w:lang w:eastAsia="en-GB"/>
         </w:rPr>
       </w:pPr>
+      <w:commentRangeStart w:id="4"/>
       <w:r>
         <w:rPr>
           <w:rFonts w:ascii="Times New Roman" w:eastAsia="Times New Roman" w:hAnsi="Times New Roman" w:cs="Times New Roman"/>
@@ -3600,7 +3478,7 @@
           <w:lang w:eastAsia="en-GB"/>
         </w:rPr>
       </w:pPr>
-      <w:commentRangeStart w:id="3"/>
+      <w:commentRangeStart w:id="5"/>
       <w:r>
         <w:rPr>
           <w:rFonts w:ascii="Times New Roman" w:eastAsia="Times New Roman" w:hAnsi="Times New Roman" w:cs="Times New Roman"/>
@@ -3612,7 +3490,7 @@
         </w:rPr>
         <w:t>Joshua Chui</w:t>
       </w:r>
-      <w:commentRangeEnd w:id="3"/>
+      <w:commentRangeEnd w:id="5"/>
       <w:r>
         <w:rPr>
           <w:rStyle w:val="CommentReference"/>
@@ -3623,7 +3501,7 @@
           <w:szCs w:val="18"/>
           <w:lang w:eastAsia="en-GB"/>
         </w:rPr>
-        <w:commentReference w:id="3"/>
+        <w:commentReference w:id="5"/>
       </w:r>
       <w:r>
         <w:rPr>
@@ -3706,6 +3584,19 @@
           <w:lang w:eastAsia="en-GB"/>
         </w:rPr>
         <w:t>Zac Maslen, intern in software engineering</w:t>
+      </w:r>
+      <w:commentRangeEnd w:id="4"/>
+      <w:r>
+        <w:rPr>
+          <w:rStyle w:val="CommentReference"/>
+          <w:rFonts w:ascii="Times New Roman" w:eastAsia="Times New Roman" w:hAnsi="Times New Roman" w:cs="Times New Roman"/>
+          <w:color w:val="000000" w:themeColor="text1"/>
+          <w:spacing w:val="6"/>
+          <w:sz w:val="18"/>
+          <w:szCs w:val="18"/>
+          <w:lang w:eastAsia="en-GB"/>
+        </w:rPr>
+        <w:commentReference w:id="4"/>
       </w:r>
     </w:p>
     <w:p>
@@ -5162,10 +5053,13 @@
       </w:r>
     </w:p>
   </w:comment>
-  <w:comment w:id="3" w:author="Dayu Liu" w:date="2026-04-28T13:33:00Z" w:initials="DL">
+  <w:comment w:id="3" w:author="Dayu Liu" w:date="2026-05-01T10:47:00Z" w:initials="DL">
     <w:p>
       <w:pPr>
         <w:pStyle w:val="CommentText"/>
+        <w:rPr>
+          <w:lang w:val="en-US" w:eastAsia="zh-CN"/>
+        </w:rPr>
       </w:pPr>
       <w:r>
         <w:rPr>
@@ -5175,9 +5069,132 @@
       </w:r>
       <w:r>
         <w:rPr>
+          <w:lang w:val="en-US" w:eastAsia="zh-CN"/>
+        </w:rPr>
+        <w:t xml:space="preserve">To keep align with </w:t>
+      </w:r>
+      <w:r>
+        <w:rPr>
+          <w:lang w:val="en-US" w:eastAsia="zh-CN"/>
+        </w:rPr>
+        <w:t>previous</w:t>
+      </w:r>
+      <w:r>
+        <w:rPr>
+          <w:lang w:val="en-US" w:eastAsia="zh-CN"/>
+        </w:rPr>
+        <w:t xml:space="preserve"> styles:</w:t>
+      </w:r>
+      <w:r>
+        <w:rPr>
+          <w:lang w:val="en-US" w:eastAsia="zh-CN"/>
+        </w:rPr>
+        <w:br/>
+      </w:r>
+      <w:r>
+        <w:rPr>
+          <w:lang w:val="en-US" w:eastAsia="zh-CN"/>
+        </w:rPr>
+        <w:br/>
+        <w:t>In the description section, the tool name is not in bold and no hyphen symbol follows:</w:t>
+      </w:r>
+    </w:p>
+    <w:p>
+      <w:pPr>
+        <w:pStyle w:val="CommentText"/>
+        <w:rPr>
+          <w:rFonts w:ascii="Times New Roman" w:hAnsi="Times New Roman" w:cs="Times New Roman"/>
+          <w:color w:val="000000"/>
+          <w:sz w:val="18"/>
+          <w:szCs w:val="18"/>
+        </w:rPr>
+      </w:pPr>
+      <w:r>
+        <w:rPr>
+          <w:lang w:val="en-US" w:eastAsia="zh-CN"/>
+        </w:rPr>
+        <w:t xml:space="preserve">e.g. </w:t>
+      </w:r>
+      <w:r>
+        <w:rPr>
+          <w:rFonts w:ascii="Times New Roman" w:hAnsi="Times New Roman" w:cs="Times New Roman"/>
+          <w:color w:val="000000"/>
+          <w:sz w:val="18"/>
+          <w:szCs w:val="18"/>
+        </w:rPr>
+        <w:t>AutoMorph</w:t>
+      </w:r>
+      <w:r>
+        <w:rPr>
+          <w:rFonts w:ascii="Times New Roman" w:hAnsi="Times New Roman" w:cs="Times New Roman"/>
+          <w:color w:val="000000"/>
+          <w:sz w:val="18"/>
+          <w:szCs w:val="18"/>
+        </w:rPr>
+        <w:t xml:space="preserve"> is a fully automated image analysis tool</w:t>
+      </w:r>
+    </w:p>
+    <w:p>
+      <w:pPr>
+        <w:pStyle w:val="CommentText"/>
+        <w:rPr>
+          <w:rFonts w:ascii="Times New Roman" w:hAnsi="Times New Roman" w:cs="Times New Roman"/>
+          <w:color w:val="000000"/>
+          <w:sz w:val="18"/>
+          <w:szCs w:val="18"/>
+        </w:rPr>
+      </w:pPr>
+    </w:p>
+    <w:p>
+      <w:pPr>
+        <w:pStyle w:val="CommentText"/>
+        <w:rPr>
+          <w:lang w:val="en-US" w:eastAsia="zh-CN"/>
+        </w:rPr>
+      </w:pPr>
+      <w:r>
+        <w:rPr>
+          <w:rFonts w:ascii="Times New Roman" w:hAnsi="Times New Roman" w:cs="Times New Roman"/>
+          <w:color w:val="000000"/>
+          <w:sz w:val="18"/>
+          <w:szCs w:val="18"/>
+        </w:rPr>
+        <w:t>let me know if you would like to change</w:t>
+      </w:r>
+    </w:p>
+  </w:comment>
+  <w:comment w:id="5" w:author="Dayu Liu" w:date="2026-04-28T13:33:00Z" w:initials="DL">
+    <w:p>
+      <w:pPr>
+        <w:pStyle w:val="CommentText"/>
+      </w:pPr>
+      <w:r>
+        <w:rPr>
+          <w:rStyle w:val="CommentReference"/>
+        </w:rPr>
+        <w:annotationRef/>
+      </w:r>
+      <w:r>
+        <w:rPr>
           <w:lang w:val="en-US"/>
         </w:rPr>
         <w:t>Joshua chai?</w:t>
+      </w:r>
+    </w:p>
+  </w:comment>
+  <w:comment w:id="4" w:author="Dayu Liu" w:date="2026-05-01T10:51:00Z" w:initials="DL">
+    <w:p>
+      <w:pPr>
+        <w:pStyle w:val="CommentText"/>
+      </w:pPr>
+      <w:r>
+        <w:rPr>
+          <w:rStyle w:val="CommentReference"/>
+        </w:rPr>
+        <w:annotationRef/>
+      </w:r>
+      <w:r>
+        <w:t>Previously in alphabetic order, now in manual order, let me know if you would like to change</w:t>
       </w:r>
     </w:p>
   </w:comment>
@@ -5189,7 +5206,9 @@
   <w15:commentEx w15:paraId="3796C172" w15:done="0"/>
   <w15:commentEx w15:paraId="4C298EA7" w15:paraIdParent="3796C172" w15:done="0"/>
   <w15:commentEx w15:paraId="4C270013" w15:paraIdParent="3796C172" w15:done="0"/>
+  <w15:commentEx w15:paraId="1DA94926" w15:done="0"/>
   <w15:commentEx w15:paraId="6EAEC425" w15:done="0"/>
+  <w15:commentEx w15:paraId="45E0969A" w15:done="0"/>
 </w15:commentsEx>
 </file>
 
@@ -5198,7 +5217,9 @@
   <w16cex:commentExtensible w16cex:durableId="6E2B9891" w16cex:dateUtc="2024-11-19T02:40:00Z"/>
   <w16cex:commentExtensible w16cex:durableId="35490E4C" w16cex:dateUtc="2024-11-19T02:47:00Z"/>
   <w16cex:commentExtensible w16cex:durableId="07129B45" w16cex:dateUtc="2025-03-25T05:23:00Z"/>
+  <w16cex:commentExtensible w16cex:durableId="225117AE" w16cex:dateUtc="2026-05-01T02:47:00Z"/>
   <w16cex:commentExtensible w16cex:durableId="3E0A63BA" w16cex:dateUtc="2026-04-28T05:33:00Z"/>
+  <w16cex:commentExtensible w16cex:durableId="6C257BC0" w16cex:dateUtc="2026-05-01T02:51:00Z"/>
 </w16cex:commentsExtensible>
 </file>
 
@@ -5207,7 +5228,9 @@
   <w16cid:commentId w16cid:paraId="3796C172" w16cid:durableId="6E2B9891"/>
   <w16cid:commentId w16cid:paraId="4C298EA7" w16cid:durableId="35490E4C"/>
   <w16cid:commentId w16cid:paraId="4C270013" w16cid:durableId="07129B45"/>
+  <w16cid:commentId w16cid:paraId="1DA94926" w16cid:durableId="225117AE"/>
   <w16cid:commentId w16cid:paraId="6EAEC425" w16cid:durableId="3E0A63BA"/>
+  <w16cid:commentId w16cid:paraId="45E0969A" w16cid:durableId="6C257BC0"/>
 </w16cid:commentsIds>
 </file>
 
